--- a/Master-Document.docx
+++ b/Master-Document.docx
@@ -105,12 +105,28 @@
               </w:rPr>
               <w:t xml:space="preserve">BA — </w:t>
             </w:r>
-            <w:r>
-              <w:rPr>
-                <w:color w:val="1E2761"/>
-              </w:rPr>
-              <w:t>Sovannchetra Hav</w:t>
-            </w:r>
+            <w:proofErr w:type="spellStart"/>
+            <w:r>
+              <w:rPr>
+                <w:color w:val="1E2761"/>
+              </w:rPr>
+              <w:t>Sovannchetra</w:t>
+            </w:r>
+            <w:proofErr w:type="spellEnd"/>
+            <w:r>
+              <w:rPr>
+                <w:color w:val="1E2761"/>
+              </w:rPr>
+              <w:t xml:space="preserve"> </w:t>
+            </w:r>
+            <w:proofErr w:type="spellStart"/>
+            <w:r>
+              <w:rPr>
+                <w:color w:val="1E2761"/>
+              </w:rPr>
+              <w:t>Hav</w:t>
+            </w:r>
+            <w:proofErr w:type="spellEnd"/>
           </w:p>
         </w:tc>
         <w:tc>
@@ -381,6 +397,7 @@
             <w:vAlign w:val="center"/>
           </w:tcPr>
           <w:p>
+            <w:proofErr w:type="gramStart"/>
             <w:r>
               <w:rPr>
                 <w:color w:val="1E2761"/>
@@ -391,7 +408,14 @@
               <w:rPr>
                 <w:color w:val="1E2761"/>
               </w:rPr>
-              <w:t xml:space="preserve">, </w:t>
+              <w:t>,</w:t>
+            </w:r>
+            <w:proofErr w:type="gramEnd"/>
+            <w:r>
+              <w:rPr>
+                <w:color w:val="1E2761"/>
+              </w:rPr>
+              <w:t xml:space="preserve"> </w:t>
             </w:r>
             <w:r>
               <w:rPr>
@@ -440,7 +464,15 @@
         <w:t xml:space="preserve">Done: </w:t>
       </w:r>
       <w:r>
-        <w:t>Produced mockups for the restyled login page and the team page layout, including the placeholder-avatar and long-blurb cases BA flagged.</w:t>
+        <w:t xml:space="preserve">Produced </w:t>
+      </w:r>
+      <w:proofErr w:type="spellStart"/>
+      <w:r>
+        <w:t>mockups</w:t>
+      </w:r>
+      <w:proofErr w:type="spellEnd"/>
+      <w:r>
+        <w:t xml:space="preserve"> for the restyled login page and the team page layout, including the placeholder-avatar and long-blurb cases BA flagged.</w:t>
       </w:r>
     </w:p>
     <w:p>
@@ -475,8 +507,25 @@
     </w:p>
     <w:p>
       <w:pPr>
-        <w:spacing w:after="140"/>
-      </w:pPr>
+        <w:shd w:val="clear" w:color="auto" w:fill="16204F"/>
+        <w:spacing w:after="120"/>
+        <w:ind w:left="100" w:right="100"/>
+      </w:pPr>
+      <w:r>
+        <w:rPr>
+          <w:b/>
+          <w:bCs/>
+          <w:color w:val="FFFFFF"/>
+        </w:rPr>
+        <w:t xml:space="preserve">Git URL:  </w:t>
+      </w:r>
+      <w:r>
+        <w:rPr>
+          <w:rFonts w:ascii="Consolas" w:eastAsia="Consolas" w:hAnsi="Consolas" w:cs="Consolas"/>
+          <w:color w:val="8FD3D6"/>
+        </w:rPr>
+        <w:t>https://github.com/JAhtuam/garage-boilerplate-basic/commit/d0aa961af314d7ec39eeb92990a883472c09d0ac</w:t>
+      </w:r>
     </w:p>
     <w:p>
       <w:pPr>
@@ -488,7 +537,162 @@
         </w:rPr>
         <w:lastRenderedPageBreak/>
         <w:drawing>
-          <wp:inline distT="0" distB="0" distL="0" distR="0" wp14:anchorId="684C28BF" wp14:editId="6A30DE2E">
+          <wp:anchor distT="0" distB="0" distL="114300" distR="114300" simplePos="0" relativeHeight="251660288" behindDoc="1" locked="0" layoutInCell="1" allowOverlap="1" wp14:anchorId="16D2A497" wp14:editId="2A00E137">
+            <wp:simplePos x="0" y="0"/>
+            <wp:positionH relativeFrom="margin">
+              <wp:align>left</wp:align>
+            </wp:positionH>
+            <wp:positionV relativeFrom="paragraph">
+              <wp:posOffset>692785</wp:posOffset>
+            </wp:positionV>
+            <wp:extent cx="2410740" cy="4427220"/>
+            <wp:effectExtent l="0" t="0" r="8890" b="0"/>
+            <wp:wrapTight wrapText="bothSides">
+              <wp:wrapPolygon edited="0">
+                <wp:start x="0" y="0"/>
+                <wp:lineTo x="0" y="21470"/>
+                <wp:lineTo x="21509" y="21470"/>
+                <wp:lineTo x="21509" y="0"/>
+                <wp:lineTo x="0" y="0"/>
+              </wp:wrapPolygon>
+            </wp:wrapTight>
+            <wp:docPr id="486500056" name="Picture 2"/>
+            <wp:cNvGraphicFramePr>
+              <a:graphicFrameLocks xmlns:a="http://schemas.openxmlformats.org/drawingml/2006/main" noChangeAspect="1"/>
+            </wp:cNvGraphicFramePr>
+            <a:graphic xmlns:a="http://schemas.openxmlformats.org/drawingml/2006/main">
+              <a:graphicData uri="http://schemas.openxmlformats.org/drawingml/2006/picture">
+                <pic:pic xmlns:pic="http://schemas.openxmlformats.org/drawingml/2006/picture">
+                  <pic:nvPicPr>
+                    <pic:cNvPr id="0" name="Picture 2"/>
+                    <pic:cNvPicPr>
+                      <a:picLocks noChangeAspect="1" noChangeArrowheads="1"/>
+                    </pic:cNvPicPr>
+                  </pic:nvPicPr>
+                  <pic:blipFill>
+                    <a:blip r:embed="rId7" cstate="print">
+                      <a:extLst>
+                        <a:ext uri="{28A0092B-C50C-407E-A947-70E740481C1C}">
+                          <a14:useLocalDpi xmlns:a14="http://schemas.microsoft.com/office/drawing/2010/main" val="0"/>
+                        </a:ext>
+                      </a:extLst>
+                    </a:blip>
+                    <a:srcRect/>
+                    <a:stretch>
+                      <a:fillRect/>
+                    </a:stretch>
+                  </pic:blipFill>
+                  <pic:spPr bwMode="auto">
+                    <a:xfrm>
+                      <a:off x="0" y="0"/>
+                      <a:ext cx="2410740" cy="4427220"/>
+                    </a:xfrm>
+                    <a:prstGeom prst="rect">
+                      <a:avLst/>
+                    </a:prstGeom>
+                    <a:noFill/>
+                    <a:ln>
+                      <a:noFill/>
+                    </a:ln>
+                  </pic:spPr>
+                </pic:pic>
+              </a:graphicData>
+            </a:graphic>
+            <wp14:sizeRelH relativeFrom="margin">
+              <wp14:pctWidth>0</wp14:pctWidth>
+            </wp14:sizeRelH>
+            <wp14:sizeRelV relativeFrom="margin">
+              <wp14:pctHeight>0</wp14:pctHeight>
+            </wp14:sizeRelV>
+          </wp:anchor>
+        </w:drawing>
+      </w:r>
+      <w:r>
+        <w:rPr>
+          <w:noProof/>
+        </w:rPr>
+        <w:drawing>
+          <wp:anchor distT="0" distB="0" distL="114300" distR="114300" simplePos="0" relativeHeight="251659264" behindDoc="1" locked="0" layoutInCell="1" allowOverlap="1" wp14:anchorId="7ECCC2D5" wp14:editId="105B6D01">
+            <wp:simplePos x="0" y="0"/>
+            <wp:positionH relativeFrom="column">
+              <wp:posOffset>2636520</wp:posOffset>
+            </wp:positionH>
+            <wp:positionV relativeFrom="paragraph">
+              <wp:posOffset>756920</wp:posOffset>
+            </wp:positionV>
+            <wp:extent cx="3446780" cy="2553970"/>
+            <wp:effectExtent l="0" t="0" r="1270" b="0"/>
+            <wp:wrapTight wrapText="bothSides">
+              <wp:wrapPolygon edited="0">
+                <wp:start x="0" y="0"/>
+                <wp:lineTo x="0" y="21428"/>
+                <wp:lineTo x="21489" y="21428"/>
+                <wp:lineTo x="21489" y="0"/>
+                <wp:lineTo x="0" y="0"/>
+              </wp:wrapPolygon>
+            </wp:wrapTight>
+            <wp:docPr id="1622519442" name="Picture 1"/>
+            <wp:cNvGraphicFramePr>
+              <a:graphicFrameLocks xmlns:a="http://schemas.openxmlformats.org/drawingml/2006/main" noChangeAspect="1"/>
+            </wp:cNvGraphicFramePr>
+            <a:graphic xmlns:a="http://schemas.openxmlformats.org/drawingml/2006/main">
+              <a:graphicData uri="http://schemas.openxmlformats.org/drawingml/2006/picture">
+                <pic:pic xmlns:pic="http://schemas.openxmlformats.org/drawingml/2006/picture">
+                  <pic:nvPicPr>
+                    <pic:cNvPr id="0" name="Picture 1"/>
+                    <pic:cNvPicPr>
+                      <a:picLocks noChangeAspect="1" noChangeArrowheads="1"/>
+                    </pic:cNvPicPr>
+                  </pic:nvPicPr>
+                  <pic:blipFill>
+                    <a:blip r:embed="rId8" cstate="print">
+                      <a:extLst>
+                        <a:ext uri="{28A0092B-C50C-407E-A947-70E740481C1C}">
+                          <a14:useLocalDpi xmlns:a14="http://schemas.microsoft.com/office/drawing/2010/main" val="0"/>
+                        </a:ext>
+                      </a:extLst>
+                    </a:blip>
+                    <a:srcRect/>
+                    <a:stretch>
+                      <a:fillRect/>
+                    </a:stretch>
+                  </pic:blipFill>
+                  <pic:spPr bwMode="auto">
+                    <a:xfrm>
+                      <a:off x="0" y="0"/>
+                      <a:ext cx="3446780" cy="2553970"/>
+                    </a:xfrm>
+                    <a:prstGeom prst="rect">
+                      <a:avLst/>
+                    </a:prstGeom>
+                    <a:noFill/>
+                    <a:ln>
+                      <a:noFill/>
+                    </a:ln>
+                  </pic:spPr>
+                </pic:pic>
+              </a:graphicData>
+            </a:graphic>
+            <wp14:sizeRelH relativeFrom="margin">
+              <wp14:pctWidth>0</wp14:pctWidth>
+            </wp14:sizeRelH>
+            <wp14:sizeRelV relativeFrom="margin">
+              <wp14:pctHeight>0</wp14:pctHeight>
+            </wp14:sizeRelV>
+          </wp:anchor>
+        </w:drawing>
+      </w:r>
+    </w:p>
+    <w:p>
+      <w:pPr>
+        <w:spacing w:after="140"/>
+      </w:pPr>
+      <w:r>
+        <w:rPr>
+          <w:noProof/>
+        </w:rPr>
+        <w:drawing>
+          <wp:inline distT="0" distB="0" distL="0" distR="0" wp14:anchorId="648BFDFD" wp14:editId="699BCAF1">
             <wp:extent cx="3503930" cy="2589530"/>
             <wp:effectExtent l="0" t="0" r="1270" b="1270"/>
             <wp:docPr id="55452720" name="Picture 1"/>
@@ -505,7 +709,7 @@
                     </pic:cNvPicPr>
                   </pic:nvPicPr>
                   <pic:blipFill>
-                    <a:blip r:embed="rId7">
+                    <a:blip r:embed="rId9">
                       <a:extLst>
                         <a:ext uri="{28A0092B-C50C-407E-A947-70E740481C1C}">
                           <a14:useLocalDpi xmlns:a14="http://schemas.microsoft.com/office/drawing/2010/main" val="0"/>
@@ -536,6 +740,11 @@
           </wp:inline>
         </w:drawing>
       </w:r>
+    </w:p>
+    <w:p>
+      <w:pPr>
+        <w:spacing w:after="140"/>
+      </w:pPr>
     </w:p>
     <w:p>
       <w:pPr>
@@ -615,7 +824,14 @@
               <w:rPr>
                 <w:color w:val="1E2761"/>
               </w:rPr>
-              <w:t xml:space="preserve">BA — </w:t>
+              <w:t xml:space="preserve">BA </w:t>
+            </w:r>
+            <w:proofErr w:type="gramStart"/>
+            <w:r>
+              <w:rPr>
+                <w:color w:val="1E2761"/>
+              </w:rPr>
+              <w:t xml:space="preserve">— </w:t>
             </w:r>
             <w:r>
               <w:rPr>
@@ -623,9 +839,20 @@
               </w:rPr>
               <w:t xml:space="preserve"> </w:t>
             </w:r>
-            <w:r>
-              <w:t>Sovannchetra Hav</w:t>
-            </w:r>
+            <w:proofErr w:type="spellStart"/>
+            <w:r>
+              <w:t>Sovannchetra</w:t>
+            </w:r>
+            <w:proofErr w:type="spellEnd"/>
+            <w:proofErr w:type="gramEnd"/>
+            <w:r>
+              <w:t xml:space="preserve"> </w:t>
+            </w:r>
+            <w:proofErr w:type="spellStart"/>
+            <w:r>
+              <w:t>Hav</w:t>
+            </w:r>
+            <w:proofErr w:type="spellEnd"/>
           </w:p>
         </w:tc>
         <w:tc>
@@ -723,7 +950,15 @@
         <w:t xml:space="preserve">Done: </w:t>
       </w:r>
       <w:r>
-        <w:t>Checked both mockups against the requirements doc. All fields present, login scope stayed to styling only, placeholder-avatar and long-blurb cases both covered. Approved as-is, no changes requested.</w:t>
+        <w:t xml:space="preserve">Checked both </w:t>
+      </w:r>
+      <w:proofErr w:type="spellStart"/>
+      <w:r>
+        <w:t>mockups</w:t>
+      </w:r>
+      <w:proofErr w:type="spellEnd"/>
+      <w:r>
+        <w:t xml:space="preserve"> against the requirements doc. All fields present, login scope stayed to styling only, placeholder-avatar and long-blurb cases both covered. Approved as-is, no changes requested.</w:t>
       </w:r>
     </w:p>
     <w:p>
@@ -931,7 +1166,15 @@
         <w:t xml:space="preserve">Done: </w:t>
       </w:r>
       <w:r>
-        <w:t>Applied the approved login styling (colors, layout, branding). Confirmed auth logic, validation, and session handling are all untouched.</w:t>
+        <w:t>Applied the approved login styling (</w:t>
+      </w:r>
+      <w:proofErr w:type="spellStart"/>
+      <w:r>
+        <w:t>colors</w:t>
+      </w:r>
+      <w:proofErr w:type="spellEnd"/>
+      <w:r>
+        <w:t>, layout, branding). Confirmed auth logic, validation, and session handling are all untouched.</w:t>
       </w:r>
     </w:p>
     <w:p>
@@ -980,10 +1223,9 @@
           <w:bCs/>
           <w:color w:val="FFFFFF"/>
         </w:rPr>
-        <w:lastRenderedPageBreak/>
         <w:t xml:space="preserve">Git URL (commit):  </w:t>
       </w:r>
-      <w:hyperlink r:id="rId8" w:history="1">
+      <w:hyperlink r:id="rId10" w:history="1">
         <w:r>
           <w:rPr>
             <w:rStyle w:val="Hyperlink"/>
@@ -1033,6 +1275,7 @@
           <w:sz w:val="24"/>
           <w:szCs w:val="24"/>
         </w:rPr>
+        <w:lastRenderedPageBreak/>
         <w:drawing>
           <wp:inline distT="0" distB="0" distL="0" distR="0" wp14:anchorId="1CF7BDE0" wp14:editId="26C0E66D">
             <wp:extent cx="3503930" cy="2589530"/>
@@ -1051,7 +1294,7 @@
                     </pic:cNvPicPr>
                   </pic:nvPicPr>
                   <pic:blipFill>
-                    <a:blip r:embed="rId9">
+                    <a:blip r:embed="rId11">
                       <a:extLst>
                         <a:ext uri="{28A0092B-C50C-407E-A947-70E740481C1C}">
                           <a14:useLocalDpi xmlns:a14="http://schemas.microsoft.com/office/drawing/2010/main" val="0"/>
@@ -1299,7 +1542,6 @@
         <w:rPr>
           <w:noProof/>
         </w:rPr>
-        <w:lastRenderedPageBreak/>
         <w:drawing>
           <wp:inline distT="0" distB="0" distL="0" distR="0" wp14:anchorId="1D426C83" wp14:editId="65256AE1">
             <wp:extent cx="3503930" cy="2589530"/>
@@ -1318,7 +1560,7 @@
                     </pic:cNvPicPr>
                   </pic:nvPicPr>
                   <pic:blipFill>
-                    <a:blip r:embed="rId10">
+                    <a:blip r:embed="rId12">
                       <a:extLst>
                         <a:ext uri="{28A0092B-C50C-407E-A947-70E740481C1C}">
                           <a14:useLocalDpi xmlns:a14="http://schemas.microsoft.com/office/drawing/2010/main" val="0"/>
@@ -1356,6 +1598,7 @@
         <w:spacing w:before="320" w:after="140"/>
       </w:pPr>
       <w:r>
+        <w:lastRenderedPageBreak/>
         <w:t>[Login Restyling Bootstrap] Task 6 — Test Login → Redirect → Team Page Flow</w:t>
       </w:r>
     </w:p>
@@ -1773,7 +2016,6 @@
           <w:bCs/>
           <w:color w:val="FFFFFF"/>
         </w:rPr>
-        <w:lastRenderedPageBreak/>
         <w:t xml:space="preserve">Git URL (test script):  </w:t>
       </w:r>
       <w:r>
@@ -1832,8 +2074,18 @@
                 <w:iCs/>
                 <w:color w:val="888888"/>
               </w:rPr>
-              <w:t>[ IMAGE PLACEHOLDER — Invalid login error state screenshot — replace with actual screenshot ]</w:t>
-            </w:r>
+              <w:t xml:space="preserve">[ IMAGE PLACEHOLDER — Invalid login error state screenshot — replace with actual </w:t>
+            </w:r>
+            <w:proofErr w:type="gramStart"/>
+            <w:r>
+              <w:rPr>
+                <w:i/>
+                <w:iCs/>
+                <w:color w:val="888888"/>
+              </w:rPr>
+              <w:t>screenshot ]</w:t>
+            </w:r>
+            <w:proofErr w:type="gramEnd"/>
           </w:p>
         </w:tc>
       </w:tr>
@@ -2018,6 +2270,7 @@
           <w:b/>
           <w:bCs/>
         </w:rPr>
+        <w:lastRenderedPageBreak/>
         <w:t xml:space="preserve">Note for next role: </w:t>
       </w:r>
       <w:r>
@@ -2052,7 +2305,7 @@
       </w:pPr>
     </w:p>
     <w:sectPr>
-      <w:headerReference w:type="default" r:id="rId11"/>
+      <w:headerReference w:type="default" r:id="rId13"/>
       <w:pgSz w:w="12240" w:h="15840"/>
       <w:pgMar w:top="1440" w:right="1440" w:bottom="1440" w:left="1440" w:header="708" w:footer="708" w:gutter="0"/>
       <w:cols w:space="720"/>

--- a/Master-Document.docx
+++ b/Master-Document.docx
@@ -1,60 +1,65 @@
 
 <file path=word/document.xml><?xml version="1.0" encoding="utf-8"?>
-<w:document xmlns:wpc="http://schemas.microsoft.com/office/word/2010/wordprocessingCanvas" xmlns:cx="http://schemas.microsoft.com/office/drawing/2014/chartex" xmlns:cx1="http://schemas.microsoft.com/office/drawing/2015/9/8/chartex" xmlns:cx2="http://schemas.microsoft.com/office/drawing/2015/10/21/chartex" xmlns:cx3="http://schemas.microsoft.com/office/drawing/2016/5/9/chartex" xmlns:cx4="http://schemas.microsoft.com/office/drawing/2016/5/10/chartex" xmlns:cx5="http://schemas.microsoft.com/office/drawing/2016/5/11/chartex" xmlns:cx6="http://schemas.microsoft.com/office/drawing/2016/5/12/chartex" xmlns:cx7="http://schemas.microsoft.com/office/drawing/2016/5/13/chartex" xmlns:cx8="http://schemas.microsoft.com/office/drawing/2016/5/14/chartex" xmlns:mc="http://schemas.openxmlformats.org/markup-compatibility/2006" xmlns:aink="http://schemas.microsoft.com/office/drawing/2016/ink" xmlns:am3d="http://schemas.microsoft.com/office/drawing/2017/model3d" xmlns:o="urn:schemas-microsoft-com:office:office" xmlns:oel="http://schemas.microsoft.com/office/2019/extlst" xmlns:r="http://schemas.openxmlformats.org/officeDocument/2006/relationships" xmlns:m="http://schemas.openxmlformats.org/officeDocument/2006/math" xmlns:v="urn:schemas-microsoft-com:vml" xmlns:wp14="http://schemas.microsoft.com/office/word/2010/wordprocessingDrawing" xmlns:wp="http://schemas.openxmlformats.org/drawingml/2006/wordprocessingDrawing" xmlns:w10="urn:schemas-microsoft-com:office:word" xmlns:w="http://schemas.openxmlformats.org/wordprocessingml/2006/main" xmlns:w14="http://schemas.microsoft.com/office/word/2010/wordml" xmlns:w15="http://schemas.microsoft.com/office/word/2012/wordml" xmlns:w16cei="http://schemas.microsoft.com/office/word/2026/wordml/cei" xmlns:w16cex="http://schemas.microsoft.com/office/word/2018/wordml/cex" xmlns:w16cid="http://schemas.microsoft.com/office/word/2016/wordml/cid" xmlns:w16="http://schemas.microsoft.com/office/word/2018/wordml" xmlns:w16du="http://schemas.microsoft.com/office/word/2023/wordml/word16du" xmlns:w16sdtdh="http://schemas.microsoft.com/office/word/2020/wordml/sdtdatahash" xmlns:w16sdtfl="http://schemas.microsoft.com/office/word/2024/wordml/sdtformatlock" xmlns:w16se="http://schemas.microsoft.com/office/word/2015/wordml/symex" xmlns:wpg="http://schemas.microsoft.com/office/word/2010/wordprocessingGroup" xmlns:wpi="http://schemas.microsoft.com/office/word/2010/wordprocessingInk" xmlns:wne="http://schemas.microsoft.com/office/word/2006/wordml" xmlns:wps="http://schemas.microsoft.com/office/word/2010/wordprocessingShape" mc:Ignorable="w14 w15 w16se w16cid w16 w16cex w16sdtdh w16sdtfl w16du wp14">
+<w:document xmlns:o="urn:schemas-microsoft-com:office:office" xmlns:r="http://schemas.openxmlformats.org/officeDocument/2006/relationships" xmlns:v="urn:schemas-microsoft-com:vml" xmlns:w="http://schemas.openxmlformats.org/wordprocessingml/2006/main" xmlns:w10="urn:schemas-microsoft-com:office:word" xmlns:wp="http://schemas.openxmlformats.org/drawingml/2006/wordprocessingDrawing" xmlns:pic="http://schemas.openxmlformats.org/drawingml/2006/picture" xmlns:wps="http://schemas.microsoft.com/office/word/2010/wordprocessingShape" xmlns:wpg="http://schemas.microsoft.com/office/word/2010/wordprocessingGroup" xmlns:mc="http://schemas.openxmlformats.org/markup-compatibility/2006" xmlns:wp14="http://schemas.microsoft.com/office/word/2010/wordprocessingDrawing" xmlns:w14="http://schemas.microsoft.com/office/word/2010/wordml" xmlns:w15="http://schemas.microsoft.com/office/word/2012/wordml" mc:Ignorable="w14 wp14 w15">
   <w:body>
     <w:p>
       <w:pPr>
         <w:pStyle w:val="Title"/>
-        <w:spacing w:after="60"/>
-      </w:pPr>
-      <w:r>
-        <w:t xml:space="preserve">Master Document — </w:t>
-      </w:r>
-      <w:r>
-        <w:t>Group 70</w:t>
-      </w:r>
-      <w:r>
-        <w:t xml:space="preserve"> Mock Sprint</w:t>
-      </w:r>
-    </w:p>
-    <w:p>
-      <w:pPr>
-        <w:spacing w:after="280"/>
-      </w:pPr>
-    </w:p>
-    <w:p>
-      <w:pPr>
+        <w:spacing w:before="0" w:after="60"/>
+        <w:rPr/>
+      </w:pPr>
+      <w:r>
+        <w:rPr/>
+        <w:t>Master Document — Group 70 Mock Sprint</w:t>
+      </w:r>
+    </w:p>
+    <w:p>
+      <w:pPr>
+        <w:pStyle w:val="Normal"/>
+        <w:spacing w:before="0" w:after="280"/>
+        <w:rPr/>
+      </w:pPr>
+      <w:r>
+        <w:rPr/>
+      </w:r>
+    </w:p>
+    <w:p>
+      <w:pPr>
+        <w:pStyle w:val="Normal"/>
         <w:pBdr>
           <w:bottom w:val="single" w:sz="6" w:space="4" w:color="D5D9E6"/>
         </w:pBdr>
-        <w:spacing w:after="240"/>
-      </w:pPr>
+        <w:spacing w:before="0" w:after="240"/>
+        <w:rPr/>
+      </w:pPr>
+      <w:r>
+        <w:rPr/>
+      </w:r>
     </w:p>
     <w:p>
       <w:pPr>
         <w:pStyle w:val="Heading1"/>
         <w:spacing w:before="320" w:after="140"/>
-      </w:pPr>
-      <w:r>
+        <w:rPr/>
+      </w:pPr>
+      <w:r>
+        <w:rPr/>
         <w:t>[Login Restyling Bootstrap] Task 1 —Write Requirements: Team Page &amp; Login Styling</w:t>
       </w:r>
     </w:p>
     <w:tbl>
       <w:tblPr>
         <w:tblW w:w="9000" w:type="dxa"/>
-        <w:tblBorders>
-          <w:top w:val="single" w:sz="4" w:space="0" w:color="auto"/>
-          <w:left w:val="single" w:sz="4" w:space="0" w:color="auto"/>
-          <w:bottom w:val="single" w:sz="4" w:space="0" w:color="auto"/>
-          <w:right w:val="single" w:sz="4" w:space="0" w:color="auto"/>
-          <w:insideH w:val="single" w:sz="4" w:space="0" w:color="auto"/>
-          <w:insideV w:val="single" w:sz="4" w:space="0" w:color="auto"/>
-        </w:tblBorders>
+        <w:jc w:val="start"/>
+        <w:tblInd w:w="0" w:type="dxa"/>
+        <w:tblLayout w:type="fixed"/>
         <w:tblCellMar>
-          <w:left w:w="10" w:type="dxa"/>
-          <w:right w:w="10" w:type="dxa"/>
+          <w:top w:w="80" w:type="dxa"/>
+          <w:start w:w="120" w:type="dxa"/>
+          <w:bottom w:w="80" w:type="dxa"/>
+          <w:end w:w="120" w:type="dxa"/>
         </w:tblCellMar>
-        <w:tblLook w:val="0000" w:firstRow="0" w:lastRow="0" w:firstColumn="0" w:lastColumn="0" w:noHBand="0" w:noVBand="0"/>
+        <w:tblLook w:noHBand="0" w:noVBand="0" w:firstColumn="0" w:lastRow="0" w:lastColumn="0" w:firstRow="0" w:val="0000"/>
       </w:tblPr>
       <w:tblGrid>
         <w:gridCol w:w="1800"/>
@@ -63,19 +68,24 @@
         <w:gridCol w:w="2000"/>
       </w:tblGrid>
       <w:tr>
+        <w:trPr/>
         <w:tc>
           <w:tcPr>
             <w:tcW w:w="1800" w:type="dxa"/>
-            <w:shd w:val="clear" w:color="auto" w:fill="F3F6FC"/>
-            <w:tcMar>
-              <w:top w:w="80" w:type="dxa"/>
-              <w:left w:w="120" w:type="dxa"/>
-              <w:bottom w:w="80" w:type="dxa"/>
-              <w:right w:w="120" w:type="dxa"/>
-            </w:tcMar>
+            <w:tcBorders>
+              <w:top w:val="single" w:sz="4" w:space="0" w:color="000000"/>
+              <w:start w:val="single" w:sz="4" w:space="0" w:color="000000"/>
+              <w:bottom w:val="single" w:sz="4" w:space="0" w:color="000000"/>
+              <w:end w:val="single" w:sz="4" w:space="0" w:color="000000"/>
+            </w:tcBorders>
+            <w:shd w:color="auto" w:fill="F3F6FC" w:val="clear"/>
             <w:vAlign w:val="center"/>
           </w:tcPr>
           <w:p>
+            <w:pPr>
+              <w:pStyle w:val="Normal"/>
+              <w:rPr/>
+            </w:pPr>
             <w:r>
               <w:rPr>
                 <w:b/>
@@ -89,43 +99,45 @@
         <w:tc>
           <w:tcPr>
             <w:tcW w:w="3600" w:type="dxa"/>
-            <w:shd w:val="clear" w:color="auto" w:fill="A6E3A1"/>
-            <w:tcMar>
-              <w:top w:w="80" w:type="dxa"/>
-              <w:left w:w="120" w:type="dxa"/>
-              <w:bottom w:w="80" w:type="dxa"/>
-              <w:right w:w="120" w:type="dxa"/>
-            </w:tcMar>
+            <w:tcBorders>
+              <w:top w:val="single" w:sz="4" w:space="0" w:color="000000"/>
+              <w:start w:val="single" w:sz="4" w:space="0" w:color="000000"/>
+              <w:bottom w:val="single" w:sz="4" w:space="0" w:color="000000"/>
+              <w:end w:val="single" w:sz="4" w:space="0" w:color="000000"/>
+            </w:tcBorders>
+            <w:shd w:color="auto" w:fill="A6E3A1" w:val="clear"/>
             <w:vAlign w:val="center"/>
           </w:tcPr>
           <w:p>
-            <w:r>
-              <w:rPr>
-                <w:color w:val="1E2761"/>
-              </w:rPr>
-              <w:t xml:space="preserve">BA — </w:t>
-            </w:r>
-            <w:r>
-              <w:rPr>
-                <w:color w:val="1E2761"/>
-              </w:rPr>
-              <w:t>Sovannchetra Hav</w:t>
+            <w:pPr>
+              <w:pStyle w:val="Normal"/>
+              <w:rPr/>
+            </w:pPr>
+            <w:r>
+              <w:rPr>
+                <w:color w:val="1E2761"/>
+              </w:rPr>
+              <w:t>BA — Sovannchetra Hav</w:t>
             </w:r>
           </w:p>
         </w:tc>
         <w:tc>
           <w:tcPr>
             <w:tcW w:w="1600" w:type="dxa"/>
-            <w:shd w:val="clear" w:color="auto" w:fill="F3F6FC"/>
-            <w:tcMar>
-              <w:top w:w="80" w:type="dxa"/>
-              <w:left w:w="120" w:type="dxa"/>
-              <w:bottom w:w="80" w:type="dxa"/>
-              <w:right w:w="120" w:type="dxa"/>
-            </w:tcMar>
+            <w:tcBorders>
+              <w:top w:val="single" w:sz="4" w:space="0" w:color="000000"/>
+              <w:start w:val="single" w:sz="4" w:space="0" w:color="000000"/>
+              <w:bottom w:val="single" w:sz="4" w:space="0" w:color="000000"/>
+              <w:end w:val="single" w:sz="4" w:space="0" w:color="000000"/>
+            </w:tcBorders>
+            <w:shd w:color="auto" w:fill="F3F6FC" w:val="clear"/>
             <w:vAlign w:val="center"/>
           </w:tcPr>
           <w:p>
+            <w:pPr>
+              <w:pStyle w:val="Normal"/>
+              <w:rPr/>
+            </w:pPr>
             <w:r>
               <w:rPr>
                 <w:b/>
@@ -139,39 +151,25 @@
         <w:tc>
           <w:tcPr>
             <w:tcW w:w="2000" w:type="dxa"/>
-            <w:shd w:val="clear" w:color="auto" w:fill="FFFFFF"/>
-            <w:tcMar>
-              <w:top w:w="80" w:type="dxa"/>
-              <w:left w:w="120" w:type="dxa"/>
-              <w:bottom w:w="80" w:type="dxa"/>
-              <w:right w:w="120" w:type="dxa"/>
-            </w:tcMar>
+            <w:tcBorders>
+              <w:top w:val="single" w:sz="4" w:space="0" w:color="000000"/>
+              <w:start w:val="single" w:sz="4" w:space="0" w:color="000000"/>
+              <w:bottom w:val="single" w:sz="4" w:space="0" w:color="000000"/>
+              <w:end w:val="single" w:sz="4" w:space="0" w:color="000000"/>
+            </w:tcBorders>
+            <w:shd w:color="auto" w:fill="FFFFFF" w:val="clear"/>
             <w:vAlign w:val="center"/>
           </w:tcPr>
           <w:p>
-            <w:r>
-              <w:rPr>
-                <w:color w:val="1E2761"/>
-              </w:rPr>
-              <w:t>Wednesday</w:t>
-            </w:r>
-            <w:r>
-              <w:rPr>
-                <w:color w:val="1E2761"/>
-              </w:rPr>
-              <w:t>, 1</w:t>
-            </w:r>
-            <w:r>
-              <w:rPr>
-                <w:color w:val="1E2761"/>
-              </w:rPr>
-              <w:t>2</w:t>
-            </w:r>
-            <w:r>
-              <w:rPr>
-                <w:color w:val="1E2761"/>
-              </w:rPr>
-              <w:t xml:space="preserve"> August 2026</w:t>
+            <w:pPr>
+              <w:pStyle w:val="Normal"/>
+              <w:rPr/>
+            </w:pPr>
+            <w:r>
+              <w:rPr>
+                <w:color w:val="1E2761"/>
+              </w:rPr>
+              <w:t>Wednesday, 12 August 2026</w:t>
             </w:r>
           </w:p>
         </w:tc>
@@ -179,7 +177,9 @@
     </w:tbl>
     <w:p>
       <w:pPr>
+        <w:pStyle w:val="Normal"/>
         <w:spacing w:before="160" w:after="40"/>
+        <w:rPr/>
       </w:pPr>
       <w:r>
         <w:rPr>
@@ -192,7 +192,9 @@
     </w:p>
     <w:p>
       <w:pPr>
-        <w:spacing w:after="60"/>
+        <w:pStyle w:val="Normal"/>
+        <w:spacing w:before="0" w:after="60"/>
+        <w:rPr/>
       </w:pPr>
       <w:r>
         <w:rPr>
@@ -202,12 +204,15 @@
         <w:t xml:space="preserve">Done: </w:t>
       </w:r>
       <w:r>
+        <w:rPr/>
         <w:t>Documented required fields for the team page (team name, project name, per-member photo/name/role, about-us blurb) and confirmed login work is styling-only, no auth logic changes.</w:t>
       </w:r>
     </w:p>
     <w:p>
       <w:pPr>
-        <w:spacing w:after="60"/>
+        <w:pStyle w:val="Normal"/>
+        <w:spacing w:before="0" w:after="60"/>
+        <w:rPr/>
       </w:pPr>
       <w:r>
         <w:rPr>
@@ -217,12 +222,15 @@
         <w:t xml:space="preserve">Deliverable: </w:t>
       </w:r>
       <w:r>
+        <w:rPr/>
         <w:t>Requirements document, committed to the team repo.</w:t>
       </w:r>
     </w:p>
     <w:p>
       <w:pPr>
-        <w:spacing w:after="140"/>
+        <w:pStyle w:val="Normal"/>
+        <w:spacing w:before="0" w:after="140"/>
+        <w:rPr/>
       </w:pPr>
       <w:r>
         <w:rPr>
@@ -232,14 +240,17 @@
         <w:t xml:space="preserve">Note for next role: </w:t>
       </w:r>
       <w:r>
+        <w:rPr/>
         <w:t>UX — we have 5 team members, one doesn't have a headshot yet, so the design needs a placeholder-avatar treatment. Two members also have longer blurbs, so don't assume a one-line blurb.</w:t>
       </w:r>
     </w:p>
     <w:p>
       <w:pPr>
+        <w:pStyle w:val="Normal"/>
         <w:shd w:val="clear" w:color="auto" w:fill="16204F"/>
-        <w:spacing w:after="120"/>
-        <w:ind w:left="100" w:right="100"/>
+        <w:spacing w:before="0" w:after="120"/>
+        <w:ind w:start="100" w:end="100"/>
+        <w:rPr/>
       </w:pPr>
       <w:r>
         <w:rPr>
@@ -251,7 +262,7 @@
       </w:r>
       <w:r>
         <w:rPr>
-          <w:rFonts w:ascii="Consolas" w:eastAsia="Consolas" w:hAnsi="Consolas" w:cs="Consolas"/>
+          <w:rFonts w:eastAsia="Consolas" w:cs="Consolas" w:ascii="Consolas" w:hAnsi="Consolas"/>
           <w:color w:val="8FD3D6"/>
         </w:rPr>
         <w:t>https://github.com/team-byte-size/team-page/blob/main/docs/requirements.md</w:t>
@@ -259,34 +270,38 @@
     </w:p>
     <w:p>
       <w:pPr>
-        <w:spacing w:after="260"/>
-      </w:pPr>
+        <w:pStyle w:val="Normal"/>
+        <w:spacing w:before="0" w:after="260"/>
+        <w:rPr/>
+      </w:pPr>
+      <w:r>
+        <w:rPr/>
+      </w:r>
     </w:p>
     <w:p>
       <w:pPr>
         <w:pStyle w:val="Heading1"/>
         <w:spacing w:before="320" w:after="140"/>
-      </w:pPr>
-      <w:r>
+        <w:rPr/>
+      </w:pPr>
+      <w:r>
+        <w:rPr/>
         <w:t>[Login Restyling Bootstrap] Task 2 — Design Login Style &amp; Team Page Layout</w:t>
       </w:r>
     </w:p>
     <w:tbl>
       <w:tblPr>
         <w:tblW w:w="9000" w:type="dxa"/>
-        <w:tblBorders>
-          <w:top w:val="single" w:sz="4" w:space="0" w:color="auto"/>
-          <w:left w:val="single" w:sz="4" w:space="0" w:color="auto"/>
-          <w:bottom w:val="single" w:sz="4" w:space="0" w:color="auto"/>
-          <w:right w:val="single" w:sz="4" w:space="0" w:color="auto"/>
-          <w:insideH w:val="single" w:sz="4" w:space="0" w:color="auto"/>
-          <w:insideV w:val="single" w:sz="4" w:space="0" w:color="auto"/>
-        </w:tblBorders>
+        <w:jc w:val="start"/>
+        <w:tblInd w:w="0" w:type="dxa"/>
+        <w:tblLayout w:type="fixed"/>
         <w:tblCellMar>
-          <w:left w:w="10" w:type="dxa"/>
-          <w:right w:w="10" w:type="dxa"/>
+          <w:top w:w="80" w:type="dxa"/>
+          <w:start w:w="120" w:type="dxa"/>
+          <w:bottom w:w="80" w:type="dxa"/>
+          <w:end w:w="120" w:type="dxa"/>
         </w:tblCellMar>
-        <w:tblLook w:val="0000" w:firstRow="0" w:lastRow="0" w:firstColumn="0" w:lastColumn="0" w:noHBand="0" w:noVBand="0"/>
+        <w:tblLook w:noHBand="0" w:noVBand="0" w:firstColumn="0" w:lastRow="0" w:lastColumn="0" w:firstRow="0" w:val="0000"/>
       </w:tblPr>
       <w:tblGrid>
         <w:gridCol w:w="1800"/>
@@ -295,19 +310,24 @@
         <w:gridCol w:w="2000"/>
       </w:tblGrid>
       <w:tr>
+        <w:trPr/>
         <w:tc>
           <w:tcPr>
             <w:tcW w:w="1800" w:type="dxa"/>
-            <w:shd w:val="clear" w:color="auto" w:fill="F3F6FC"/>
-            <w:tcMar>
-              <w:top w:w="80" w:type="dxa"/>
-              <w:left w:w="120" w:type="dxa"/>
-              <w:bottom w:w="80" w:type="dxa"/>
-              <w:right w:w="120" w:type="dxa"/>
-            </w:tcMar>
+            <w:tcBorders>
+              <w:top w:val="single" w:sz="4" w:space="0" w:color="000000"/>
+              <w:start w:val="single" w:sz="4" w:space="0" w:color="000000"/>
+              <w:bottom w:val="single" w:sz="4" w:space="0" w:color="000000"/>
+              <w:end w:val="single" w:sz="4" w:space="0" w:color="000000"/>
+            </w:tcBorders>
+            <w:shd w:color="auto" w:fill="F3F6FC" w:val="clear"/>
             <w:vAlign w:val="center"/>
           </w:tcPr>
           <w:p>
+            <w:pPr>
+              <w:pStyle w:val="Normal"/>
+              <w:rPr/>
+            </w:pPr>
             <w:r>
               <w:rPr>
                 <w:b/>
@@ -321,43 +341,45 @@
         <w:tc>
           <w:tcPr>
             <w:tcW w:w="3600" w:type="dxa"/>
-            <w:shd w:val="clear" w:color="auto" w:fill="F9E2AF"/>
-            <w:tcMar>
-              <w:top w:w="80" w:type="dxa"/>
-              <w:left w:w="120" w:type="dxa"/>
-              <w:bottom w:w="80" w:type="dxa"/>
-              <w:right w:w="120" w:type="dxa"/>
-            </w:tcMar>
+            <w:tcBorders>
+              <w:top w:val="single" w:sz="4" w:space="0" w:color="000000"/>
+              <w:start w:val="single" w:sz="4" w:space="0" w:color="000000"/>
+              <w:bottom w:val="single" w:sz="4" w:space="0" w:color="000000"/>
+              <w:end w:val="single" w:sz="4" w:space="0" w:color="000000"/>
+            </w:tcBorders>
+            <w:shd w:color="auto" w:fill="F9E2AF" w:val="clear"/>
             <w:vAlign w:val="center"/>
           </w:tcPr>
           <w:p>
-            <w:r>
-              <w:rPr>
-                <w:color w:val="1E2761"/>
-              </w:rPr>
-              <w:t xml:space="preserve">UX — </w:t>
-            </w:r>
-            <w:r>
-              <w:rPr>
-                <w:color w:val="1E2761"/>
-              </w:rPr>
-              <w:t>Maheswara Abhinaya</w:t>
+            <w:pPr>
+              <w:pStyle w:val="Normal"/>
+              <w:rPr/>
+            </w:pPr>
+            <w:r>
+              <w:rPr>
+                <w:color w:val="1E2761"/>
+              </w:rPr>
+              <w:t>UX — Maheswara Abhinaya</w:t>
             </w:r>
           </w:p>
         </w:tc>
         <w:tc>
           <w:tcPr>
             <w:tcW w:w="1600" w:type="dxa"/>
-            <w:shd w:val="clear" w:color="auto" w:fill="F3F6FC"/>
-            <w:tcMar>
-              <w:top w:w="80" w:type="dxa"/>
-              <w:left w:w="120" w:type="dxa"/>
-              <w:bottom w:w="80" w:type="dxa"/>
-              <w:right w:w="120" w:type="dxa"/>
-            </w:tcMar>
+            <w:tcBorders>
+              <w:top w:val="single" w:sz="4" w:space="0" w:color="000000"/>
+              <w:start w:val="single" w:sz="4" w:space="0" w:color="000000"/>
+              <w:bottom w:val="single" w:sz="4" w:space="0" w:color="000000"/>
+              <w:end w:val="single" w:sz="4" w:space="0" w:color="000000"/>
+            </w:tcBorders>
+            <w:shd w:color="auto" w:fill="F3F6FC" w:val="clear"/>
             <w:vAlign w:val="center"/>
           </w:tcPr>
           <w:p>
+            <w:pPr>
+              <w:pStyle w:val="Normal"/>
+              <w:rPr/>
+            </w:pPr>
             <w:r>
               <w:rPr>
                 <w:b/>
@@ -371,45 +393,25 @@
         <w:tc>
           <w:tcPr>
             <w:tcW w:w="2000" w:type="dxa"/>
-            <w:shd w:val="clear" w:color="auto" w:fill="FFFFFF"/>
-            <w:tcMar>
-              <w:top w:w="80" w:type="dxa"/>
-              <w:left w:w="120" w:type="dxa"/>
-              <w:bottom w:w="80" w:type="dxa"/>
-              <w:right w:w="120" w:type="dxa"/>
-            </w:tcMar>
+            <w:tcBorders>
+              <w:top w:val="single" w:sz="4" w:space="0" w:color="000000"/>
+              <w:start w:val="single" w:sz="4" w:space="0" w:color="000000"/>
+              <w:bottom w:val="single" w:sz="4" w:space="0" w:color="000000"/>
+              <w:end w:val="single" w:sz="4" w:space="0" w:color="000000"/>
+            </w:tcBorders>
+            <w:shd w:color="auto" w:fill="FFFFFF" w:val="clear"/>
             <w:vAlign w:val="center"/>
           </w:tcPr>
           <w:p>
-            <w:r>
-              <w:rPr>
-                <w:color w:val="1E2761"/>
-              </w:rPr>
-              <w:t xml:space="preserve">Wednesday </w:t>
-            </w:r>
-            <w:r>
-              <w:rPr>
-                <w:color w:val="1E2761"/>
-              </w:rPr>
-              <w:t xml:space="preserve">, </w:t>
-            </w:r>
-            <w:r>
-              <w:rPr>
-                <w:color w:val="1E2761"/>
-              </w:rPr>
-              <w:t>1</w:t>
-            </w:r>
-            <w:r>
-              <w:rPr>
-                <w:color w:val="1E2761"/>
-              </w:rPr>
-              <w:t>2</w:t>
-            </w:r>
-            <w:r>
-              <w:rPr>
-                <w:color w:val="1E2761"/>
-              </w:rPr>
-              <w:t xml:space="preserve"> August 2026</w:t>
+            <w:pPr>
+              <w:pStyle w:val="Normal"/>
+              <w:rPr/>
+            </w:pPr>
+            <w:r>
+              <w:rPr>
+                <w:color w:val="1E2761"/>
+              </w:rPr>
+              <w:t>Wednesday , 12 August 2026</w:t>
             </w:r>
           </w:p>
         </w:tc>
@@ -417,7 +419,9 @@
     </w:tbl>
     <w:p>
       <w:pPr>
+        <w:pStyle w:val="Normal"/>
         <w:spacing w:before="160" w:after="40"/>
+        <w:rPr/>
       </w:pPr>
       <w:r>
         <w:rPr>
@@ -430,7 +434,9 @@
     </w:p>
     <w:p>
       <w:pPr>
-        <w:spacing w:after="60"/>
+        <w:pStyle w:val="Normal"/>
+        <w:spacing w:before="0" w:after="60"/>
+        <w:rPr/>
       </w:pPr>
       <w:r>
         <w:rPr>
@@ -440,12 +446,15 @@
         <w:t xml:space="preserve">Done: </w:t>
       </w:r>
       <w:r>
+        <w:rPr/>
         <w:t>Produced mockups for the restyled login page and the team page layout, including the placeholder-avatar and long-blurb cases BA flagged.</w:t>
       </w:r>
     </w:p>
     <w:p>
       <w:pPr>
-        <w:spacing w:after="60"/>
+        <w:pStyle w:val="Normal"/>
+        <w:spacing w:before="0" w:after="60"/>
+        <w:rPr/>
       </w:pPr>
       <w:r>
         <w:rPr>
@@ -455,12 +464,15 @@
         <w:t xml:space="preserve">Deliverable: </w:t>
       </w:r>
       <w:r>
+        <w:rPr/>
         <w:t>Figma file, linked from the team repo.</w:t>
       </w:r>
     </w:p>
     <w:p>
       <w:pPr>
-        <w:spacing w:after="140"/>
+        <w:pStyle w:val="Normal"/>
+        <w:spacing w:before="0" w:after="140"/>
+        <w:rPr/>
       </w:pPr>
       <w:r>
         <w:rPr>
@@ -470,28 +482,33 @@
         <w:t xml:space="preserve">Note for next role: </w:t>
       </w:r>
       <w:r>
+        <w:rPr/>
         <w:t>BA — the long-blurb case is handled with a "read more" expand rather than truncation. Please confirm that's acceptable before you approve.</w:t>
       </w:r>
     </w:p>
     <w:p>
       <w:pPr>
-        <w:spacing w:after="140"/>
-      </w:pPr>
-    </w:p>
-    <w:p>
-      <w:pPr>
-        <w:spacing w:after="140"/>
-      </w:pPr>
-      <w:r>
-        <w:rPr>
-          <w:noProof/>
-        </w:rPr>
-        <w:lastRenderedPageBreak/>
+        <w:pStyle w:val="Normal"/>
+        <w:spacing w:before="0" w:after="140"/>
+        <w:rPr/>
+      </w:pPr>
+      <w:r>
+        <w:rPr/>
+      </w:r>
+    </w:p>
+    <w:p>
+      <w:pPr>
+        <w:pStyle w:val="Normal"/>
+        <w:spacing w:before="0" w:after="140"/>
+        <w:rPr/>
+      </w:pPr>
+      <w:r>
+        <w:rPr/>
         <w:drawing>
-          <wp:inline distT="0" distB="0" distL="0" distR="0" wp14:anchorId="684C28BF" wp14:editId="6A30DE2E">
+          <wp:inline distT="0" distB="0" distL="0" distR="0">
             <wp:extent cx="3503930" cy="2589530"/>
-            <wp:effectExtent l="0" t="0" r="1270" b="1270"/>
-            <wp:docPr id="55452720" name="Picture 1"/>
+            <wp:effectExtent l="0" t="0" r="0" b="0"/>
+            <wp:docPr id="1" name="Picture 1"/>
             <wp:cNvGraphicFramePr>
               <a:graphicFrameLocks xmlns:a="http://schemas.openxmlformats.org/drawingml/2006/main" noChangeAspect="1"/>
             </wp:cNvGraphicFramePr>
@@ -499,20 +516,13 @@
               <a:graphicData uri="http://schemas.openxmlformats.org/drawingml/2006/picture">
                 <pic:pic xmlns:pic="http://schemas.openxmlformats.org/drawingml/2006/picture">
                   <pic:nvPicPr>
-                    <pic:cNvPr id="0" name="Picture 1"/>
+                    <pic:cNvPr id="1" name="Picture 1"/>
                     <pic:cNvPicPr>
                       <a:picLocks noChangeAspect="1" noChangeArrowheads="1"/>
                     </pic:cNvPicPr>
                   </pic:nvPicPr>
                   <pic:blipFill>
-                    <a:blip r:embed="rId7">
-                      <a:extLst>
-                        <a:ext uri="{28A0092B-C50C-407E-A947-70E740481C1C}">
-                          <a14:useLocalDpi xmlns:a14="http://schemas.microsoft.com/office/drawing/2010/main" val="0"/>
-                        </a:ext>
-                      </a:extLst>
-                    </a:blip>
-                    <a:srcRect/>
+                    <a:blip r:embed="rId2"/>
                     <a:stretch>
                       <a:fillRect/>
                     </a:stretch>
@@ -526,9 +536,6 @@
                       <a:avLst/>
                     </a:prstGeom>
                     <a:noFill/>
-                    <a:ln>
-                      <a:noFill/>
-                    </a:ln>
                   </pic:spPr>
                 </pic:pic>
               </a:graphicData>
@@ -539,34 +546,38 @@
     </w:p>
     <w:p>
       <w:pPr>
-        <w:spacing w:after="260"/>
-      </w:pPr>
+        <w:pStyle w:val="Normal"/>
+        <w:spacing w:before="0" w:after="260"/>
+        <w:rPr/>
+      </w:pPr>
+      <w:r>
+        <w:rPr/>
+      </w:r>
     </w:p>
     <w:p>
       <w:pPr>
         <w:pStyle w:val="Heading1"/>
         <w:spacing w:before="320" w:after="140"/>
-      </w:pPr>
-      <w:r>
+        <w:rPr/>
+      </w:pPr>
+      <w:r>
+        <w:rPr/>
         <w:t>[Login Restyling Bootstrap] Task 3 — Validate Design Against Requirements</w:t>
       </w:r>
     </w:p>
     <w:tbl>
       <w:tblPr>
         <w:tblW w:w="9000" w:type="dxa"/>
-        <w:tblBorders>
-          <w:top w:val="single" w:sz="4" w:space="0" w:color="auto"/>
-          <w:left w:val="single" w:sz="4" w:space="0" w:color="auto"/>
-          <w:bottom w:val="single" w:sz="4" w:space="0" w:color="auto"/>
-          <w:right w:val="single" w:sz="4" w:space="0" w:color="auto"/>
-          <w:insideH w:val="single" w:sz="4" w:space="0" w:color="auto"/>
-          <w:insideV w:val="single" w:sz="4" w:space="0" w:color="auto"/>
-        </w:tblBorders>
+        <w:jc w:val="start"/>
+        <w:tblInd w:w="0" w:type="dxa"/>
+        <w:tblLayout w:type="fixed"/>
         <w:tblCellMar>
-          <w:left w:w="10" w:type="dxa"/>
-          <w:right w:w="10" w:type="dxa"/>
+          <w:top w:w="80" w:type="dxa"/>
+          <w:start w:w="120" w:type="dxa"/>
+          <w:bottom w:w="80" w:type="dxa"/>
+          <w:end w:w="120" w:type="dxa"/>
         </w:tblCellMar>
-        <w:tblLook w:val="0000" w:firstRow="0" w:lastRow="0" w:firstColumn="0" w:lastColumn="0" w:noHBand="0" w:noVBand="0"/>
+        <w:tblLook w:noHBand="0" w:noVBand="0" w:firstColumn="0" w:lastRow="0" w:lastColumn="0" w:firstRow="0" w:val="0000"/>
       </w:tblPr>
       <w:tblGrid>
         <w:gridCol w:w="1800"/>
@@ -575,19 +586,24 @@
         <w:gridCol w:w="2000"/>
       </w:tblGrid>
       <w:tr>
+        <w:trPr/>
         <w:tc>
           <w:tcPr>
             <w:tcW w:w="1800" w:type="dxa"/>
-            <w:shd w:val="clear" w:color="auto" w:fill="F3F6FC"/>
-            <w:tcMar>
-              <w:top w:w="80" w:type="dxa"/>
-              <w:left w:w="120" w:type="dxa"/>
-              <w:bottom w:w="80" w:type="dxa"/>
-              <w:right w:w="120" w:type="dxa"/>
-            </w:tcMar>
+            <w:tcBorders>
+              <w:top w:val="single" w:sz="4" w:space="0" w:color="000000"/>
+              <w:start w:val="single" w:sz="4" w:space="0" w:color="000000"/>
+              <w:bottom w:val="single" w:sz="4" w:space="0" w:color="000000"/>
+              <w:end w:val="single" w:sz="4" w:space="0" w:color="000000"/>
+            </w:tcBorders>
+            <w:shd w:color="auto" w:fill="F3F6FC" w:val="clear"/>
             <w:vAlign w:val="center"/>
           </w:tcPr>
           <w:p>
+            <w:pPr>
+              <w:pStyle w:val="Normal"/>
+              <w:rPr/>
+            </w:pPr>
             <w:r>
               <w:rPr>
                 <w:b/>
@@ -601,29 +617,28 @@
         <w:tc>
           <w:tcPr>
             <w:tcW w:w="3600" w:type="dxa"/>
-            <w:shd w:val="clear" w:color="auto" w:fill="A6E3A1"/>
-            <w:tcMar>
-              <w:top w:w="80" w:type="dxa"/>
-              <w:left w:w="120" w:type="dxa"/>
-              <w:bottom w:w="80" w:type="dxa"/>
-              <w:right w:w="120" w:type="dxa"/>
-            </w:tcMar>
+            <w:tcBorders>
+              <w:top w:val="single" w:sz="4" w:space="0" w:color="000000"/>
+              <w:start w:val="single" w:sz="4" w:space="0" w:color="000000"/>
+              <w:bottom w:val="single" w:sz="4" w:space="0" w:color="000000"/>
+              <w:end w:val="single" w:sz="4" w:space="0" w:color="000000"/>
+            </w:tcBorders>
+            <w:shd w:color="auto" w:fill="A6E3A1" w:val="clear"/>
             <w:vAlign w:val="center"/>
           </w:tcPr>
           <w:p>
-            <w:r>
-              <w:rPr>
-                <w:color w:val="1E2761"/>
-              </w:rPr>
-              <w:t xml:space="preserve">BA — </w:t>
-            </w:r>
-            <w:r>
-              <w:rPr>
-                <w:color w:val="1E2761"/>
-              </w:rPr>
-              <w:t xml:space="preserve"> </w:t>
-            </w:r>
-            <w:r>
+            <w:pPr>
+              <w:pStyle w:val="Normal"/>
+              <w:rPr/>
+            </w:pPr>
+            <w:r>
+              <w:rPr>
+                <w:color w:val="1E2761"/>
+              </w:rPr>
+              <w:t xml:space="preserve">BA —  </w:t>
+            </w:r>
+            <w:r>
+              <w:rPr/>
               <w:t>Sovannchetra Hav</w:t>
             </w:r>
           </w:p>
@@ -631,16 +646,20 @@
         <w:tc>
           <w:tcPr>
             <w:tcW w:w="1600" w:type="dxa"/>
-            <w:shd w:val="clear" w:color="auto" w:fill="F3F6FC"/>
-            <w:tcMar>
-              <w:top w:w="80" w:type="dxa"/>
-              <w:left w:w="120" w:type="dxa"/>
-              <w:bottom w:w="80" w:type="dxa"/>
-              <w:right w:w="120" w:type="dxa"/>
-            </w:tcMar>
+            <w:tcBorders>
+              <w:top w:val="single" w:sz="4" w:space="0" w:color="000000"/>
+              <w:start w:val="single" w:sz="4" w:space="0" w:color="000000"/>
+              <w:bottom w:val="single" w:sz="4" w:space="0" w:color="000000"/>
+              <w:end w:val="single" w:sz="4" w:space="0" w:color="000000"/>
+            </w:tcBorders>
+            <w:shd w:color="auto" w:fill="F3F6FC" w:val="clear"/>
             <w:vAlign w:val="center"/>
           </w:tcPr>
           <w:p>
+            <w:pPr>
+              <w:pStyle w:val="Normal"/>
+              <w:rPr/>
+            </w:pPr>
             <w:r>
               <w:rPr>
                 <w:b/>
@@ -654,45 +673,25 @@
         <w:tc>
           <w:tcPr>
             <w:tcW w:w="2000" w:type="dxa"/>
-            <w:shd w:val="clear" w:color="auto" w:fill="FFFFFF"/>
-            <w:tcMar>
-              <w:top w:w="80" w:type="dxa"/>
-              <w:left w:w="120" w:type="dxa"/>
-              <w:bottom w:w="80" w:type="dxa"/>
-              <w:right w:w="120" w:type="dxa"/>
-            </w:tcMar>
+            <w:tcBorders>
+              <w:top w:val="single" w:sz="4" w:space="0" w:color="000000"/>
+              <w:start w:val="single" w:sz="4" w:space="0" w:color="000000"/>
+              <w:bottom w:val="single" w:sz="4" w:space="0" w:color="000000"/>
+              <w:end w:val="single" w:sz="4" w:space="0" w:color="000000"/>
+            </w:tcBorders>
+            <w:shd w:color="auto" w:fill="FFFFFF" w:val="clear"/>
             <w:vAlign w:val="center"/>
           </w:tcPr>
           <w:p>
-            <w:r>
-              <w:rPr>
-                <w:color w:val="1E2761"/>
-              </w:rPr>
-              <w:t>Wednesday</w:t>
-            </w:r>
-            <w:r>
-              <w:rPr>
-                <w:color w:val="1E2761"/>
-              </w:rPr>
-              <w:t xml:space="preserve">, </w:t>
-            </w:r>
-            <w:r>
-              <w:rPr>
-                <w:color w:val="1E2761"/>
-              </w:rPr>
-              <w:t>1</w:t>
-            </w:r>
-            <w:r>
-              <w:rPr>
-                <w:color w:val="1E2761"/>
-              </w:rPr>
-              <w:t>2</w:t>
-            </w:r>
-            <w:r>
-              <w:rPr>
-                <w:color w:val="1E2761"/>
-              </w:rPr>
-              <w:t xml:space="preserve"> August 2026</w:t>
+            <w:pPr>
+              <w:pStyle w:val="Normal"/>
+              <w:rPr/>
+            </w:pPr>
+            <w:r>
+              <w:rPr>
+                <w:color w:val="1E2761"/>
+              </w:rPr>
+              <w:t>Wednesday, 12 August 2026</w:t>
             </w:r>
           </w:p>
         </w:tc>
@@ -700,7 +699,9 @@
     </w:tbl>
     <w:p>
       <w:pPr>
+        <w:pStyle w:val="Normal"/>
         <w:spacing w:before="160" w:after="40"/>
+        <w:rPr/>
       </w:pPr>
       <w:r>
         <w:rPr>
@@ -713,7 +714,9 @@
     </w:p>
     <w:p>
       <w:pPr>
-        <w:spacing w:after="60"/>
+        <w:pStyle w:val="Normal"/>
+        <w:spacing w:before="0" w:after="60"/>
+        <w:rPr/>
       </w:pPr>
       <w:r>
         <w:rPr>
@@ -723,12 +726,15 @@
         <w:t xml:space="preserve">Done: </w:t>
       </w:r>
       <w:r>
+        <w:rPr/>
         <w:t>Checked both mockups against the requirements doc. All fields present, login scope stayed to styling only, placeholder-avatar and long-blurb cases both covered. Approved as-is, no changes requested.</w:t>
       </w:r>
     </w:p>
     <w:p>
       <w:pPr>
-        <w:spacing w:after="60"/>
+        <w:pStyle w:val="Normal"/>
+        <w:spacing w:before="0" w:after="60"/>
+        <w:rPr/>
       </w:pPr>
       <w:r>
         <w:rPr>
@@ -738,12 +744,15 @@
         <w:t xml:space="preserve">Deliverable: </w:t>
       </w:r>
       <w:r>
+        <w:rPr/>
         <w:t>Design validation sign-off, committed to the team repo.</w:t>
       </w:r>
     </w:p>
     <w:p>
       <w:pPr>
-        <w:spacing w:after="140"/>
+        <w:pStyle w:val="Normal"/>
+        <w:spacing w:before="0" w:after="140"/>
+        <w:rPr/>
       </w:pPr>
       <w:r>
         <w:rPr>
@@ -753,14 +762,17 @@
         <w:t xml:space="preserve">Note for next role: </w:t>
       </w:r>
       <w:r>
+        <w:rPr/>
         <w:t>Dev — you're clear to build exactly to the Figma file, no open questions from BA's side.</w:t>
       </w:r>
     </w:p>
     <w:p>
       <w:pPr>
+        <w:pStyle w:val="Normal"/>
         <w:shd w:val="clear" w:color="auto" w:fill="16204F"/>
-        <w:spacing w:after="120"/>
-        <w:ind w:left="100" w:right="100"/>
+        <w:spacing w:before="0" w:after="120"/>
+        <w:ind w:start="100" w:end="100"/>
+        <w:rPr/>
       </w:pPr>
       <w:r>
         <w:rPr>
@@ -772,7 +784,7 @@
       </w:r>
       <w:r>
         <w:rPr>
-          <w:rFonts w:ascii="Consolas" w:eastAsia="Consolas" w:hAnsi="Consolas" w:cs="Consolas"/>
+          <w:rFonts w:eastAsia="Consolas" w:cs="Consolas" w:ascii="Consolas" w:hAnsi="Consolas"/>
           <w:color w:val="8FD3D6"/>
         </w:rPr>
         <w:t>https://github.com/team-byte-size/team-page/blob/main/docs/design-validation.md</w:t>
@@ -780,34 +792,38 @@
     </w:p>
     <w:p>
       <w:pPr>
-        <w:spacing w:after="260"/>
-      </w:pPr>
+        <w:pStyle w:val="Normal"/>
+        <w:spacing w:before="0" w:after="260"/>
+        <w:rPr/>
+      </w:pPr>
+      <w:r>
+        <w:rPr/>
+      </w:r>
     </w:p>
     <w:p>
       <w:pPr>
         <w:pStyle w:val="Heading1"/>
         <w:spacing w:before="320" w:after="140"/>
-      </w:pPr>
-      <w:r>
+        <w:rPr/>
+      </w:pPr>
+      <w:r>
+        <w:rPr/>
         <w:t>[Login Restyling Bootstrap] Task 4 — Style Login Page</w:t>
       </w:r>
     </w:p>
     <w:tbl>
       <w:tblPr>
         <w:tblW w:w="9000" w:type="dxa"/>
-        <w:tblBorders>
-          <w:top w:val="single" w:sz="4" w:space="0" w:color="auto"/>
-          <w:left w:val="single" w:sz="4" w:space="0" w:color="auto"/>
-          <w:bottom w:val="single" w:sz="4" w:space="0" w:color="auto"/>
-          <w:right w:val="single" w:sz="4" w:space="0" w:color="auto"/>
-          <w:insideH w:val="single" w:sz="4" w:space="0" w:color="auto"/>
-          <w:insideV w:val="single" w:sz="4" w:space="0" w:color="auto"/>
-        </w:tblBorders>
+        <w:jc w:val="start"/>
+        <w:tblInd w:w="0" w:type="dxa"/>
+        <w:tblLayout w:type="fixed"/>
         <w:tblCellMar>
-          <w:left w:w="10" w:type="dxa"/>
-          <w:right w:w="10" w:type="dxa"/>
+          <w:top w:w="80" w:type="dxa"/>
+          <w:start w:w="120" w:type="dxa"/>
+          <w:bottom w:w="80" w:type="dxa"/>
+          <w:end w:w="120" w:type="dxa"/>
         </w:tblCellMar>
-        <w:tblLook w:val="0000" w:firstRow="0" w:lastRow="0" w:firstColumn="0" w:lastColumn="0" w:noHBand="0" w:noVBand="0"/>
+        <w:tblLook w:noHBand="0" w:noVBand="0" w:firstColumn="0" w:lastRow="0" w:lastColumn="0" w:firstRow="0" w:val="0000"/>
       </w:tblPr>
       <w:tblGrid>
         <w:gridCol w:w="1800"/>
@@ -816,19 +832,24 @@
         <w:gridCol w:w="2000"/>
       </w:tblGrid>
       <w:tr>
+        <w:trPr/>
         <w:tc>
           <w:tcPr>
             <w:tcW w:w="1800" w:type="dxa"/>
-            <w:shd w:val="clear" w:color="auto" w:fill="F3F6FC"/>
-            <w:tcMar>
-              <w:top w:w="80" w:type="dxa"/>
-              <w:left w:w="120" w:type="dxa"/>
-              <w:bottom w:w="80" w:type="dxa"/>
-              <w:right w:w="120" w:type="dxa"/>
-            </w:tcMar>
+            <w:tcBorders>
+              <w:top w:val="single" w:sz="4" w:space="0" w:color="000000"/>
+              <w:start w:val="single" w:sz="4" w:space="0" w:color="000000"/>
+              <w:bottom w:val="single" w:sz="4" w:space="0" w:color="000000"/>
+              <w:end w:val="single" w:sz="4" w:space="0" w:color="000000"/>
+            </w:tcBorders>
+            <w:shd w:color="auto" w:fill="F3F6FC" w:val="clear"/>
             <w:vAlign w:val="center"/>
           </w:tcPr>
           <w:p>
+            <w:pPr>
+              <w:pStyle w:val="Normal"/>
+              <w:rPr/>
+            </w:pPr>
             <w:r>
               <w:rPr>
                 <w:b/>
@@ -842,37 +863,51 @@
         <w:tc>
           <w:tcPr>
             <w:tcW w:w="3600" w:type="dxa"/>
-            <w:shd w:val="clear" w:color="auto" w:fill="CBA6F7"/>
-            <w:tcMar>
-              <w:top w:w="80" w:type="dxa"/>
-              <w:left w:w="120" w:type="dxa"/>
-              <w:bottom w:w="80" w:type="dxa"/>
-              <w:right w:w="120" w:type="dxa"/>
-            </w:tcMar>
+            <w:tcBorders>
+              <w:top w:val="single" w:sz="4" w:space="0" w:color="000000"/>
+              <w:start w:val="single" w:sz="4" w:space="0" w:color="000000"/>
+              <w:bottom w:val="single" w:sz="4" w:space="0" w:color="000000"/>
+              <w:end w:val="single" w:sz="4" w:space="0" w:color="000000"/>
+            </w:tcBorders>
+            <w:shd w:color="auto" w:fill="CBA6F7" w:val="clear"/>
             <w:vAlign w:val="center"/>
           </w:tcPr>
           <w:p>
-            <w:r>
-              <w:rPr>
-                <w:color w:val="1E2761"/>
-              </w:rPr>
-              <w:t>Dev 1 — Riley Chen</w:t>
+            <w:pPr>
+              <w:pStyle w:val="Normal"/>
+              <w:rPr/>
+            </w:pPr>
+            <w:r>
+              <w:rPr>
+                <w:color w:val="1E2761"/>
+              </w:rPr>
+              <w:t xml:space="preserve">Dev 1 — </w:t>
+            </w:r>
+            <w:r>
+              <w:rPr>
+                <w:color w:val="1E2761"/>
+              </w:rPr>
+              <w:t>Aditya Lonkar</w:t>
             </w:r>
           </w:p>
         </w:tc>
         <w:tc>
           <w:tcPr>
             <w:tcW w:w="1600" w:type="dxa"/>
-            <w:shd w:val="clear" w:color="auto" w:fill="F3F6FC"/>
-            <w:tcMar>
-              <w:top w:w="80" w:type="dxa"/>
-              <w:left w:w="120" w:type="dxa"/>
-              <w:bottom w:w="80" w:type="dxa"/>
-              <w:right w:w="120" w:type="dxa"/>
-            </w:tcMar>
+            <w:tcBorders>
+              <w:top w:val="single" w:sz="4" w:space="0" w:color="000000"/>
+              <w:start w:val="single" w:sz="4" w:space="0" w:color="000000"/>
+              <w:bottom w:val="single" w:sz="4" w:space="0" w:color="000000"/>
+              <w:end w:val="single" w:sz="4" w:space="0" w:color="000000"/>
+            </w:tcBorders>
+            <w:shd w:color="auto" w:fill="F3F6FC" w:val="clear"/>
             <w:vAlign w:val="center"/>
           </w:tcPr>
           <w:p>
+            <w:pPr>
+              <w:pStyle w:val="Normal"/>
+              <w:rPr/>
+            </w:pPr>
             <w:r>
               <w:rPr>
                 <w:b/>
@@ -886,21 +921,43 @@
         <w:tc>
           <w:tcPr>
             <w:tcW w:w="2000" w:type="dxa"/>
-            <w:shd w:val="clear" w:color="auto" w:fill="FFFFFF"/>
-            <w:tcMar>
-              <w:top w:w="80" w:type="dxa"/>
-              <w:left w:w="120" w:type="dxa"/>
-              <w:bottom w:w="80" w:type="dxa"/>
-              <w:right w:w="120" w:type="dxa"/>
-            </w:tcMar>
+            <w:tcBorders>
+              <w:top w:val="single" w:sz="4" w:space="0" w:color="000000"/>
+              <w:start w:val="single" w:sz="4" w:space="0" w:color="000000"/>
+              <w:bottom w:val="single" w:sz="4" w:space="0" w:color="000000"/>
+              <w:end w:val="single" w:sz="4" w:space="0" w:color="000000"/>
+            </w:tcBorders>
+            <w:shd w:color="auto" w:fill="FFFFFF" w:val="clear"/>
             <w:vAlign w:val="center"/>
           </w:tcPr>
           <w:p>
-            <w:r>
-              <w:rPr>
-                <w:color w:val="1E2761"/>
-              </w:rPr>
-              <w:t>Wednesday, 5 August 2026</w:t>
+            <w:pPr>
+              <w:pStyle w:val="Normal"/>
+              <w:rPr/>
+            </w:pPr>
+            <w:r>
+              <w:rPr>
+                <w:color w:val="1E2761"/>
+              </w:rPr>
+              <w:t>Friday</w:t>
+            </w:r>
+            <w:r>
+              <w:rPr>
+                <w:color w:val="1E2761"/>
+              </w:rPr>
+              <w:t xml:space="preserve">, </w:t>
+            </w:r>
+            <w:r>
+              <w:rPr>
+                <w:color w:val="1E2761"/>
+              </w:rPr>
+              <w:t>14</w:t>
+            </w:r>
+            <w:r>
+              <w:rPr>
+                <w:color w:val="1E2761"/>
+              </w:rPr>
+              <w:t xml:space="preserve"> August 2026</w:t>
             </w:r>
           </w:p>
         </w:tc>
@@ -908,7 +965,9 @@
     </w:tbl>
     <w:p>
       <w:pPr>
+        <w:pStyle w:val="Normal"/>
         <w:spacing w:before="160" w:after="40"/>
+        <w:rPr/>
       </w:pPr>
       <w:r>
         <w:rPr>
@@ -921,7 +980,9 @@
     </w:p>
     <w:p>
       <w:pPr>
-        <w:spacing w:after="60"/>
+        <w:pStyle w:val="Normal"/>
+        <w:spacing w:before="0" w:after="60"/>
+        <w:rPr/>
       </w:pPr>
       <w:r>
         <w:rPr>
@@ -931,12 +992,15 @@
         <w:t xml:space="preserve">Done: </w:t>
       </w:r>
       <w:r>
+        <w:rPr/>
         <w:t>Applied the approved login styling (colors, layout, branding). Confirmed auth logic, validation, and session handling are all untouched.</w:t>
       </w:r>
     </w:p>
     <w:p>
       <w:pPr>
-        <w:spacing w:after="60"/>
+        <w:pStyle w:val="Normal"/>
+        <w:spacing w:before="0" w:after="60"/>
+        <w:rPr/>
       </w:pPr>
       <w:r>
         <w:rPr>
@@ -946,12 +1010,15 @@
         <w:t xml:space="preserve">Deliverable: </w:t>
       </w:r>
       <w:r>
+        <w:rPr/>
         <w:t>Branch/commit with the styling changes.</w:t>
       </w:r>
     </w:p>
     <w:p>
       <w:pPr>
-        <w:spacing w:after="140"/>
+        <w:pStyle w:val="Normal"/>
+        <w:spacing w:before="0" w:after="140"/>
+        <w:rPr/>
       </w:pPr>
       <w:r>
         <w:rPr>
@@ -961,16 +1028,22 @@
         <w:t xml:space="preserve">Note for next role: </w:t>
       </w:r>
       <w:r>
-        <w:t>Nothing blocking — moving straight on to the team page build myself.</w:t>
-      </w:r>
-    </w:p>
-    <w:p>
-      <w:pPr>
+        <w:rPr/>
+        <w:t xml:space="preserve">Nothing blocking — </w:t>
+      </w:r>
+      <w:r>
+        <w:rPr/>
+        <w:t>Dev 2/PM building team page.</w:t>
+      </w:r>
+    </w:p>
+    <w:p>
+      <w:pPr>
+        <w:pStyle w:val="Normal"/>
         <w:shd w:val="clear" w:color="auto" w:fill="16204F"/>
-        <w:spacing w:after="120"/>
-        <w:ind w:left="100" w:right="100"/>
-        <w:rPr>
-          <w:rFonts w:ascii="Consolas" w:eastAsia="Consolas" w:hAnsi="Consolas" w:cs="Consolas"/>
+        <w:spacing w:before="0" w:after="120"/>
+        <w:ind w:start="100" w:end="100"/>
+        <w:rPr>
+          <w:rFonts w:ascii="Consolas" w:hAnsi="Consolas" w:eastAsia="Consolas" w:cs="Consolas"/>
           <w:color w:val="8FD3D6"/>
         </w:rPr>
       </w:pPr>
@@ -980,30 +1053,109 @@
           <w:bCs/>
           <w:color w:val="FFFFFF"/>
         </w:rPr>
-        <w:lastRenderedPageBreak/>
-        <w:t xml:space="preserve">Git URL (commit):  </w:t>
-      </w:r>
-      <w:hyperlink r:id="rId8" w:history="1">
+        <w:t xml:space="preserve">Git URL (commit): </w:t>
+      </w:r>
+    </w:p>
+    <w:p>
+      <w:pPr>
+        <w:pStyle w:val="Normal"/>
+        <w:shd w:val="clear" w:color="auto" w:fill="16204F"/>
+        <w:spacing w:before="0" w:after="120"/>
+        <w:ind w:start="100" w:end="100"/>
+        <w:rPr>
+          <w:rFonts w:ascii="Consolas" w:hAnsi="Consolas" w:eastAsia="Consolas" w:cs="Consolas"/>
+          <w:color w:val="8FD3D6"/>
+          <w:u w:val="none"/>
+        </w:rPr>
+      </w:pPr>
+      <w:hyperlink r:id="rId3">
         <w:r>
           <w:rPr>
             <w:rStyle w:val="Hyperlink"/>
-            <w:rFonts w:ascii="Consolas" w:eastAsia="Consolas" w:hAnsi="Consolas" w:cs="Consolas"/>
+            <w:rFonts w:eastAsia="Consolas" w:cs="Consolas" w:ascii="Consolas" w:hAnsi="Consolas"/>
+            <w:b/>
+            <w:bCs/>
           </w:rPr>
-          <w:t>https://github.com/team-byte-size/team-page/commit/4a1c9e2</w:t>
+          <w:t>https://github.com/Itsme1673/garage-boilerplate-basic/commit/8b8b395beec411356d9169f623ed763dbbca0899</w:t>
         </w:r>
       </w:hyperlink>
-    </w:p>
-    <w:p>
-      <w:pPr>
+      <w:r>
+        <w:rPr>
+          <w:rStyle w:val="Hyperlink"/>
+          <w:rFonts w:eastAsia="Consolas" w:cs="Consolas" w:ascii="Consolas" w:hAnsi="Consolas"/>
+          <w:b w:val="false"/>
+          <w:bCs w:val="false"/>
+          <w:color w:val="FFFFFF"/>
+          <w:u w:val="none"/>
+        </w:rPr>
+        <w:t xml:space="preserve"> – </w:t>
+      </w:r>
+      <w:r>
+        <w:rPr>
+          <w:rStyle w:val="Hyperlink"/>
+          <w:rFonts w:eastAsia="Consolas" w:cs="Consolas" w:ascii="Consolas" w:hAnsi="Consolas"/>
+          <w:b w:val="false"/>
+          <w:bCs w:val="false"/>
+          <w:color w:val="FFFFFF"/>
+          <w:u w:val="none"/>
+        </w:rPr>
+        <w:t>redesign incomplete – merged due to PM and repository change.</w:t>
+      </w:r>
+    </w:p>
+    <w:p>
+      <w:pPr>
+        <w:pStyle w:val="Normal"/>
         <w:shd w:val="clear" w:color="auto" w:fill="16204F"/>
-        <w:spacing w:after="120"/>
-        <w:ind w:left="100" w:right="100"/>
-      </w:pPr>
-    </w:p>
-    <w:p>
-      <w:pPr>
-        <w:rPr>
-          <w:rFonts w:ascii="Times New Roman" w:eastAsia="Times New Roman" w:hAnsi="Times New Roman" w:cs="Times New Roman"/>
+        <w:spacing w:before="0" w:after="120"/>
+        <w:ind w:start="100" w:end="100"/>
+        <w:rPr>
+          <w:rFonts w:ascii="Consolas" w:hAnsi="Consolas" w:eastAsia="Consolas" w:cs="Consolas"/>
+          <w:color w:val="8FD3D6"/>
+          <w:u w:val="none"/>
+        </w:rPr>
+      </w:pPr>
+      <w:hyperlink r:id="rId4">
+        <w:r>
+          <w:rPr>
+            <w:rStyle w:val="Hyperlink"/>
+            <w:rFonts w:eastAsia="Consolas" w:cs="Consolas" w:ascii="Consolas" w:hAnsi="Consolas"/>
+            <w:b w:val="false"/>
+            <w:bCs w:val="false"/>
+            <w:color w:val="FFFFFF"/>
+            <w:u w:val="none"/>
+          </w:rPr>
+          <w:t>https://github.com/Itsme1673/garage-boilerplate-basic/commit/810a85cbb7738ce90ac852999b1a32ffc15ffef0</w:t>
+        </w:r>
+      </w:hyperlink>
+      <w:r>
+        <w:rPr>
+          <w:rStyle w:val="Hyperlink"/>
+          <w:rFonts w:eastAsia="Consolas" w:cs="Consolas" w:ascii="Consolas" w:hAnsi="Consolas"/>
+          <w:b w:val="false"/>
+          <w:bCs w:val="false"/>
+          <w:color w:val="FFFFFF"/>
+          <w:u w:val="none"/>
+        </w:rPr>
+        <w:t xml:space="preserve"> – redesign complete</w:t>
+      </w:r>
+    </w:p>
+    <w:p>
+      <w:pPr>
+        <w:pStyle w:val="Normal"/>
+        <w:shd w:val="clear" w:color="auto" w:fill="16204F"/>
+        <w:spacing w:before="0" w:after="120"/>
+        <w:ind w:start="100" w:end="100"/>
+        <w:rPr/>
+      </w:pPr>
+      <w:r>
+        <w:rPr/>
+      </w:r>
+    </w:p>
+    <w:p>
+      <w:pPr>
+        <w:pStyle w:val="Normal"/>
+        <w:rPr>
+          <w:rFonts w:ascii="Times New Roman" w:hAnsi="Times New Roman" w:eastAsia="Times New Roman" w:cs="Times New Roman"/>
           <w:sz w:val="24"/>
           <w:szCs w:val="24"/>
         </w:rPr>
@@ -1022,22 +1174,27 @@
     </w:p>
     <w:p>
       <w:pPr>
+        <w:pStyle w:val="Normal"/>
         <w:shd w:val="clear" w:color="auto" w:fill="16204F"/>
-        <w:spacing w:after="120"/>
-        <w:ind w:left="100" w:right="100"/>
-      </w:pPr>
-      <w:r>
-        <w:rPr>
-          <w:rFonts w:ascii="Times New Roman" w:eastAsia="Times New Roman" w:hAnsi="Times New Roman" w:cs="Times New Roman"/>
-          <w:noProof/>
-          <w:sz w:val="24"/>
-          <w:szCs w:val="24"/>
-        </w:rPr>
+        <w:spacing w:before="0" w:after="120"/>
+        <w:ind w:start="100" w:end="100"/>
+        <w:rPr/>
+      </w:pPr>
+      <w:r>
+        <w:rPr/>
         <w:drawing>
-          <wp:inline distT="0" distB="0" distL="0" distR="0" wp14:anchorId="1CF7BDE0" wp14:editId="26C0E66D">
-            <wp:extent cx="3503930" cy="2589530"/>
-            <wp:effectExtent l="0" t="0" r="1270" b="1270"/>
-            <wp:docPr id="1334657175" name="Picture 2"/>
+          <wp:anchor distT="0" distB="0" distL="0" distR="0" simplePos="0" relativeHeight="10" behindDoc="0" locked="0" layoutInCell="0" allowOverlap="1">
+            <wp:simplePos x="0" y="0"/>
+            <wp:positionH relativeFrom="column">
+              <wp:align>center</wp:align>
+            </wp:positionH>
+            <wp:positionV relativeFrom="paragraph">
+              <wp:posOffset>635</wp:posOffset>
+            </wp:positionV>
+            <wp:extent cx="5816600" cy="2915285"/>
+            <wp:effectExtent l="0" t="0" r="0" b="0"/>
+            <wp:wrapSquare wrapText="largest"/>
+            <wp:docPr id="2" name="Image3"/>
             <wp:cNvGraphicFramePr>
               <a:graphicFrameLocks xmlns:a="http://schemas.openxmlformats.org/drawingml/2006/main" noChangeAspect="1"/>
             </wp:cNvGraphicFramePr>
@@ -1045,20 +1202,373 @@
               <a:graphicData uri="http://schemas.openxmlformats.org/drawingml/2006/picture">
                 <pic:pic xmlns:pic="http://schemas.openxmlformats.org/drawingml/2006/picture">
                   <pic:nvPicPr>
-                    <pic:cNvPr id="0" name="Picture 3"/>
+                    <pic:cNvPr id="2" name="Image3"/>
                     <pic:cNvPicPr>
                       <a:picLocks noChangeAspect="1" noChangeArrowheads="1"/>
                     </pic:cNvPicPr>
                   </pic:nvPicPr>
                   <pic:blipFill>
-                    <a:blip r:embed="rId9">
-                      <a:extLst>
-                        <a:ext uri="{28A0092B-C50C-407E-A947-70E740481C1C}">
-                          <a14:useLocalDpi xmlns:a14="http://schemas.microsoft.com/office/drawing/2010/main" val="0"/>
-                        </a:ext>
-                      </a:extLst>
-                    </a:blip>
-                    <a:srcRect/>
+                    <a:blip r:embed="rId5"/>
+                    <a:stretch>
+                      <a:fillRect/>
+                    </a:stretch>
+                  </pic:blipFill>
+                  <pic:spPr bwMode="auto">
+                    <a:xfrm>
+                      <a:off x="0" y="0"/>
+                      <a:ext cx="5816600" cy="2915285"/>
+                    </a:xfrm>
+                    <a:prstGeom prst="rect">
+                      <a:avLst/>
+                    </a:prstGeom>
+                    <a:noFill/>
+                  </pic:spPr>
+                </pic:pic>
+              </a:graphicData>
+            </a:graphic>
+          </wp:anchor>
+        </w:drawing>
+      </w:r>
+    </w:p>
+    <w:p>
+      <w:pPr>
+        <w:pStyle w:val="Normal"/>
+        <w:shd w:val="clear" w:color="auto" w:fill="16204F"/>
+        <w:spacing w:before="0" w:after="120"/>
+        <w:ind w:start="100" w:end="100"/>
+        <w:rPr/>
+      </w:pPr>
+      <w:r>
+        <w:rPr/>
+        <w:drawing>
+          <wp:anchor distT="0" distB="0" distL="0" distR="0" simplePos="0" relativeHeight="9" behindDoc="0" locked="0" layoutInCell="0" allowOverlap="1">
+            <wp:simplePos x="0" y="0"/>
+            <wp:positionH relativeFrom="column">
+              <wp:align>center</wp:align>
+            </wp:positionH>
+            <wp:positionV relativeFrom="paragraph">
+              <wp:posOffset>635</wp:posOffset>
+            </wp:positionV>
+            <wp:extent cx="5816600" cy="2915285"/>
+            <wp:effectExtent l="0" t="0" r="0" b="0"/>
+            <wp:wrapSquare wrapText="largest"/>
+            <wp:docPr id="3" name="Image1"/>
+            <wp:cNvGraphicFramePr>
+              <a:graphicFrameLocks xmlns:a="http://schemas.openxmlformats.org/drawingml/2006/main" noChangeAspect="1"/>
+            </wp:cNvGraphicFramePr>
+            <a:graphic xmlns:a="http://schemas.openxmlformats.org/drawingml/2006/main">
+              <a:graphicData uri="http://schemas.openxmlformats.org/drawingml/2006/picture">
+                <pic:pic xmlns:pic="http://schemas.openxmlformats.org/drawingml/2006/picture">
+                  <pic:nvPicPr>
+                    <pic:cNvPr id="3" name="Image1"/>
+                    <pic:cNvPicPr>
+                      <a:picLocks noChangeAspect="1" noChangeArrowheads="1"/>
+                    </pic:cNvPicPr>
+                  </pic:nvPicPr>
+                  <pic:blipFill>
+                    <a:blip r:embed="rId6"/>
+                    <a:stretch>
+                      <a:fillRect/>
+                    </a:stretch>
+                  </pic:blipFill>
+                  <pic:spPr bwMode="auto">
+                    <a:xfrm>
+                      <a:off x="0" y="0"/>
+                      <a:ext cx="5816600" cy="2915285"/>
+                    </a:xfrm>
+                    <a:prstGeom prst="rect">
+                      <a:avLst/>
+                    </a:prstGeom>
+                    <a:noFill/>
+                  </pic:spPr>
+                </pic:pic>
+              </a:graphicData>
+            </a:graphic>
+          </wp:anchor>
+        </w:drawing>
+      </w:r>
+    </w:p>
+    <w:p>
+      <w:pPr>
+        <w:pStyle w:val="Normal"/>
+        <w:spacing w:before="0" w:after="260"/>
+        <w:rPr/>
+      </w:pPr>
+      <w:r>
+        <w:rPr/>
+      </w:r>
+    </w:p>
+    <w:p>
+      <w:pPr>
+        <w:pStyle w:val="Heading1"/>
+        <w:spacing w:before="320" w:after="140"/>
+        <w:rPr/>
+      </w:pPr>
+      <w:r>
+        <w:rPr/>
+        <w:t>[Login Restyling Bootstrap] Task 5 — Build Team Page &amp; Auth Redirect</w:t>
+      </w:r>
+    </w:p>
+    <w:tbl>
+      <w:tblPr>
+        <w:tblW w:w="9000" w:type="dxa"/>
+        <w:jc w:val="start"/>
+        <w:tblInd w:w="0" w:type="dxa"/>
+        <w:tblLayout w:type="fixed"/>
+        <w:tblCellMar>
+          <w:top w:w="80" w:type="dxa"/>
+          <w:start w:w="120" w:type="dxa"/>
+          <w:bottom w:w="80" w:type="dxa"/>
+          <w:end w:w="120" w:type="dxa"/>
+        </w:tblCellMar>
+        <w:tblLook w:noHBand="0" w:noVBand="0" w:firstColumn="0" w:lastRow="0" w:lastColumn="0" w:firstRow="0" w:val="0000"/>
+      </w:tblPr>
+      <w:tblGrid>
+        <w:gridCol w:w="1800"/>
+        <w:gridCol w:w="3600"/>
+        <w:gridCol w:w="1600"/>
+        <w:gridCol w:w="2000"/>
+      </w:tblGrid>
+      <w:tr>
+        <w:trPr/>
+        <w:tc>
+          <w:tcPr>
+            <w:tcW w:w="1800" w:type="dxa"/>
+            <w:tcBorders>
+              <w:top w:val="single" w:sz="4" w:space="0" w:color="000000"/>
+              <w:start w:val="single" w:sz="4" w:space="0" w:color="000000"/>
+              <w:bottom w:val="single" w:sz="4" w:space="0" w:color="000000"/>
+              <w:end w:val="single" w:sz="4" w:space="0" w:color="000000"/>
+            </w:tcBorders>
+            <w:shd w:color="auto" w:fill="F3F6FC" w:val="clear"/>
+            <w:vAlign w:val="center"/>
+          </w:tcPr>
+          <w:p>
+            <w:pPr>
+              <w:pStyle w:val="Normal"/>
+              <w:rPr/>
+            </w:pPr>
+            <w:r>
+              <w:rPr>
+                <w:b/>
+                <w:bCs/>
+                <w:color w:val="1E2761"/>
+              </w:rPr>
+              <w:t>Role</w:t>
+            </w:r>
+          </w:p>
+        </w:tc>
+        <w:tc>
+          <w:tcPr>
+            <w:tcW w:w="3600" w:type="dxa"/>
+            <w:tcBorders>
+              <w:top w:val="single" w:sz="4" w:space="0" w:color="000000"/>
+              <w:start w:val="single" w:sz="4" w:space="0" w:color="000000"/>
+              <w:bottom w:val="single" w:sz="4" w:space="0" w:color="000000"/>
+              <w:end w:val="single" w:sz="4" w:space="0" w:color="000000"/>
+            </w:tcBorders>
+            <w:shd w:color="auto" w:fill="CBA6F7" w:val="clear"/>
+            <w:vAlign w:val="center"/>
+          </w:tcPr>
+          <w:p>
+            <w:pPr>
+              <w:pStyle w:val="Normal"/>
+              <w:rPr/>
+            </w:pPr>
+            <w:r>
+              <w:rPr>
+                <w:color w:val="1E2761"/>
+              </w:rPr>
+              <w:t xml:space="preserve">Dev </w:t>
+            </w:r>
+            <w:r>
+              <w:rPr>
+                <w:color w:val="1E2761"/>
+              </w:rPr>
+              <w:t>2</w:t>
+            </w:r>
+            <w:r>
+              <w:rPr>
+                <w:color w:val="1E2761"/>
+              </w:rPr>
+              <w:t xml:space="preserve"> — Riley Chen</w:t>
+            </w:r>
+          </w:p>
+        </w:tc>
+        <w:tc>
+          <w:tcPr>
+            <w:tcW w:w="1600" w:type="dxa"/>
+            <w:tcBorders>
+              <w:top w:val="single" w:sz="4" w:space="0" w:color="000000"/>
+              <w:start w:val="single" w:sz="4" w:space="0" w:color="000000"/>
+              <w:bottom w:val="single" w:sz="4" w:space="0" w:color="000000"/>
+              <w:end w:val="single" w:sz="4" w:space="0" w:color="000000"/>
+            </w:tcBorders>
+            <w:shd w:color="auto" w:fill="F3F6FC" w:val="clear"/>
+            <w:vAlign w:val="center"/>
+          </w:tcPr>
+          <w:p>
+            <w:pPr>
+              <w:pStyle w:val="Normal"/>
+              <w:rPr/>
+            </w:pPr>
+            <w:r>
+              <w:rPr>
+                <w:b/>
+                <w:bCs/>
+                <w:color w:val="1E2761"/>
+              </w:rPr>
+              <w:t>Date</w:t>
+            </w:r>
+          </w:p>
+        </w:tc>
+        <w:tc>
+          <w:tcPr>
+            <w:tcW w:w="2000" w:type="dxa"/>
+            <w:tcBorders>
+              <w:top w:val="single" w:sz="4" w:space="0" w:color="000000"/>
+              <w:start w:val="single" w:sz="4" w:space="0" w:color="000000"/>
+              <w:bottom w:val="single" w:sz="4" w:space="0" w:color="000000"/>
+              <w:end w:val="single" w:sz="4" w:space="0" w:color="000000"/>
+            </w:tcBorders>
+            <w:shd w:color="auto" w:fill="FFFFFF" w:val="clear"/>
+            <w:vAlign w:val="center"/>
+          </w:tcPr>
+          <w:p>
+            <w:pPr>
+              <w:pStyle w:val="Normal"/>
+              <w:rPr/>
+            </w:pPr>
+            <w:r>
+              <w:rPr>
+                <w:color w:val="1E2761"/>
+              </w:rPr>
+              <w:t>Wednesday, 5 August 2026</w:t>
+            </w:r>
+          </w:p>
+        </w:tc>
+      </w:tr>
+    </w:tbl>
+    <w:p>
+      <w:pPr>
+        <w:pStyle w:val="Normal"/>
+        <w:spacing w:before="160" w:after="40"/>
+        <w:rPr/>
+      </w:pPr>
+      <w:r>
+        <w:rPr>
+          <w:b/>
+          <w:bCs/>
+          <w:color w:val="1E2761"/>
+        </w:rPr>
+        <w:t>Completion comment</w:t>
+      </w:r>
+    </w:p>
+    <w:p>
+      <w:pPr>
+        <w:pStyle w:val="Normal"/>
+        <w:spacing w:before="0" w:after="60"/>
+        <w:rPr/>
+      </w:pPr>
+      <w:r>
+        <w:rPr>
+          <w:b/>
+          <w:bCs/>
+        </w:rPr>
+        <w:t xml:space="preserve">Done: </w:t>
+      </w:r>
+      <w:r>
+        <w:rPr/>
+        <w:t>Team page built per the design (name, member cards with photo/role, about-us blurb with expand-on-long-text). Login now redirects here on success; team page redirects back to login if accessed directly without a session.</w:t>
+      </w:r>
+    </w:p>
+    <w:p>
+      <w:pPr>
+        <w:pStyle w:val="Normal"/>
+        <w:spacing w:before="0" w:after="60"/>
+        <w:rPr/>
+      </w:pPr>
+      <w:r>
+        <w:rPr>
+          <w:b/>
+          <w:bCs/>
+        </w:rPr>
+        <w:t xml:space="preserve">Deliverable: </w:t>
+      </w:r>
+      <w:r>
+        <w:rPr/>
+        <w:t>Branch/commit with the team page and route guard.</w:t>
+      </w:r>
+    </w:p>
+    <w:p>
+      <w:pPr>
+        <w:pStyle w:val="Normal"/>
+        <w:spacing w:before="0" w:after="140"/>
+        <w:rPr/>
+      </w:pPr>
+      <w:r>
+        <w:rPr>
+          <w:b/>
+          <w:bCs/>
+        </w:rPr>
+        <w:t xml:space="preserve">Note for next role: </w:t>
+      </w:r>
+      <w:r>
+        <w:rPr/>
+        <w:t>Dev 2 — please test against the deployed URL once it's live, not localhost.</w:t>
+      </w:r>
+    </w:p>
+    <w:p>
+      <w:pPr>
+        <w:pStyle w:val="Normal"/>
+        <w:shd w:val="clear" w:color="auto" w:fill="16204F"/>
+        <w:spacing w:before="0" w:after="120"/>
+        <w:ind w:start="100" w:end="100"/>
+        <w:rPr/>
+      </w:pPr>
+      <w:r>
+        <w:rPr>
+          <w:b/>
+          <w:bCs/>
+          <w:color w:val="FFFFFF"/>
+        </w:rPr>
+        <w:t xml:space="preserve">Git URL (commit):  </w:t>
+      </w:r>
+      <w:r>
+        <w:rPr>
+          <w:rFonts w:eastAsia="Consolas" w:cs="Consolas" w:ascii="Consolas" w:hAnsi="Consolas"/>
+          <w:color w:val="8FD3D6"/>
+        </w:rPr>
+        <w:t>https://github.com/team-byte-size/team-page/commit/7f3b8d1</w:t>
+      </w:r>
+    </w:p>
+    <w:p>
+      <w:pPr>
+        <w:pStyle w:val="Normal"/>
+        <w:spacing w:before="0" w:after="260"/>
+        <w:rPr/>
+      </w:pPr>
+      <w:r>
+        <w:rPr/>
+        <w:drawing>
+          <wp:inline distT="0" distB="0" distL="0" distR="0">
+            <wp:extent cx="3503930" cy="2589530"/>
+            <wp:effectExtent l="0" t="0" r="0" b="0"/>
+            <wp:docPr id="4" name="Picture 3"/>
+            <wp:cNvGraphicFramePr>
+              <a:graphicFrameLocks xmlns:a="http://schemas.openxmlformats.org/drawingml/2006/main" noChangeAspect="1"/>
+            </wp:cNvGraphicFramePr>
+            <a:graphic xmlns:a="http://schemas.openxmlformats.org/drawingml/2006/main">
+              <a:graphicData uri="http://schemas.openxmlformats.org/drawingml/2006/picture">
+                <pic:pic xmlns:pic="http://schemas.openxmlformats.org/drawingml/2006/picture">
+                  <pic:nvPicPr>
+                    <pic:cNvPr id="4" name="Picture 3"/>
+                    <pic:cNvPicPr>
+                      <a:picLocks noChangeAspect="1" noChangeArrowheads="1"/>
+                    </pic:cNvPicPr>
+                  </pic:nvPicPr>
+                  <pic:blipFill>
+                    <a:blip r:embed="rId7"/>
                     <a:stretch>
                       <a:fillRect/>
                     </a:stretch>
@@ -1072,9 +1582,6 @@
                       <a:avLst/>
                     </a:prstGeom>
                     <a:noFill/>
-                    <a:ln>
-                      <a:noFill/>
-                    </a:ln>
                   </pic:spPr>
                 </pic:pic>
               </a:graphicData>
@@ -1085,34 +1592,28 @@
     </w:p>
     <w:p>
       <w:pPr>
-        <w:spacing w:after="260"/>
-      </w:pPr>
-    </w:p>
-    <w:p>
-      <w:pPr>
         <w:pStyle w:val="Heading1"/>
         <w:spacing w:before="320" w:after="140"/>
-      </w:pPr>
-      <w:r>
-        <w:t>[Login Restyling Bootstrap] Task 5 — Build Team Page &amp; Auth Redirect</w:t>
+        <w:rPr/>
+      </w:pPr>
+      <w:r>
+        <w:rPr/>
+        <w:t>[Login Restyling Bootstrap] Task 6 — Test Login → Redirect → Team Page Flow</w:t>
       </w:r>
     </w:p>
     <w:tbl>
       <w:tblPr>
         <w:tblW w:w="9000" w:type="dxa"/>
-        <w:tblBorders>
-          <w:top w:val="single" w:sz="4" w:space="0" w:color="auto"/>
-          <w:left w:val="single" w:sz="4" w:space="0" w:color="auto"/>
-          <w:bottom w:val="single" w:sz="4" w:space="0" w:color="auto"/>
-          <w:right w:val="single" w:sz="4" w:space="0" w:color="auto"/>
-          <w:insideH w:val="single" w:sz="4" w:space="0" w:color="auto"/>
-          <w:insideV w:val="single" w:sz="4" w:space="0" w:color="auto"/>
-        </w:tblBorders>
+        <w:jc w:val="start"/>
+        <w:tblInd w:w="0" w:type="dxa"/>
+        <w:tblLayout w:type="fixed"/>
         <w:tblCellMar>
-          <w:left w:w="10" w:type="dxa"/>
-          <w:right w:w="10" w:type="dxa"/>
+          <w:top w:w="80" w:type="dxa"/>
+          <w:start w:w="120" w:type="dxa"/>
+          <w:bottom w:w="80" w:type="dxa"/>
+          <w:end w:w="120" w:type="dxa"/>
         </w:tblCellMar>
-        <w:tblLook w:val="0000" w:firstRow="0" w:lastRow="0" w:firstColumn="0" w:lastColumn="0" w:noHBand="0" w:noVBand="0"/>
+        <w:tblLook w:noHBand="0" w:noVBand="0" w:firstColumn="0" w:lastRow="0" w:lastColumn="0" w:firstRow="0" w:val="0000"/>
       </w:tblPr>
       <w:tblGrid>
         <w:gridCol w:w="1800"/>
@@ -1121,19 +1622,24 @@
         <w:gridCol w:w="2000"/>
       </w:tblGrid>
       <w:tr>
+        <w:trPr/>
         <w:tc>
           <w:tcPr>
             <w:tcW w:w="1800" w:type="dxa"/>
-            <w:shd w:val="clear" w:color="auto" w:fill="F3F6FC"/>
-            <w:tcMar>
-              <w:top w:w="80" w:type="dxa"/>
-              <w:left w:w="120" w:type="dxa"/>
-              <w:bottom w:w="80" w:type="dxa"/>
-              <w:right w:w="120" w:type="dxa"/>
-            </w:tcMar>
+            <w:tcBorders>
+              <w:top w:val="single" w:sz="4" w:space="0" w:color="000000"/>
+              <w:start w:val="single" w:sz="4" w:space="0" w:color="000000"/>
+              <w:bottom w:val="single" w:sz="4" w:space="0" w:color="000000"/>
+              <w:end w:val="single" w:sz="4" w:space="0" w:color="000000"/>
+            </w:tcBorders>
+            <w:shd w:color="auto" w:fill="F3F6FC" w:val="clear"/>
             <w:vAlign w:val="center"/>
           </w:tcPr>
           <w:p>
+            <w:pPr>
+              <w:pStyle w:val="Normal"/>
+              <w:rPr/>
+            </w:pPr>
             <w:r>
               <w:rPr>
                 <w:b/>
@@ -1147,37 +1653,45 @@
         <w:tc>
           <w:tcPr>
             <w:tcW w:w="3600" w:type="dxa"/>
-            <w:shd w:val="clear" w:color="auto" w:fill="CBA6F7"/>
-            <w:tcMar>
-              <w:top w:w="80" w:type="dxa"/>
-              <w:left w:w="120" w:type="dxa"/>
-              <w:bottom w:w="80" w:type="dxa"/>
-              <w:right w:w="120" w:type="dxa"/>
-            </w:tcMar>
+            <w:tcBorders>
+              <w:top w:val="single" w:sz="4" w:space="0" w:color="000000"/>
+              <w:start w:val="single" w:sz="4" w:space="0" w:color="000000"/>
+              <w:bottom w:val="single" w:sz="4" w:space="0" w:color="000000"/>
+              <w:end w:val="single" w:sz="4" w:space="0" w:color="000000"/>
+            </w:tcBorders>
+            <w:shd w:color="auto" w:fill="FAB387" w:val="clear"/>
             <w:vAlign w:val="center"/>
           </w:tcPr>
           <w:p>
-            <w:r>
-              <w:rPr>
-                <w:color w:val="1E2761"/>
-              </w:rPr>
-              <w:t>Dev 1 — Riley Chen</w:t>
+            <w:pPr>
+              <w:pStyle w:val="Normal"/>
+              <w:rPr/>
+            </w:pPr>
+            <w:r>
+              <w:rPr>
+                <w:color w:val="1E2761"/>
+              </w:rPr>
+              <w:t>Dev 2 — Morgan Tran</w:t>
             </w:r>
           </w:p>
         </w:tc>
         <w:tc>
           <w:tcPr>
             <w:tcW w:w="1600" w:type="dxa"/>
-            <w:shd w:val="clear" w:color="auto" w:fill="F3F6FC"/>
-            <w:tcMar>
-              <w:top w:w="80" w:type="dxa"/>
-              <w:left w:w="120" w:type="dxa"/>
-              <w:bottom w:w="80" w:type="dxa"/>
-              <w:right w:w="120" w:type="dxa"/>
-            </w:tcMar>
+            <w:tcBorders>
+              <w:top w:val="single" w:sz="4" w:space="0" w:color="000000"/>
+              <w:start w:val="single" w:sz="4" w:space="0" w:color="000000"/>
+              <w:bottom w:val="single" w:sz="4" w:space="0" w:color="000000"/>
+              <w:end w:val="single" w:sz="4" w:space="0" w:color="000000"/>
+            </w:tcBorders>
+            <w:shd w:color="auto" w:fill="F3F6FC" w:val="clear"/>
             <w:vAlign w:val="center"/>
           </w:tcPr>
           <w:p>
+            <w:pPr>
+              <w:pStyle w:val="Normal"/>
+              <w:rPr/>
+            </w:pPr>
             <w:r>
               <w:rPr>
                 <w:b/>
@@ -1191,21 +1705,25 @@
         <w:tc>
           <w:tcPr>
             <w:tcW w:w="2000" w:type="dxa"/>
-            <w:shd w:val="clear" w:color="auto" w:fill="FFFFFF"/>
-            <w:tcMar>
-              <w:top w:w="80" w:type="dxa"/>
-              <w:left w:w="120" w:type="dxa"/>
-              <w:bottom w:w="80" w:type="dxa"/>
-              <w:right w:w="120" w:type="dxa"/>
-            </w:tcMar>
+            <w:tcBorders>
+              <w:top w:val="single" w:sz="4" w:space="0" w:color="000000"/>
+              <w:start w:val="single" w:sz="4" w:space="0" w:color="000000"/>
+              <w:bottom w:val="single" w:sz="4" w:space="0" w:color="000000"/>
+              <w:end w:val="single" w:sz="4" w:space="0" w:color="000000"/>
+            </w:tcBorders>
+            <w:shd w:color="auto" w:fill="FFFFFF" w:val="clear"/>
             <w:vAlign w:val="center"/>
           </w:tcPr>
           <w:p>
-            <w:r>
-              <w:rPr>
-                <w:color w:val="1E2761"/>
-              </w:rPr>
-              <w:t>Wednesday, 5 August 2026</w:t>
+            <w:pPr>
+              <w:pStyle w:val="Normal"/>
+              <w:rPr/>
+            </w:pPr>
+            <w:r>
+              <w:rPr>
+                <w:color w:val="1E2761"/>
+              </w:rPr>
+              <w:t>Thursday, 6 August 2026</w:t>
             </w:r>
           </w:p>
         </w:tc>
@@ -1213,7 +1731,9 @@
     </w:tbl>
     <w:p>
       <w:pPr>
+        <w:pStyle w:val="Normal"/>
         <w:spacing w:before="160" w:after="40"/>
+        <w:rPr/>
       </w:pPr>
       <w:r>
         <w:rPr>
@@ -1226,7 +1746,9 @@
     </w:p>
     <w:p>
       <w:pPr>
-        <w:spacing w:after="60"/>
+        <w:pStyle w:val="Normal"/>
+        <w:spacing w:before="0" w:after="60"/>
+        <w:rPr/>
       </w:pPr>
       <w:r>
         <w:rPr>
@@ -1236,12 +1758,15 @@
         <w:t xml:space="preserve">Done: </w:t>
       </w:r>
       <w:r>
-        <w:t>Team page built per the design (name, member cards with photo/role, about-us blurb with expand-on-long-text). Login now redirects here on success; team page redirects back to login if accessed directly without a session.</w:t>
-      </w:r>
-    </w:p>
-    <w:p>
-      <w:pPr>
-        <w:spacing w:after="60"/>
+        <w:rPr/>
+        <w:t>Tested the full happy path on the deployed URL — valid login, redirect fires, all member cards render correctly with photo/role/blurb, expand-on-long-text works.</w:t>
+      </w:r>
+    </w:p>
+    <w:p>
+      <w:pPr>
+        <w:pStyle w:val="Normal"/>
+        <w:spacing w:before="0" w:after="60"/>
+        <w:rPr/>
       </w:pPr>
       <w:r>
         <w:rPr>
@@ -1251,12 +1776,15 @@
         <w:t xml:space="preserve">Deliverable: </w:t>
       </w:r>
       <w:r>
-        <w:t>Branch/commit with the team page and route guard.</w:t>
-      </w:r>
-    </w:p>
-    <w:p>
-      <w:pPr>
-        <w:spacing w:after="140"/>
+        <w:rPr/>
+        <w:t>Test script and test report.</w:t>
+      </w:r>
+    </w:p>
+    <w:p>
+      <w:pPr>
+        <w:pStyle w:val="Normal"/>
+        <w:spacing w:before="0" w:after="140"/>
+        <w:rPr/>
       </w:pPr>
       <w:r>
         <w:rPr>
@@ -1266,14 +1794,17 @@
         <w:t xml:space="preserve">Note for next role: </w:t>
       </w:r>
       <w:r>
-        <w:t>Dev 2 — please test against the deployed URL once it's live, not localhost.</w:t>
-      </w:r>
-    </w:p>
-    <w:p>
-      <w:pPr>
+        <w:rPr/>
+        <w:t>No issues found on the happy path. Moving on to edge cases next.</w:t>
+      </w:r>
+    </w:p>
+    <w:p>
+      <w:pPr>
+        <w:pStyle w:val="Normal"/>
         <w:shd w:val="clear" w:color="auto" w:fill="16204F"/>
-        <w:spacing w:after="120"/>
-        <w:ind w:left="100" w:right="100"/>
+        <w:spacing w:before="0" w:after="120"/>
+        <w:ind w:start="100" w:end="100"/>
+        <w:rPr/>
       </w:pPr>
       <w:r>
         <w:rPr>
@@ -1281,100 +1812,74 @@
           <w:bCs/>
           <w:color w:val="FFFFFF"/>
         </w:rPr>
-        <w:t xml:space="preserve">Git URL (commit):  </w:t>
-      </w:r>
-      <w:r>
-        <w:rPr>
-          <w:rFonts w:ascii="Consolas" w:eastAsia="Consolas" w:hAnsi="Consolas" w:cs="Consolas"/>
+        <w:t xml:space="preserve">Git URL (test script):  </w:t>
+      </w:r>
+      <w:r>
+        <w:rPr>
+          <w:rFonts w:eastAsia="Consolas" w:cs="Consolas" w:ascii="Consolas" w:hAnsi="Consolas"/>
           <w:color w:val="8FD3D6"/>
         </w:rPr>
-        <w:t>https://github.com/team-byte-size/team-page/commit/7f3b8d1</w:t>
-      </w:r>
-    </w:p>
-    <w:p>
-      <w:pPr>
-        <w:spacing w:after="260"/>
-      </w:pPr>
-      <w:r>
-        <w:rPr>
-          <w:noProof/>
-        </w:rPr>
-        <w:lastRenderedPageBreak/>
-        <w:drawing>
-          <wp:inline distT="0" distB="0" distL="0" distR="0" wp14:anchorId="1D426C83" wp14:editId="65256AE1">
-            <wp:extent cx="3503930" cy="2589530"/>
-            <wp:effectExtent l="0" t="0" r="1270" b="1270"/>
-            <wp:docPr id="845820923" name="Picture 3"/>
-            <wp:cNvGraphicFramePr>
-              <a:graphicFrameLocks xmlns:a="http://schemas.openxmlformats.org/drawingml/2006/main" noChangeAspect="1"/>
-            </wp:cNvGraphicFramePr>
-            <a:graphic xmlns:a="http://schemas.openxmlformats.org/drawingml/2006/main">
-              <a:graphicData uri="http://schemas.openxmlformats.org/drawingml/2006/picture">
-                <pic:pic xmlns:pic="http://schemas.openxmlformats.org/drawingml/2006/picture">
-                  <pic:nvPicPr>
-                    <pic:cNvPr id="0" name="Picture 5"/>
-                    <pic:cNvPicPr>
-                      <a:picLocks noChangeAspect="1" noChangeArrowheads="1"/>
-                    </pic:cNvPicPr>
-                  </pic:nvPicPr>
-                  <pic:blipFill>
-                    <a:blip r:embed="rId10">
-                      <a:extLst>
-                        <a:ext uri="{28A0092B-C50C-407E-A947-70E740481C1C}">
-                          <a14:useLocalDpi xmlns:a14="http://schemas.microsoft.com/office/drawing/2010/main" val="0"/>
-                        </a:ext>
-                      </a:extLst>
-                    </a:blip>
-                    <a:srcRect/>
-                    <a:stretch>
-                      <a:fillRect/>
-                    </a:stretch>
-                  </pic:blipFill>
-                  <pic:spPr bwMode="auto">
-                    <a:xfrm>
-                      <a:off x="0" y="0"/>
-                      <a:ext cx="3503930" cy="2589530"/>
-                    </a:xfrm>
-                    <a:prstGeom prst="rect">
-                      <a:avLst/>
-                    </a:prstGeom>
-                    <a:noFill/>
-                    <a:ln>
-                      <a:noFill/>
-                    </a:ln>
-                  </pic:spPr>
-                </pic:pic>
-              </a:graphicData>
-            </a:graphic>
-          </wp:inline>
-        </w:drawing>
+        <w:t>https://github.com/team-byte-size/team-page/blob/main/tests/flow.spec.js</w:t>
+      </w:r>
+    </w:p>
+    <w:p>
+      <w:pPr>
+        <w:pStyle w:val="Normal"/>
+        <w:shd w:val="clear" w:color="auto" w:fill="16204F"/>
+        <w:spacing w:before="0" w:after="120"/>
+        <w:ind w:start="100" w:end="100"/>
+        <w:rPr/>
+      </w:pPr>
+      <w:r>
+        <w:rPr>
+          <w:b/>
+          <w:bCs/>
+          <w:color w:val="FFFFFF"/>
+        </w:rPr>
+        <w:t xml:space="preserve">Git URL (test report):  </w:t>
+      </w:r>
+      <w:r>
+        <w:rPr>
+          <w:rFonts w:eastAsia="Consolas" w:cs="Consolas" w:ascii="Consolas" w:hAnsi="Consolas"/>
+          <w:color w:val="8FD3D6"/>
+        </w:rPr>
+        <w:t>https://github.com/team-byte-size/team-page/blob/main/docs/test-report-flow.md</w:t>
+      </w:r>
+    </w:p>
+    <w:p>
+      <w:pPr>
+        <w:pStyle w:val="Normal"/>
+        <w:spacing w:before="0" w:after="260"/>
+        <w:rPr/>
+      </w:pPr>
+      <w:r>
+        <w:rPr/>
       </w:r>
     </w:p>
     <w:p>
       <w:pPr>
         <w:pStyle w:val="Heading1"/>
         <w:spacing w:before="320" w:after="140"/>
-      </w:pPr>
-      <w:r>
-        <w:t>[Login Restyling Bootstrap] Task 6 — Test Login → Redirect → Team Page Flow</w:t>
+        <w:rPr/>
+      </w:pPr>
+      <w:r>
+        <w:rPr/>
+        <w:t>[Login Restyling Bootstrap] Task 7 — Test Edge Cases &amp; Log Bugs</w:t>
       </w:r>
     </w:p>
     <w:tbl>
       <w:tblPr>
         <w:tblW w:w="9000" w:type="dxa"/>
-        <w:tblBorders>
-          <w:top w:val="single" w:sz="4" w:space="0" w:color="auto"/>
-          <w:left w:val="single" w:sz="4" w:space="0" w:color="auto"/>
-          <w:bottom w:val="single" w:sz="4" w:space="0" w:color="auto"/>
-          <w:right w:val="single" w:sz="4" w:space="0" w:color="auto"/>
-          <w:insideH w:val="single" w:sz="4" w:space="0" w:color="auto"/>
-          <w:insideV w:val="single" w:sz="4" w:space="0" w:color="auto"/>
-        </w:tblBorders>
+        <w:jc w:val="start"/>
+        <w:tblInd w:w="0" w:type="dxa"/>
+        <w:tblLayout w:type="fixed"/>
         <w:tblCellMar>
-          <w:left w:w="10" w:type="dxa"/>
-          <w:right w:w="10" w:type="dxa"/>
+          <w:top w:w="80" w:type="dxa"/>
+          <w:start w:w="120" w:type="dxa"/>
+          <w:bottom w:w="80" w:type="dxa"/>
+          <w:end w:w="120" w:type="dxa"/>
         </w:tblCellMar>
-        <w:tblLook w:val="0000" w:firstRow="0" w:lastRow="0" w:firstColumn="0" w:lastColumn="0" w:noHBand="0" w:noVBand="0"/>
+        <w:tblLook w:noHBand="0" w:noVBand="0" w:firstColumn="0" w:lastRow="0" w:lastColumn="0" w:firstRow="0" w:val="0000"/>
       </w:tblPr>
       <w:tblGrid>
         <w:gridCol w:w="1800"/>
@@ -1383,19 +1888,24 @@
         <w:gridCol w:w="2000"/>
       </w:tblGrid>
       <w:tr>
+        <w:trPr/>
         <w:tc>
           <w:tcPr>
             <w:tcW w:w="1800" w:type="dxa"/>
-            <w:shd w:val="clear" w:color="auto" w:fill="F3F6FC"/>
-            <w:tcMar>
-              <w:top w:w="80" w:type="dxa"/>
-              <w:left w:w="120" w:type="dxa"/>
-              <w:bottom w:w="80" w:type="dxa"/>
-              <w:right w:w="120" w:type="dxa"/>
-            </w:tcMar>
+            <w:tcBorders>
+              <w:top w:val="single" w:sz="4" w:space="0" w:color="000000"/>
+              <w:start w:val="single" w:sz="4" w:space="0" w:color="000000"/>
+              <w:bottom w:val="single" w:sz="4" w:space="0" w:color="000000"/>
+              <w:end w:val="single" w:sz="4" w:space="0" w:color="000000"/>
+            </w:tcBorders>
+            <w:shd w:color="auto" w:fill="F3F6FC" w:val="clear"/>
             <w:vAlign w:val="center"/>
           </w:tcPr>
           <w:p>
+            <w:pPr>
+              <w:pStyle w:val="Normal"/>
+              <w:rPr/>
+            </w:pPr>
             <w:r>
               <w:rPr>
                 <w:b/>
@@ -1409,16 +1919,20 @@
         <w:tc>
           <w:tcPr>
             <w:tcW w:w="3600" w:type="dxa"/>
-            <w:shd w:val="clear" w:color="auto" w:fill="FAB387"/>
-            <w:tcMar>
-              <w:top w:w="80" w:type="dxa"/>
-              <w:left w:w="120" w:type="dxa"/>
-              <w:bottom w:w="80" w:type="dxa"/>
-              <w:right w:w="120" w:type="dxa"/>
-            </w:tcMar>
+            <w:tcBorders>
+              <w:top w:val="single" w:sz="4" w:space="0" w:color="000000"/>
+              <w:start w:val="single" w:sz="4" w:space="0" w:color="000000"/>
+              <w:bottom w:val="single" w:sz="4" w:space="0" w:color="000000"/>
+              <w:end w:val="single" w:sz="4" w:space="0" w:color="000000"/>
+            </w:tcBorders>
+            <w:shd w:color="auto" w:fill="FAB387" w:val="clear"/>
             <w:vAlign w:val="center"/>
           </w:tcPr>
           <w:p>
+            <w:pPr>
+              <w:pStyle w:val="Normal"/>
+              <w:rPr/>
+            </w:pPr>
             <w:r>
               <w:rPr>
                 <w:color w:val="1E2761"/>
@@ -1430,16 +1944,20 @@
         <w:tc>
           <w:tcPr>
             <w:tcW w:w="1600" w:type="dxa"/>
-            <w:shd w:val="clear" w:color="auto" w:fill="F3F6FC"/>
-            <w:tcMar>
-              <w:top w:w="80" w:type="dxa"/>
-              <w:left w:w="120" w:type="dxa"/>
-              <w:bottom w:w="80" w:type="dxa"/>
-              <w:right w:w="120" w:type="dxa"/>
-            </w:tcMar>
+            <w:tcBorders>
+              <w:top w:val="single" w:sz="4" w:space="0" w:color="000000"/>
+              <w:start w:val="single" w:sz="4" w:space="0" w:color="000000"/>
+              <w:bottom w:val="single" w:sz="4" w:space="0" w:color="000000"/>
+              <w:end w:val="single" w:sz="4" w:space="0" w:color="000000"/>
+            </w:tcBorders>
+            <w:shd w:color="auto" w:fill="F3F6FC" w:val="clear"/>
             <w:vAlign w:val="center"/>
           </w:tcPr>
           <w:p>
+            <w:pPr>
+              <w:pStyle w:val="Normal"/>
+              <w:rPr/>
+            </w:pPr>
             <w:r>
               <w:rPr>
                 <w:b/>
@@ -1453,16 +1971,20 @@
         <w:tc>
           <w:tcPr>
             <w:tcW w:w="2000" w:type="dxa"/>
-            <w:shd w:val="clear" w:color="auto" w:fill="FFFFFF"/>
-            <w:tcMar>
-              <w:top w:w="80" w:type="dxa"/>
-              <w:left w:w="120" w:type="dxa"/>
-              <w:bottom w:w="80" w:type="dxa"/>
-              <w:right w:w="120" w:type="dxa"/>
-            </w:tcMar>
+            <w:tcBorders>
+              <w:top w:val="single" w:sz="4" w:space="0" w:color="000000"/>
+              <w:start w:val="single" w:sz="4" w:space="0" w:color="000000"/>
+              <w:bottom w:val="single" w:sz="4" w:space="0" w:color="000000"/>
+              <w:end w:val="single" w:sz="4" w:space="0" w:color="000000"/>
+            </w:tcBorders>
+            <w:shd w:color="auto" w:fill="FFFFFF" w:val="clear"/>
             <w:vAlign w:val="center"/>
           </w:tcPr>
           <w:p>
+            <w:pPr>
+              <w:pStyle w:val="Normal"/>
+              <w:rPr/>
+            </w:pPr>
             <w:r>
               <w:rPr>
                 <w:color w:val="1E2761"/>
@@ -1475,7 +1997,9 @@
     </w:tbl>
     <w:p>
       <w:pPr>
+        <w:pStyle w:val="Normal"/>
         <w:spacing w:before="160" w:after="40"/>
+        <w:rPr/>
       </w:pPr>
       <w:r>
         <w:rPr>
@@ -1488,7 +2012,9 @@
     </w:p>
     <w:p>
       <w:pPr>
-        <w:spacing w:after="60"/>
+        <w:pStyle w:val="Normal"/>
+        <w:spacing w:before="0" w:after="60"/>
+        <w:rPr/>
       </w:pPr>
       <w:r>
         <w:rPr>
@@ -1498,12 +2024,15 @@
         <w:t xml:space="preserve">Done: </w:t>
       </w:r>
       <w:r>
-        <w:t>Tested the full happy path on the deployed URL — valid login, redirect fires, all member cards render correctly with photo/role/blurb, expand-on-long-text works.</w:t>
-      </w:r>
-    </w:p>
-    <w:p>
-      <w:pPr>
-        <w:spacing w:after="60"/>
+        <w:rPr/>
+        <w:t>Tested invalid login, direct team-page URL access without login, missing-photo member, and an unusually long blurb. No bugs found.</w:t>
+      </w:r>
+    </w:p>
+    <w:p>
+      <w:pPr>
+        <w:pStyle w:val="Normal"/>
+        <w:spacing w:before="0" w:after="60"/>
+        <w:rPr/>
       </w:pPr>
       <w:r>
         <w:rPr>
@@ -1513,12 +2042,15 @@
         <w:t xml:space="preserve">Deliverable: </w:t>
       </w:r>
       <w:r>
-        <w:t>Test script and test report.</w:t>
-      </w:r>
-    </w:p>
-    <w:p>
-      <w:pPr>
-        <w:spacing w:after="140"/>
+        <w:rPr/>
+        <w:t>Edge case test report.</w:t>
+      </w:r>
+    </w:p>
+    <w:p>
+      <w:pPr>
+        <w:pStyle w:val="Normal"/>
+        <w:spacing w:before="0" w:after="140"/>
+        <w:rPr/>
       </w:pPr>
       <w:r>
         <w:rPr>
@@ -1528,14 +2060,17 @@
         <w:t xml:space="preserve">Note for next role: </w:t>
       </w:r>
       <w:r>
-        <w:t>No issues found on the happy path. Moving on to edge cases next.</w:t>
-      </w:r>
-    </w:p>
-    <w:p>
-      <w:pPr>
+        <w:rPr/>
+        <w:t>PM — everything passed, nothing outstanding for Dev 1 to fix before your review.</w:t>
+      </w:r>
+    </w:p>
+    <w:p>
+      <w:pPr>
+        <w:pStyle w:val="Normal"/>
         <w:shd w:val="clear" w:color="auto" w:fill="16204F"/>
-        <w:spacing w:after="120"/>
-        <w:ind w:left="100" w:right="100"/>
+        <w:spacing w:before="0" w:after="120"/>
+        <w:ind w:start="100" w:end="100"/>
+        <w:rPr/>
       </w:pPr>
       <w:r>
         <w:rPr>
@@ -1547,64 +2082,94 @@
       </w:r>
       <w:r>
         <w:rPr>
-          <w:rFonts w:ascii="Consolas" w:eastAsia="Consolas" w:hAnsi="Consolas" w:cs="Consolas"/>
+          <w:rFonts w:eastAsia="Consolas" w:cs="Consolas" w:ascii="Consolas" w:hAnsi="Consolas"/>
           <w:color w:val="8FD3D6"/>
         </w:rPr>
-        <w:t>https://github.com/team-byte-size/team-page/blob/main/tests/flow.spec.js</w:t>
-      </w:r>
-    </w:p>
-    <w:p>
-      <w:pPr>
-        <w:shd w:val="clear" w:color="auto" w:fill="16204F"/>
-        <w:spacing w:after="120"/>
-        <w:ind w:left="100" w:right="100"/>
-      </w:pPr>
-      <w:r>
-        <w:rPr>
-          <w:b/>
-          <w:bCs/>
-          <w:color w:val="FFFFFF"/>
-        </w:rPr>
-        <w:t xml:space="preserve">Git URL (test report):  </w:t>
-      </w:r>
-      <w:r>
-        <w:rPr>
-          <w:rFonts w:ascii="Consolas" w:eastAsia="Consolas" w:hAnsi="Consolas" w:cs="Consolas"/>
-          <w:color w:val="8FD3D6"/>
-        </w:rPr>
-        <w:t>https://github.com/team-byte-size/team-page/blob/main/docs/test-report-flow.md</w:t>
-      </w:r>
-    </w:p>
-    <w:p>
-      <w:pPr>
-        <w:spacing w:after="260"/>
-      </w:pPr>
-    </w:p>
-    <w:p>
-      <w:pPr>
-        <w:pStyle w:val="Heading1"/>
-        <w:spacing w:before="320" w:after="140"/>
-      </w:pPr>
-      <w:r>
-        <w:t>[Login Restyling Bootstrap] Task 7 — Test Edge Cases &amp; Log Bugs</w:t>
+        <w:t>https://github.com/team-byte-size/team-page/blob/main/tests/edge.spec.js</w:t>
       </w:r>
     </w:p>
     <w:tbl>
       <w:tblPr>
         <w:tblW w:w="9000" w:type="dxa"/>
-        <w:tblBorders>
-          <w:top w:val="single" w:sz="4" w:space="0" w:color="auto"/>
-          <w:left w:val="single" w:sz="4" w:space="0" w:color="auto"/>
-          <w:bottom w:val="single" w:sz="4" w:space="0" w:color="auto"/>
-          <w:right w:val="single" w:sz="4" w:space="0" w:color="auto"/>
-          <w:insideH w:val="single" w:sz="4" w:space="0" w:color="auto"/>
-          <w:insideV w:val="single" w:sz="4" w:space="0" w:color="auto"/>
-        </w:tblBorders>
+        <w:jc w:val="start"/>
+        <w:tblInd w:w="0" w:type="dxa"/>
+        <w:tblLayout w:type="fixed"/>
         <w:tblCellMar>
-          <w:left w:w="10" w:type="dxa"/>
-          <w:right w:w="10" w:type="dxa"/>
+          <w:top w:w="300" w:type="dxa"/>
+          <w:start w:w="200" w:type="dxa"/>
+          <w:bottom w:w="300" w:type="dxa"/>
+          <w:end w:w="200" w:type="dxa"/>
         </w:tblCellMar>
-        <w:tblLook w:val="0000" w:firstRow="0" w:lastRow="0" w:firstColumn="0" w:lastColumn="0" w:noHBand="0" w:noVBand="0"/>
+        <w:tblLook w:noHBand="0" w:noVBand="0" w:firstColumn="0" w:lastRow="0" w:lastColumn="0" w:firstRow="0" w:val="0000"/>
+      </w:tblPr>
+      <w:tblGrid>
+        <w:gridCol w:w="9000"/>
+      </w:tblGrid>
+      <w:tr>
+        <w:trPr/>
+        <w:tc>
+          <w:tcPr>
+            <w:tcW w:w="9000" w:type="dxa"/>
+            <w:tcBorders>
+              <w:top w:val="dashed" w:sz="4" w:space="0" w:color="AAAAAA"/>
+              <w:start w:val="dashed" w:sz="4" w:space="0" w:color="AAAAAA"/>
+              <w:bottom w:val="dashed" w:sz="4" w:space="0" w:color="AAAAAA"/>
+              <w:end w:val="dashed" w:sz="4" w:space="0" w:color="AAAAAA"/>
+            </w:tcBorders>
+            <w:shd w:color="auto" w:fill="F0F0F0" w:val="clear"/>
+          </w:tcPr>
+          <w:p>
+            <w:pPr>
+              <w:pStyle w:val="Normal"/>
+              <w:jc w:val="center"/>
+              <w:rPr/>
+            </w:pPr>
+            <w:r>
+              <w:rPr>
+                <w:i/>
+                <w:iCs/>
+                <w:color w:val="888888"/>
+              </w:rPr>
+              <w:t>[ IMAGE PLACEHOLDER — Invalid login error state screenshot — replace with actual screenshot ]</w:t>
+            </w:r>
+          </w:p>
+        </w:tc>
+      </w:tr>
+    </w:tbl>
+    <w:p>
+      <w:pPr>
+        <w:pStyle w:val="Normal"/>
+        <w:spacing w:before="0" w:after="260"/>
+        <w:rPr/>
+      </w:pPr>
+      <w:r>
+        <w:rPr/>
+      </w:r>
+    </w:p>
+    <w:p>
+      <w:pPr>
+        <w:pStyle w:val="Heading1"/>
+        <w:spacing w:before="320" w:after="140"/>
+        <w:rPr/>
+      </w:pPr>
+      <w:r>
+        <w:rPr/>
+        <w:t>[Login Restyling Bootstrap] Task 8 — Final Review &amp; Sign-Off</w:t>
+      </w:r>
+    </w:p>
+    <w:tbl>
+      <w:tblPr>
+        <w:tblW w:w="9000" w:type="dxa"/>
+        <w:jc w:val="start"/>
+        <w:tblInd w:w="0" w:type="dxa"/>
+        <w:tblLayout w:type="fixed"/>
+        <w:tblCellMar>
+          <w:top w:w="80" w:type="dxa"/>
+          <w:start w:w="120" w:type="dxa"/>
+          <w:bottom w:w="80" w:type="dxa"/>
+          <w:end w:w="120" w:type="dxa"/>
+        </w:tblCellMar>
+        <w:tblLook w:noHBand="0" w:noVBand="0" w:firstColumn="0" w:lastRow="0" w:lastColumn="0" w:firstRow="0" w:val="0000"/>
       </w:tblPr>
       <w:tblGrid>
         <w:gridCol w:w="1800"/>
@@ -1613,19 +2178,24 @@
         <w:gridCol w:w="2000"/>
       </w:tblGrid>
       <w:tr>
+        <w:trPr/>
         <w:tc>
           <w:tcPr>
             <w:tcW w:w="1800" w:type="dxa"/>
-            <w:shd w:val="clear" w:color="auto" w:fill="F3F6FC"/>
-            <w:tcMar>
-              <w:top w:w="80" w:type="dxa"/>
-              <w:left w:w="120" w:type="dxa"/>
-              <w:bottom w:w="80" w:type="dxa"/>
-              <w:right w:w="120" w:type="dxa"/>
-            </w:tcMar>
+            <w:tcBorders>
+              <w:top w:val="single" w:sz="4" w:space="0" w:color="000000"/>
+              <w:start w:val="single" w:sz="4" w:space="0" w:color="000000"/>
+              <w:bottom w:val="single" w:sz="4" w:space="0" w:color="000000"/>
+              <w:end w:val="single" w:sz="4" w:space="0" w:color="000000"/>
+            </w:tcBorders>
+            <w:shd w:color="auto" w:fill="F3F6FC" w:val="clear"/>
             <w:vAlign w:val="center"/>
           </w:tcPr>
           <w:p>
+            <w:pPr>
+              <w:pStyle w:val="Normal"/>
+              <w:rPr/>
+            </w:pPr>
             <w:r>
               <w:rPr>
                 <w:b/>
@@ -1639,37 +2209,45 @@
         <w:tc>
           <w:tcPr>
             <w:tcW w:w="3600" w:type="dxa"/>
-            <w:shd w:val="clear" w:color="auto" w:fill="FAB387"/>
-            <w:tcMar>
-              <w:top w:w="80" w:type="dxa"/>
-              <w:left w:w="120" w:type="dxa"/>
-              <w:bottom w:w="80" w:type="dxa"/>
-              <w:right w:w="120" w:type="dxa"/>
-            </w:tcMar>
+            <w:tcBorders>
+              <w:top w:val="single" w:sz="4" w:space="0" w:color="000000"/>
+              <w:start w:val="single" w:sz="4" w:space="0" w:color="000000"/>
+              <w:bottom w:val="single" w:sz="4" w:space="0" w:color="000000"/>
+              <w:end w:val="single" w:sz="4" w:space="0" w:color="000000"/>
+            </w:tcBorders>
+            <w:shd w:color="auto" w:fill="89B4FA" w:val="clear"/>
             <w:vAlign w:val="center"/>
           </w:tcPr>
           <w:p>
-            <w:r>
-              <w:rPr>
-                <w:color w:val="1E2761"/>
-              </w:rPr>
-              <w:t>Dev 2 — Morgan Tran</w:t>
+            <w:pPr>
+              <w:pStyle w:val="Normal"/>
+              <w:rPr/>
+            </w:pPr>
+            <w:r>
+              <w:rPr>
+                <w:color w:val="1E2761"/>
+              </w:rPr>
+              <w:t>PM — Alex Lin</w:t>
             </w:r>
           </w:p>
         </w:tc>
         <w:tc>
           <w:tcPr>
             <w:tcW w:w="1600" w:type="dxa"/>
-            <w:shd w:val="clear" w:color="auto" w:fill="F3F6FC"/>
-            <w:tcMar>
-              <w:top w:w="80" w:type="dxa"/>
-              <w:left w:w="120" w:type="dxa"/>
-              <w:bottom w:w="80" w:type="dxa"/>
-              <w:right w:w="120" w:type="dxa"/>
-            </w:tcMar>
+            <w:tcBorders>
+              <w:top w:val="single" w:sz="4" w:space="0" w:color="000000"/>
+              <w:start w:val="single" w:sz="4" w:space="0" w:color="000000"/>
+              <w:bottom w:val="single" w:sz="4" w:space="0" w:color="000000"/>
+              <w:end w:val="single" w:sz="4" w:space="0" w:color="000000"/>
+            </w:tcBorders>
+            <w:shd w:color="auto" w:fill="F3F6FC" w:val="clear"/>
             <w:vAlign w:val="center"/>
           </w:tcPr>
           <w:p>
+            <w:pPr>
+              <w:pStyle w:val="Normal"/>
+              <w:rPr/>
+            </w:pPr>
             <w:r>
               <w:rPr>
                 <w:b/>
@@ -1683,21 +2261,25 @@
         <w:tc>
           <w:tcPr>
             <w:tcW w:w="2000" w:type="dxa"/>
-            <w:shd w:val="clear" w:color="auto" w:fill="FFFFFF"/>
-            <w:tcMar>
-              <w:top w:w="80" w:type="dxa"/>
-              <w:left w:w="120" w:type="dxa"/>
-              <w:bottom w:w="80" w:type="dxa"/>
-              <w:right w:w="120" w:type="dxa"/>
-            </w:tcMar>
+            <w:tcBorders>
+              <w:top w:val="single" w:sz="4" w:space="0" w:color="000000"/>
+              <w:start w:val="single" w:sz="4" w:space="0" w:color="000000"/>
+              <w:bottom w:val="single" w:sz="4" w:space="0" w:color="000000"/>
+              <w:end w:val="single" w:sz="4" w:space="0" w:color="000000"/>
+            </w:tcBorders>
+            <w:shd w:color="auto" w:fill="FFFFFF" w:val="clear"/>
             <w:vAlign w:val="center"/>
           </w:tcPr>
           <w:p>
-            <w:r>
-              <w:rPr>
-                <w:color w:val="1E2761"/>
-              </w:rPr>
-              <w:t>Thursday, 6 August 2026</w:t>
+            <w:pPr>
+              <w:pStyle w:val="Normal"/>
+              <w:rPr/>
+            </w:pPr>
+            <w:r>
+              <w:rPr>
+                <w:color w:val="1E2761"/>
+              </w:rPr>
+              <w:t>Friday, 7 August 2026</w:t>
             </w:r>
           </w:p>
         </w:tc>
@@ -1705,7 +2287,9 @@
     </w:tbl>
     <w:p>
       <w:pPr>
+        <w:pStyle w:val="Normal"/>
         <w:spacing w:before="160" w:after="40"/>
+        <w:rPr/>
       </w:pPr>
       <w:r>
         <w:rPr>
@@ -1718,7 +2302,9 @@
     </w:p>
     <w:p>
       <w:pPr>
-        <w:spacing w:after="60"/>
+        <w:pStyle w:val="Normal"/>
+        <w:spacing w:before="0" w:after="60"/>
+        <w:rPr/>
       </w:pPr>
       <w:r>
         <w:rPr>
@@ -1728,12 +2314,15 @@
         <w:t xml:space="preserve">Done: </w:t>
       </w:r>
       <w:r>
-        <w:t>Tested invalid login, direct team-page URL access without login, missing-photo member, and an unusually long blurb. No bugs found.</w:t>
-      </w:r>
-    </w:p>
-    <w:p>
-      <w:pPr>
-        <w:spacing w:after="60"/>
+        <w:rPr/>
+        <w:t>Reviewed the feature end-to-end against the requirements and design. Verified every prior task's checklist and completion comment. Everything matches — approved.</w:t>
+      </w:r>
+    </w:p>
+    <w:p>
+      <w:pPr>
+        <w:pStyle w:val="Normal"/>
+        <w:spacing w:before="0" w:after="60"/>
+        <w:rPr/>
       </w:pPr>
       <w:r>
         <w:rPr>
@@ -1743,12 +2332,15 @@
         <w:t xml:space="preserve">Deliverable: </w:t>
       </w:r>
       <w:r>
-        <w:t>Edge case test report.</w:t>
-      </w:r>
-    </w:p>
-    <w:p>
-      <w:pPr>
-        <w:spacing w:after="140"/>
+        <w:rPr/>
+        <w:t>Sign-off note.</w:t>
+      </w:r>
+    </w:p>
+    <w:p>
+      <w:pPr>
+        <w:pStyle w:val="Normal"/>
+        <w:spacing w:before="0" w:after="140"/>
+        <w:rPr/>
       </w:pPr>
       <w:r>
         <w:rPr>
@@ -1758,14 +2350,17 @@
         <w:t xml:space="preserve">Note for next role: </w:t>
       </w:r>
       <w:r>
-        <w:t>PM — everything passed, nothing outstanding for Dev 1 to fix before your review.</w:t>
-      </w:r>
-    </w:p>
-    <w:p>
-      <w:pPr>
+        <w:rPr/>
+        <w:t>None — feature complete, board closed out.</w:t>
+      </w:r>
+    </w:p>
+    <w:p>
+      <w:pPr>
+        <w:pStyle w:val="Normal"/>
         <w:shd w:val="clear" w:color="auto" w:fill="16204F"/>
-        <w:spacing w:after="120"/>
-        <w:ind w:left="100" w:right="100"/>
+        <w:spacing w:before="0" w:after="120"/>
+        <w:ind w:start="100" w:end="100"/>
+        <w:rPr/>
       </w:pPr>
       <w:r>
         <w:rPr>
@@ -1773,349 +2368,71 @@
           <w:bCs/>
           <w:color w:val="FFFFFF"/>
         </w:rPr>
-        <w:lastRenderedPageBreak/>
-        <w:t xml:space="preserve">Git URL (test script):  </w:t>
-      </w:r>
-      <w:r>
-        <w:rPr>
-          <w:rFonts w:ascii="Consolas" w:eastAsia="Consolas" w:hAnsi="Consolas" w:cs="Consolas"/>
+        <w:t xml:space="preserve">Git URL:  </w:t>
+      </w:r>
+      <w:r>
+        <w:rPr>
+          <w:rFonts w:eastAsia="Consolas" w:cs="Consolas" w:ascii="Consolas" w:hAnsi="Consolas"/>
           <w:color w:val="8FD3D6"/>
         </w:rPr>
-        <w:t>https://github.com/team-byte-size/team-page/blob/main/tests/edge.spec.js</w:t>
-      </w:r>
-    </w:p>
-    <w:tbl>
-      <w:tblPr>
-        <w:tblW w:w="9000" w:type="dxa"/>
-        <w:tblBorders>
-          <w:top w:val="single" w:sz="4" w:space="0" w:color="auto"/>
-          <w:left w:val="single" w:sz="4" w:space="0" w:color="auto"/>
-          <w:bottom w:val="single" w:sz="4" w:space="0" w:color="auto"/>
-          <w:right w:val="single" w:sz="4" w:space="0" w:color="auto"/>
-          <w:insideH w:val="single" w:sz="4" w:space="0" w:color="auto"/>
-          <w:insideV w:val="single" w:sz="4" w:space="0" w:color="auto"/>
-        </w:tblBorders>
-        <w:tblCellMar>
-          <w:left w:w="10" w:type="dxa"/>
-          <w:right w:w="10" w:type="dxa"/>
-        </w:tblCellMar>
-        <w:tblLook w:val="0000" w:firstRow="0" w:lastRow="0" w:firstColumn="0" w:lastColumn="0" w:noHBand="0" w:noVBand="0"/>
-      </w:tblPr>
-      <w:tblGrid>
-        <w:gridCol w:w="9000"/>
-      </w:tblGrid>
-      <w:tr>
-        <w:tc>
-          <w:tcPr>
-            <w:tcW w:w="9000" w:type="dxa"/>
-            <w:tcBorders>
-              <w:top w:val="dashed" w:sz="4" w:space="0" w:color="AAAAAA"/>
-              <w:left w:val="dashed" w:sz="4" w:space="0" w:color="AAAAAA"/>
-              <w:bottom w:val="dashed" w:sz="4" w:space="0" w:color="AAAAAA"/>
-              <w:right w:val="dashed" w:sz="4" w:space="0" w:color="AAAAAA"/>
-            </w:tcBorders>
-            <w:shd w:val="clear" w:color="auto" w:fill="F0F0F0"/>
-            <w:tcMar>
-              <w:top w:w="300" w:type="dxa"/>
-              <w:left w:w="200" w:type="dxa"/>
-              <w:bottom w:w="300" w:type="dxa"/>
-              <w:right w:w="200" w:type="dxa"/>
-            </w:tcMar>
-          </w:tcPr>
-          <w:p>
-            <w:pPr>
-              <w:jc w:val="center"/>
-            </w:pPr>
-            <w:r>
-              <w:rPr>
-                <w:i/>
-                <w:iCs/>
-                <w:color w:val="888888"/>
-              </w:rPr>
-              <w:t>[ IMAGE PLACEHOLDER — Invalid login error state screenshot — replace with actual screenshot ]</w:t>
-            </w:r>
-          </w:p>
-        </w:tc>
-      </w:tr>
-    </w:tbl>
-    <w:p>
-      <w:pPr>
-        <w:spacing w:after="260"/>
-      </w:pPr>
-    </w:p>
-    <w:p>
-      <w:pPr>
-        <w:pStyle w:val="Heading1"/>
-        <w:spacing w:before="320" w:after="140"/>
-      </w:pPr>
-      <w:r>
-        <w:t>[Login Restyling Bootstrap] Task 8 — Final Review &amp; Sign-Off</w:t>
-      </w:r>
-    </w:p>
-    <w:tbl>
-      <w:tblPr>
-        <w:tblW w:w="9000" w:type="dxa"/>
-        <w:tblBorders>
-          <w:top w:val="single" w:sz="4" w:space="0" w:color="auto"/>
-          <w:left w:val="single" w:sz="4" w:space="0" w:color="auto"/>
-          <w:bottom w:val="single" w:sz="4" w:space="0" w:color="auto"/>
-          <w:right w:val="single" w:sz="4" w:space="0" w:color="auto"/>
-          <w:insideH w:val="single" w:sz="4" w:space="0" w:color="auto"/>
-          <w:insideV w:val="single" w:sz="4" w:space="0" w:color="auto"/>
-        </w:tblBorders>
-        <w:tblCellMar>
-          <w:left w:w="10" w:type="dxa"/>
-          <w:right w:w="10" w:type="dxa"/>
-        </w:tblCellMar>
-        <w:tblLook w:val="0000" w:firstRow="0" w:lastRow="0" w:firstColumn="0" w:lastColumn="0" w:noHBand="0" w:noVBand="0"/>
-      </w:tblPr>
-      <w:tblGrid>
-        <w:gridCol w:w="1800"/>
-        <w:gridCol w:w="3600"/>
-        <w:gridCol w:w="1600"/>
-        <w:gridCol w:w="2000"/>
-      </w:tblGrid>
-      <w:tr>
-        <w:tc>
-          <w:tcPr>
-            <w:tcW w:w="1800" w:type="dxa"/>
-            <w:shd w:val="clear" w:color="auto" w:fill="F3F6FC"/>
-            <w:tcMar>
-              <w:top w:w="80" w:type="dxa"/>
-              <w:left w:w="120" w:type="dxa"/>
-              <w:bottom w:w="80" w:type="dxa"/>
-              <w:right w:w="120" w:type="dxa"/>
-            </w:tcMar>
-            <w:vAlign w:val="center"/>
-          </w:tcPr>
-          <w:p>
-            <w:r>
-              <w:rPr>
-                <w:b/>
-                <w:bCs/>
-                <w:color w:val="1E2761"/>
-              </w:rPr>
-              <w:t>Role</w:t>
-            </w:r>
-          </w:p>
-        </w:tc>
-        <w:tc>
-          <w:tcPr>
-            <w:tcW w:w="3600" w:type="dxa"/>
-            <w:shd w:val="clear" w:color="auto" w:fill="89B4FA"/>
-            <w:tcMar>
-              <w:top w:w="80" w:type="dxa"/>
-              <w:left w:w="120" w:type="dxa"/>
-              <w:bottom w:w="80" w:type="dxa"/>
-              <w:right w:w="120" w:type="dxa"/>
-            </w:tcMar>
-            <w:vAlign w:val="center"/>
-          </w:tcPr>
-          <w:p>
-            <w:r>
-              <w:rPr>
-                <w:color w:val="1E2761"/>
-              </w:rPr>
-              <w:t>PM — Alex Lin</w:t>
-            </w:r>
-          </w:p>
-        </w:tc>
-        <w:tc>
-          <w:tcPr>
-            <w:tcW w:w="1600" w:type="dxa"/>
-            <w:shd w:val="clear" w:color="auto" w:fill="F3F6FC"/>
-            <w:tcMar>
-              <w:top w:w="80" w:type="dxa"/>
-              <w:left w:w="120" w:type="dxa"/>
-              <w:bottom w:w="80" w:type="dxa"/>
-              <w:right w:w="120" w:type="dxa"/>
-            </w:tcMar>
-            <w:vAlign w:val="center"/>
-          </w:tcPr>
-          <w:p>
-            <w:r>
-              <w:rPr>
-                <w:b/>
-                <w:bCs/>
-                <w:color w:val="1E2761"/>
-              </w:rPr>
-              <w:t>Date</w:t>
-            </w:r>
-          </w:p>
-        </w:tc>
-        <w:tc>
-          <w:tcPr>
-            <w:tcW w:w="2000" w:type="dxa"/>
-            <w:shd w:val="clear" w:color="auto" w:fill="FFFFFF"/>
-            <w:tcMar>
-              <w:top w:w="80" w:type="dxa"/>
-              <w:left w:w="120" w:type="dxa"/>
-              <w:bottom w:w="80" w:type="dxa"/>
-              <w:right w:w="120" w:type="dxa"/>
-            </w:tcMar>
-            <w:vAlign w:val="center"/>
-          </w:tcPr>
-          <w:p>
-            <w:r>
-              <w:rPr>
-                <w:color w:val="1E2761"/>
-              </w:rPr>
-              <w:t>Friday, 7 August 2026</w:t>
-            </w:r>
-          </w:p>
-        </w:tc>
-      </w:tr>
-    </w:tbl>
-    <w:p>
-      <w:pPr>
-        <w:spacing w:before="160" w:after="40"/>
-      </w:pPr>
-      <w:r>
-        <w:rPr>
-          <w:b/>
-          <w:bCs/>
-          <w:color w:val="1E2761"/>
-        </w:rPr>
-        <w:t>Completion comment</w:t>
-      </w:r>
-    </w:p>
-    <w:p>
-      <w:pPr>
-        <w:spacing w:after="60"/>
-      </w:pPr>
-      <w:r>
-        <w:rPr>
-          <w:b/>
-          <w:bCs/>
-        </w:rPr>
-        <w:t xml:space="preserve">Done: </w:t>
-      </w:r>
-      <w:r>
-        <w:t>Reviewed the feature end-to-end against the requirements and design. Verified every prior task's checklist and completion comment. Everything matches — approved.</w:t>
-      </w:r>
-    </w:p>
-    <w:p>
-      <w:pPr>
-        <w:spacing w:after="60"/>
-      </w:pPr>
-      <w:r>
-        <w:rPr>
-          <w:b/>
-          <w:bCs/>
-        </w:rPr>
-        <w:t xml:space="preserve">Deliverable: </w:t>
-      </w:r>
-      <w:r>
-        <w:t>Sign-off note.</w:t>
-      </w:r>
-    </w:p>
-    <w:p>
-      <w:pPr>
-        <w:spacing w:after="140"/>
-      </w:pPr>
-      <w:r>
-        <w:rPr>
-          <w:b/>
-          <w:bCs/>
-        </w:rPr>
-        <w:t xml:space="preserve">Note for next role: </w:t>
-      </w:r>
-      <w:r>
-        <w:t>None — feature complete, board closed out.</w:t>
-      </w:r>
-    </w:p>
-    <w:p>
-      <w:pPr>
-        <w:shd w:val="clear" w:color="auto" w:fill="16204F"/>
-        <w:spacing w:after="120"/>
-        <w:ind w:left="100" w:right="100"/>
-      </w:pPr>
-      <w:r>
-        <w:rPr>
-          <w:b/>
-          <w:bCs/>
-          <w:color w:val="FFFFFF"/>
-        </w:rPr>
-        <w:t xml:space="preserve">Git URL:  </w:t>
-      </w:r>
-      <w:r>
-        <w:rPr>
-          <w:rFonts w:ascii="Consolas" w:eastAsia="Consolas" w:hAnsi="Consolas" w:cs="Consolas"/>
-          <w:color w:val="8FD3D6"/>
-        </w:rPr>
         <w:t>https://github.com/team-byte-size/team-page/blob/main/docs/signoff.md</w:t>
       </w:r>
     </w:p>
     <w:p>
       <w:pPr>
-        <w:spacing w:after="260"/>
-      </w:pPr>
+        <w:pStyle w:val="Normal"/>
+        <w:spacing w:before="0" w:after="260"/>
+        <w:rPr/>
+      </w:pPr>
+      <w:r>
+        <w:rPr/>
+      </w:r>
     </w:p>
     <w:sectPr>
-      <w:headerReference w:type="default" r:id="rId11"/>
+      <w:headerReference w:type="even" r:id="rId8"/>
+      <w:headerReference w:type="default" r:id="rId9"/>
+      <w:headerReference w:type="first" r:id="rId10"/>
+      <w:type w:val="nextPage"/>
       <w:pgSz w:w="12240" w:h="15840"/>
-      <w:pgMar w:top="1440" w:right="1440" w:bottom="1440" w:left="1440" w:header="708" w:footer="708" w:gutter="0"/>
-      <w:cols w:space="720"/>
-      <w:docGrid w:linePitch="360"/>
+      <w:pgMar w:left="1440" w:right="1440" w:gutter="0" w:header="708" w:top="1440" w:footer="0" w:bottom="1440"/>
+      <w:pgNumType w:fmt="decimal"/>
+      <w:formProt w:val="false"/>
+      <w:textDirection w:val="lrTb"/>
+      <w:docGrid w:type="default" w:linePitch="360" w:charSpace="0"/>
     </w:sectPr>
   </w:body>
 </w:document>
 </file>
 
-<file path=word/endnotes.xml><?xml version="1.0" encoding="utf-8"?>
-<w:endnotes xmlns:wpc="http://schemas.microsoft.com/office/word/2010/wordprocessingCanvas" xmlns:cx="http://schemas.microsoft.com/office/drawing/2014/chartex" xmlns:cx1="http://schemas.microsoft.com/office/drawing/2015/9/8/chartex" xmlns:cx2="http://schemas.microsoft.com/office/drawing/2015/10/21/chartex" xmlns:cx3="http://schemas.microsoft.com/office/drawing/2016/5/9/chartex" xmlns:cx4="http://schemas.microsoft.com/office/drawing/2016/5/10/chartex" xmlns:cx5="http://schemas.microsoft.com/office/drawing/2016/5/11/chartex" xmlns:cx6="http://schemas.microsoft.com/office/drawing/2016/5/12/chartex" xmlns:cx7="http://schemas.microsoft.com/office/drawing/2016/5/13/chartex" xmlns:cx8="http://schemas.microsoft.com/office/drawing/2016/5/14/chartex" xmlns:mc="http://schemas.openxmlformats.org/markup-compatibility/2006" xmlns:aink="http://schemas.microsoft.com/office/drawing/2016/ink" xmlns:am3d="http://schemas.microsoft.com/office/drawing/2017/model3d" xmlns:o="urn:schemas-microsoft-com:office:office" xmlns:oel="http://schemas.microsoft.com/office/2019/extlst" xmlns:r="http://schemas.openxmlformats.org/officeDocument/2006/relationships" xmlns:m="http://schemas.openxmlformats.org/officeDocument/2006/math" xmlns:v="urn:schemas-microsoft-com:vml" xmlns:wp14="http://schemas.microsoft.com/office/word/2010/wordprocessingDrawing" xmlns:wp="http://schemas.openxmlformats.org/drawingml/2006/wordprocessingDrawing" xmlns:w10="urn:schemas-microsoft-com:office:word" xmlns:w="http://schemas.openxmlformats.org/wordprocessingml/2006/main" xmlns:w14="http://schemas.microsoft.com/office/word/2010/wordml" xmlns:w15="http://schemas.microsoft.com/office/word/2012/wordml" xmlns:w16cei="http://schemas.microsoft.com/office/word/2026/wordml/cei" xmlns:w16cex="http://schemas.microsoft.com/office/word/2018/wordml/cex" xmlns:w16cid="http://schemas.microsoft.com/office/word/2016/wordml/cid" xmlns:w16="http://schemas.microsoft.com/office/word/2018/wordml" xmlns:w16du="http://schemas.microsoft.com/office/word/2023/wordml/word16du" xmlns:w16sdtdh="http://schemas.microsoft.com/office/word/2020/wordml/sdtdatahash" xmlns:w16sdtfl="http://schemas.microsoft.com/office/word/2024/wordml/sdtformatlock" xmlns:w16se="http://schemas.microsoft.com/office/word/2015/wordml/symex" xmlns:wpg="http://schemas.microsoft.com/office/word/2010/wordprocessingGroup" xmlns:wpi="http://schemas.microsoft.com/office/word/2010/wordprocessingInk" xmlns:wne="http://schemas.microsoft.com/office/word/2006/wordml" xmlns:wps="http://schemas.microsoft.com/office/word/2010/wordprocessingShape" mc:Ignorable="w14 w15 w16se w16cid w16 w16cex w16sdtdh w16sdtfl w16du wp14">
-  <w:endnote w:type="separator" w:id="-1">
-    <w:p>
-      <w:r>
-        <w:separator/>
-      </w:r>
-    </w:p>
-  </w:endnote>
-  <w:endnote w:type="continuationSeparator" w:id="0">
-    <w:p>
-      <w:r>
-        <w:continuationSeparator/>
-      </w:r>
-    </w:p>
-  </w:endnote>
-</w:endnotes>
-</file>
-
-<file path=word/footnotes.xml><?xml version="1.0" encoding="utf-8"?>
-<w:footnotes xmlns:wpc="http://schemas.microsoft.com/office/word/2010/wordprocessingCanvas" xmlns:cx="http://schemas.microsoft.com/office/drawing/2014/chartex" xmlns:cx1="http://schemas.microsoft.com/office/drawing/2015/9/8/chartex" xmlns:cx2="http://schemas.microsoft.com/office/drawing/2015/10/21/chartex" xmlns:cx3="http://schemas.microsoft.com/office/drawing/2016/5/9/chartex" xmlns:cx4="http://schemas.microsoft.com/office/drawing/2016/5/10/chartex" xmlns:cx5="http://schemas.microsoft.com/office/drawing/2016/5/11/chartex" xmlns:cx6="http://schemas.microsoft.com/office/drawing/2016/5/12/chartex" xmlns:cx7="http://schemas.microsoft.com/office/drawing/2016/5/13/chartex" xmlns:cx8="http://schemas.microsoft.com/office/drawing/2016/5/14/chartex" xmlns:mc="http://schemas.openxmlformats.org/markup-compatibility/2006" xmlns:aink="http://schemas.microsoft.com/office/drawing/2016/ink" xmlns:am3d="http://schemas.microsoft.com/office/drawing/2017/model3d" xmlns:o="urn:schemas-microsoft-com:office:office" xmlns:oel="http://schemas.microsoft.com/office/2019/extlst" xmlns:r="http://schemas.openxmlformats.org/officeDocument/2006/relationships" xmlns:m="http://schemas.openxmlformats.org/officeDocument/2006/math" xmlns:v="urn:schemas-microsoft-com:vml" xmlns:wp14="http://schemas.microsoft.com/office/word/2010/wordprocessingDrawing" xmlns:wp="http://schemas.openxmlformats.org/drawingml/2006/wordprocessingDrawing" xmlns:w10="urn:schemas-microsoft-com:office:word" xmlns:w="http://schemas.openxmlformats.org/wordprocessingml/2006/main" xmlns:w14="http://schemas.microsoft.com/office/word/2010/wordml" xmlns:w15="http://schemas.microsoft.com/office/word/2012/wordml" xmlns:w16cei="http://schemas.microsoft.com/office/word/2026/wordml/cei" xmlns:w16cex="http://schemas.microsoft.com/office/word/2018/wordml/cex" xmlns:w16cid="http://schemas.microsoft.com/office/word/2016/wordml/cid" xmlns:w16="http://schemas.microsoft.com/office/word/2018/wordml" xmlns:w16du="http://schemas.microsoft.com/office/word/2023/wordml/word16du" xmlns:w16sdtdh="http://schemas.microsoft.com/office/word/2020/wordml/sdtdatahash" xmlns:w16sdtfl="http://schemas.microsoft.com/office/word/2024/wordml/sdtformatlock" xmlns:w16se="http://schemas.microsoft.com/office/word/2015/wordml/symex" xmlns:wpg="http://schemas.microsoft.com/office/word/2010/wordprocessingGroup" xmlns:wpi="http://schemas.microsoft.com/office/word/2010/wordprocessingInk" xmlns:wne="http://schemas.microsoft.com/office/word/2006/wordml" xmlns:wps="http://schemas.microsoft.com/office/word/2010/wordprocessingShape" mc:Ignorable="w14 w15 w16se w16cid w16 w16cex w16sdtdh w16sdtfl w16du wp14">
-  <w:footnote w:type="separator" w:id="-1">
-    <w:p>
-      <w:r>
-        <w:separator/>
-      </w:r>
-    </w:p>
-  </w:footnote>
-  <w:footnote w:type="continuationSeparator" w:id="0">
-    <w:p>
-      <w:r>
-        <w:continuationSeparator/>
-      </w:r>
-    </w:p>
-  </w:footnote>
-</w:footnotes>
-</file>
-
 <file path=word/header1.xml><?xml version="1.0" encoding="utf-8"?>
-<w:hdr xmlns:wpc="http://schemas.microsoft.com/office/word/2010/wordprocessingCanvas" xmlns:cx="http://schemas.microsoft.com/office/drawing/2014/chartex" xmlns:cx1="http://schemas.microsoft.com/office/drawing/2015/9/8/chartex" xmlns:cx2="http://schemas.microsoft.com/office/drawing/2015/10/21/chartex" xmlns:cx3="http://schemas.microsoft.com/office/drawing/2016/5/9/chartex" xmlns:cx4="http://schemas.microsoft.com/office/drawing/2016/5/10/chartex" xmlns:cx5="http://schemas.microsoft.com/office/drawing/2016/5/11/chartex" xmlns:cx6="http://schemas.microsoft.com/office/drawing/2016/5/12/chartex" xmlns:cx7="http://schemas.microsoft.com/office/drawing/2016/5/13/chartex" xmlns:cx8="http://schemas.microsoft.com/office/drawing/2016/5/14/chartex" xmlns:mc="http://schemas.openxmlformats.org/markup-compatibility/2006" xmlns:aink="http://schemas.microsoft.com/office/drawing/2016/ink" xmlns:am3d="http://schemas.microsoft.com/office/drawing/2017/model3d" xmlns:o="urn:schemas-microsoft-com:office:office" xmlns:oel="http://schemas.microsoft.com/office/2019/extlst" xmlns:r="http://schemas.openxmlformats.org/officeDocument/2006/relationships" xmlns:m="http://schemas.openxmlformats.org/officeDocument/2006/math" xmlns:v="urn:schemas-microsoft-com:vml" xmlns:wp14="http://schemas.microsoft.com/office/word/2010/wordprocessingDrawing" xmlns:wp="http://schemas.openxmlformats.org/drawingml/2006/wordprocessingDrawing" xmlns:w10="urn:schemas-microsoft-com:office:word" xmlns:w="http://schemas.openxmlformats.org/wordprocessingml/2006/main" xmlns:w14="http://schemas.microsoft.com/office/word/2010/wordml" xmlns:w15="http://schemas.microsoft.com/office/word/2012/wordml" xmlns:w16cei="http://schemas.microsoft.com/office/word/2026/wordml/cei" xmlns:w16cex="http://schemas.microsoft.com/office/word/2018/wordml/cex" xmlns:w16cid="http://schemas.microsoft.com/office/word/2016/wordml/cid" xmlns:w16="http://schemas.microsoft.com/office/word/2018/wordml" xmlns:w16du="http://schemas.microsoft.com/office/word/2023/wordml/word16du" xmlns:w16sdtdh="http://schemas.microsoft.com/office/word/2020/wordml/sdtdatahash" xmlns:w16sdtfl="http://schemas.microsoft.com/office/word/2024/wordml/sdtformatlock" xmlns:w16se="http://schemas.microsoft.com/office/word/2015/wordml/symex" xmlns:wpg="http://schemas.microsoft.com/office/word/2010/wordprocessingGroup" xmlns:wpi="http://schemas.microsoft.com/office/word/2010/wordprocessingInk" xmlns:wne="http://schemas.microsoft.com/office/word/2006/wordml" xmlns:wps="http://schemas.microsoft.com/office/word/2010/wordprocessingShape" mc:Ignorable="w14 w15 w16se w16cid w16 w16cex w16sdtdh w16sdtfl w16du wp14">
+<w:hdr xmlns:o="urn:schemas-microsoft-com:office:office" xmlns:r="http://schemas.openxmlformats.org/officeDocument/2006/relationships" xmlns:v="urn:schemas-microsoft-com:vml" xmlns:w="http://schemas.openxmlformats.org/wordprocessingml/2006/main" xmlns:w10="urn:schemas-microsoft-com:office:word" xmlns:wp="http://schemas.openxmlformats.org/drawingml/2006/wordprocessingDrawing" xmlns:pic="http://schemas.openxmlformats.org/drawingml/2006/picture" xmlns:wps="http://schemas.microsoft.com/office/word/2010/wordprocessingShape" xmlns:wpg="http://schemas.microsoft.com/office/word/2010/wordprocessingGroup" xmlns:mc="http://schemas.openxmlformats.org/markup-compatibility/2006" xmlns:wp14="http://schemas.microsoft.com/office/word/2010/wordprocessingDrawing" xmlns:w14="http://schemas.microsoft.com/office/word/2010/wordml" xmlns:w15="http://schemas.microsoft.com/office/word/2012/wordml" mc:Ignorable="w14 wp14 w15">
   <w:p>
     <w:pPr>
       <w:pStyle w:val="Header"/>
-      <w:jc w:val="right"/>
+      <w:rPr/>
     </w:pPr>
     <w:r>
-      <w:rPr>
-        <w:noProof/>
-      </w:rPr>
+      <w:rPr/>
+    </w:r>
+  </w:p>
+</w:hdr>
+</file>
+
+<file path=word/header2.xml><?xml version="1.0" encoding="utf-8"?>
+<w:hdr xmlns:o="urn:schemas-microsoft-com:office:office" xmlns:r="http://schemas.openxmlformats.org/officeDocument/2006/relationships" xmlns:v="urn:schemas-microsoft-com:vml" xmlns:w="http://schemas.openxmlformats.org/wordprocessingml/2006/main" xmlns:w10="urn:schemas-microsoft-com:office:word" xmlns:wp="http://schemas.openxmlformats.org/drawingml/2006/wordprocessingDrawing" xmlns:pic="http://schemas.openxmlformats.org/drawingml/2006/picture" xmlns:wps="http://schemas.microsoft.com/office/word/2010/wordprocessingShape" xmlns:wpg="http://schemas.microsoft.com/office/word/2010/wordprocessingGroup" xmlns:mc="http://schemas.openxmlformats.org/markup-compatibility/2006" xmlns:wp14="http://schemas.microsoft.com/office/word/2010/wordprocessingDrawing" xmlns:w14="http://schemas.microsoft.com/office/word/2010/wordml" xmlns:w15="http://schemas.microsoft.com/office/word/2012/wordml" mc:Ignorable="w14 wp14 w15">
+  <w:p>
+    <w:pPr>
+      <w:pStyle w:val="Header"/>
+      <w:jc w:val="end"/>
+      <w:rPr/>
+    </w:pPr>
+    <w:r>
+      <w:rPr/>
       <w:drawing>
-        <wp:inline distT="0" distB="0" distL="0" distR="0" wp14:anchorId="2F0D3A12" wp14:editId="2979891A">
+        <wp:inline distT="0" distB="0" distL="0" distR="0">
           <wp:extent cx="1265555" cy="577850"/>
-          <wp:effectExtent l="0" t="0" r="4445" b="6350"/>
-          <wp:docPr id="2038316493" name="Picture 2"/>
+          <wp:effectExtent l="0" t="0" r="0" b="0"/>
+          <wp:docPr id="5" name="Image2"/>
           <wp:cNvGraphicFramePr>
             <a:graphicFrameLocks xmlns:a="http://schemas.openxmlformats.org/drawingml/2006/main" noChangeAspect="1"/>
           </wp:cNvGraphicFramePr>
@@ -2123,20 +2440,13 @@
             <a:graphicData uri="http://schemas.openxmlformats.org/drawingml/2006/picture">
               <pic:pic xmlns:pic="http://schemas.openxmlformats.org/drawingml/2006/picture">
                 <pic:nvPicPr>
-                  <pic:cNvPr id="0" name="Picture 3"/>
+                  <pic:cNvPr id="5" name="Image2"/>
                   <pic:cNvPicPr>
                     <a:picLocks noChangeAspect="1" noChangeArrowheads="1"/>
                   </pic:cNvPicPr>
                 </pic:nvPicPr>
                 <pic:blipFill>
-                  <a:blip r:embed="rId1">
-                    <a:extLst>
-                      <a:ext uri="{28A0092B-C50C-407E-A947-70E740481C1C}">
-                        <a14:useLocalDpi xmlns:a14="http://schemas.microsoft.com/office/drawing/2010/main" val="0"/>
-                      </a:ext>
-                    </a:extLst>
-                  </a:blip>
-                  <a:srcRect/>
+                  <a:blip r:embed="rId1"/>
                   <a:stretch>
                     <a:fillRect/>
                   </a:stretch>
@@ -2150,9 +2460,6 @@
                     <a:avLst/>
                   </a:prstGeom>
                   <a:noFill/>
-                  <a:ln>
-                    <a:noFill/>
-                  </a:ln>
                 </pic:spPr>
               </pic:pic>
             </a:graphicData>
@@ -2164,127 +2471,87 @@
 </w:hdr>
 </file>
 
-<file path=word/numbering.xml><?xml version="1.0" encoding="utf-8"?>
-<w:numbering xmlns:wpc="http://schemas.microsoft.com/office/word/2010/wordprocessingCanvas" xmlns:cx="http://schemas.microsoft.com/office/drawing/2014/chartex" xmlns:cx1="http://schemas.microsoft.com/office/drawing/2015/9/8/chartex" xmlns:cx2="http://schemas.microsoft.com/office/drawing/2015/10/21/chartex" xmlns:cx3="http://schemas.microsoft.com/office/drawing/2016/5/9/chartex" xmlns:cx4="http://schemas.microsoft.com/office/drawing/2016/5/10/chartex" xmlns:cx5="http://schemas.microsoft.com/office/drawing/2016/5/11/chartex" xmlns:cx6="http://schemas.microsoft.com/office/drawing/2016/5/12/chartex" xmlns:cx7="http://schemas.microsoft.com/office/drawing/2016/5/13/chartex" xmlns:cx8="http://schemas.microsoft.com/office/drawing/2016/5/14/chartex" xmlns:mc="http://schemas.openxmlformats.org/markup-compatibility/2006" xmlns:aink="http://schemas.microsoft.com/office/drawing/2016/ink" xmlns:am3d="http://schemas.microsoft.com/office/drawing/2017/model3d" xmlns:o="urn:schemas-microsoft-com:office:office" xmlns:oel="http://schemas.microsoft.com/office/2019/extlst" xmlns:r="http://schemas.openxmlformats.org/officeDocument/2006/relationships" xmlns:m="http://schemas.openxmlformats.org/officeDocument/2006/math" xmlns:v="urn:schemas-microsoft-com:vml" xmlns:wp14="http://schemas.microsoft.com/office/word/2010/wordprocessingDrawing" xmlns:wp="http://schemas.openxmlformats.org/drawingml/2006/wordprocessingDrawing" xmlns:w10="urn:schemas-microsoft-com:office:word" xmlns:w="http://schemas.openxmlformats.org/wordprocessingml/2006/main" xmlns:w14="http://schemas.microsoft.com/office/word/2010/wordml" xmlns:w15="http://schemas.microsoft.com/office/word/2012/wordml" xmlns:w16cei="http://schemas.microsoft.com/office/word/2026/wordml/cei" xmlns:w16cex="http://schemas.microsoft.com/office/word/2018/wordml/cex" xmlns:w16cid="http://schemas.microsoft.com/office/word/2016/wordml/cid" xmlns:w16="http://schemas.microsoft.com/office/word/2018/wordml" xmlns:w16du="http://schemas.microsoft.com/office/word/2023/wordml/word16du" xmlns:w16sdtdh="http://schemas.microsoft.com/office/word/2020/wordml/sdtdatahash" xmlns:w16sdtfl="http://schemas.microsoft.com/office/word/2024/wordml/sdtformatlock" xmlns:w16se="http://schemas.microsoft.com/office/word/2015/wordml/symex" xmlns:wpg="http://schemas.microsoft.com/office/word/2010/wordprocessingGroup" xmlns:wpi="http://schemas.microsoft.com/office/word/2010/wordprocessingInk" xmlns:wne="http://schemas.microsoft.com/office/word/2006/wordml" xmlns:wps="http://schemas.microsoft.com/office/word/2010/wordprocessingShape" mc:Ignorable="w14 w15 w16se w16cid w16 w16cex w16sdtdh w16sdtfl w16du wp14">
-  <w:abstractNum w:abstractNumId="0" w15:restartNumberingAfterBreak="0">
-    <w:nsid w:val="050B24B6"/>
-    <w:multiLevelType w:val="hybridMultilevel"/>
-    <w:tmpl w:val="48903A56"/>
-    <w:lvl w:ilvl="0" w:tplc="5C78EA02">
-      <w:start w:val="1"/>
-      <w:numFmt w:val="bullet"/>
-      <w:lvlText w:val="●"/>
-      <w:lvlJc w:val="left"/>
-      <w:pPr>
-        <w:ind w:left="720" w:hanging="360"/>
-      </w:pPr>
-    </w:lvl>
-    <w:lvl w:ilvl="1" w:tplc="F506824A">
-      <w:start w:val="1"/>
-      <w:numFmt w:val="bullet"/>
-      <w:lvlText w:val="○"/>
-      <w:lvlJc w:val="left"/>
-      <w:pPr>
-        <w:ind w:left="1440" w:hanging="360"/>
-      </w:pPr>
-    </w:lvl>
-    <w:lvl w:ilvl="2" w:tplc="BC70BF2C">
-      <w:start w:val="1"/>
-      <w:numFmt w:val="bullet"/>
-      <w:lvlText w:val="■"/>
-      <w:lvlJc w:val="left"/>
-      <w:pPr>
-        <w:ind w:left="2160" w:hanging="360"/>
-      </w:pPr>
-    </w:lvl>
-    <w:lvl w:ilvl="3" w:tplc="B62AF31E">
-      <w:start w:val="1"/>
-      <w:numFmt w:val="bullet"/>
-      <w:lvlText w:val="●"/>
-      <w:lvlJc w:val="left"/>
-      <w:pPr>
-        <w:ind w:left="2880" w:hanging="360"/>
-      </w:pPr>
-    </w:lvl>
-    <w:lvl w:ilvl="4" w:tplc="8BCA629E">
-      <w:start w:val="1"/>
-      <w:numFmt w:val="bullet"/>
-      <w:lvlText w:val="○"/>
-      <w:lvlJc w:val="left"/>
-      <w:pPr>
-        <w:ind w:left="3600" w:hanging="360"/>
-      </w:pPr>
-    </w:lvl>
-    <w:lvl w:ilvl="5" w:tplc="BCEC4AD0">
-      <w:start w:val="1"/>
-      <w:numFmt w:val="bullet"/>
-      <w:lvlText w:val="■"/>
-      <w:lvlJc w:val="left"/>
-      <w:pPr>
-        <w:ind w:left="4320" w:hanging="360"/>
-      </w:pPr>
-    </w:lvl>
-    <w:lvl w:ilvl="6" w:tplc="9FD2D032">
-      <w:start w:val="1"/>
-      <w:numFmt w:val="bullet"/>
-      <w:lvlText w:val="●"/>
-      <w:lvlJc w:val="left"/>
-      <w:pPr>
-        <w:ind w:left="5040" w:hanging="360"/>
-      </w:pPr>
-    </w:lvl>
-    <w:lvl w:ilvl="7" w:tplc="9214AB78">
-      <w:start w:val="1"/>
-      <w:numFmt w:val="bullet"/>
-      <w:lvlText w:val="●"/>
-      <w:lvlJc w:val="left"/>
-      <w:pPr>
-        <w:ind w:left="5760" w:hanging="360"/>
-      </w:pPr>
-    </w:lvl>
-    <w:lvl w:ilvl="8" w:tplc="BB88C8A8">
-      <w:start w:val="1"/>
-      <w:numFmt w:val="bullet"/>
-      <w:lvlText w:val="●"/>
-      <w:lvlJc w:val="left"/>
-      <w:pPr>
-        <w:ind w:left="6480" w:hanging="360"/>
-      </w:pPr>
-    </w:lvl>
-  </w:abstractNum>
-  <w:num w:numId="1" w16cid:durableId="1560434364">
-    <w:abstractNumId w:val="0"/>
-    <w:lvlOverride w:ilvl="0">
-      <w:startOverride w:val="1"/>
-    </w:lvlOverride>
-  </w:num>
-</w:numbering>
+<file path=word/header3.xml><?xml version="1.0" encoding="utf-8"?>
+<w:hdr xmlns:o="urn:schemas-microsoft-com:office:office" xmlns:r="http://schemas.openxmlformats.org/officeDocument/2006/relationships" xmlns:v="urn:schemas-microsoft-com:vml" xmlns:w="http://schemas.openxmlformats.org/wordprocessingml/2006/main" xmlns:w10="urn:schemas-microsoft-com:office:word" xmlns:wp="http://schemas.openxmlformats.org/drawingml/2006/wordprocessingDrawing" xmlns:pic="http://schemas.openxmlformats.org/drawingml/2006/picture" xmlns:wps="http://schemas.microsoft.com/office/word/2010/wordprocessingShape" xmlns:wpg="http://schemas.microsoft.com/office/word/2010/wordprocessingGroup" xmlns:mc="http://schemas.openxmlformats.org/markup-compatibility/2006" xmlns:wp14="http://schemas.microsoft.com/office/word/2010/wordprocessingDrawing" xmlns:w14="http://schemas.microsoft.com/office/word/2010/wordml" xmlns:w15="http://schemas.microsoft.com/office/word/2012/wordml" mc:Ignorable="w14 wp14 w15">
+  <w:p>
+    <w:pPr>
+      <w:pStyle w:val="Header"/>
+      <w:jc w:val="end"/>
+      <w:rPr/>
+    </w:pPr>
+    <w:r>
+      <w:rPr/>
+      <w:drawing>
+        <wp:inline distT="0" distB="0" distL="0" distR="0">
+          <wp:extent cx="1265555" cy="577850"/>
+          <wp:effectExtent l="0" t="0" r="0" b="0"/>
+          <wp:docPr id="6" name="Image2"/>
+          <wp:cNvGraphicFramePr>
+            <a:graphicFrameLocks xmlns:a="http://schemas.openxmlformats.org/drawingml/2006/main" noChangeAspect="1"/>
+          </wp:cNvGraphicFramePr>
+          <a:graphic xmlns:a="http://schemas.openxmlformats.org/drawingml/2006/main">
+            <a:graphicData uri="http://schemas.openxmlformats.org/drawingml/2006/picture">
+              <pic:pic xmlns:pic="http://schemas.openxmlformats.org/drawingml/2006/picture">
+                <pic:nvPicPr>
+                  <pic:cNvPr id="6" name="Image2"/>
+                  <pic:cNvPicPr>
+                    <a:picLocks noChangeAspect="1" noChangeArrowheads="1"/>
+                  </pic:cNvPicPr>
+                </pic:nvPicPr>
+                <pic:blipFill>
+                  <a:blip r:embed="rId1"/>
+                  <a:stretch>
+                    <a:fillRect/>
+                  </a:stretch>
+                </pic:blipFill>
+                <pic:spPr bwMode="auto">
+                  <a:xfrm>
+                    <a:off x="0" y="0"/>
+                    <a:ext cx="1265555" cy="577850"/>
+                  </a:xfrm>
+                  <a:prstGeom prst="rect">
+                    <a:avLst/>
+                  </a:prstGeom>
+                  <a:noFill/>
+                </pic:spPr>
+              </pic:pic>
+            </a:graphicData>
+          </a:graphic>
+        </wp:inline>
+      </w:drawing>
+    </w:r>
+  </w:p>
+</w:hdr>
 </file>
 
 <file path=word/styles.xml><?xml version="1.0" encoding="utf-8"?>
-<w:styles xmlns:mc="http://schemas.openxmlformats.org/markup-compatibility/2006" xmlns:r="http://schemas.openxmlformats.org/officeDocument/2006/relationships" xmlns:w="http://schemas.openxmlformats.org/wordprocessingml/2006/main" xmlns:w14="http://schemas.microsoft.com/office/word/2010/wordml" xmlns:w15="http://schemas.microsoft.com/office/word/2012/wordml" xmlns:w16cex="http://schemas.microsoft.com/office/word/2018/wordml/cex" xmlns:w16cid="http://schemas.microsoft.com/office/word/2016/wordml/cid" xmlns:w16="http://schemas.microsoft.com/office/word/2018/wordml" xmlns:w16du="http://schemas.microsoft.com/office/word/2023/wordml/word16du" xmlns:w16sdtdh="http://schemas.microsoft.com/office/word/2020/wordml/sdtdatahash" xmlns:w16sdtfl="http://schemas.microsoft.com/office/word/2024/wordml/sdtformatlock" xmlns:w16se="http://schemas.microsoft.com/office/word/2015/wordml/symex" mc:Ignorable="w14 w15 w16se w16cid w16 w16cex w16sdtdh w16sdtfl w16du">
+<w:styles xmlns:w="http://schemas.openxmlformats.org/wordprocessingml/2006/main" xmlns:w14="http://schemas.microsoft.com/office/word/2010/wordml" xmlns:mc="http://schemas.openxmlformats.org/markup-compatibility/2006" mc:Ignorable="w14">
   <w:docDefaults>
     <w:rPrDefault>
       <w:rPr>
-        <w:rFonts w:ascii="Calibri" w:eastAsia="Calibri" w:hAnsi="Calibri" w:cs="Calibri"/>
+        <w:rFonts w:ascii="Calibri" w:hAnsi="Calibri" w:eastAsia="Calibri" w:cs="Calibri"/>
         <w:sz w:val="22"/>
         <w:szCs w:val="22"/>
         <w:lang w:val="en-AU" w:eastAsia="en-GB" w:bidi="ar-SA"/>
       </w:rPr>
     </w:rPrDefault>
-    <w:pPrDefault/>
+    <w:pPrDefault>
+      <w:pPr>
+        <w:suppressAutoHyphens w:val="true"/>
+      </w:pPr>
+    </w:pPrDefault>
   </w:docDefaults>
   <w:latentStyles w:defLockedState="0" w:defUIPriority="99" w:defSemiHidden="0" w:defUnhideWhenUsed="0" w:defQFormat="0" w:count="376">
     <w:lsdException w:name="Normal" w:uiPriority="0" w:qFormat="1"/>
     <w:lsdException w:name="heading 1" w:uiPriority="9" w:qFormat="1"/>
-    <w:lsdException w:name="heading 2" w:semiHidden="1" w:uiPriority="9" w:unhideWhenUsed="1" w:qFormat="1"/>
-    <w:lsdException w:name="heading 3" w:semiHidden="1" w:uiPriority="9" w:unhideWhenUsed="1" w:qFormat="1"/>
-    <w:lsdException w:name="heading 4" w:semiHidden="1" w:uiPriority="9" w:unhideWhenUsed="1" w:qFormat="1"/>
-    <w:lsdException w:name="heading 5" w:semiHidden="1" w:uiPriority="9" w:unhideWhenUsed="1" w:qFormat="1"/>
-    <w:lsdException w:name="heading 6" w:semiHidden="1" w:uiPriority="9" w:unhideWhenUsed="1" w:qFormat="1"/>
-    <w:lsdException w:name="heading 7" w:semiHidden="1" w:uiPriority="9" w:unhideWhenUsed="1" w:qFormat="1"/>
-    <w:lsdException w:name="heading 8" w:semiHidden="1" w:uiPriority="9" w:unhideWhenUsed="1" w:qFormat="1"/>
-    <w:lsdException w:name="heading 9" w:semiHidden="1" w:uiPriority="9" w:unhideWhenUsed="1" w:qFormat="1"/>
+    <w:lsdException w:name="heading 2" w:uiPriority="9" w:semiHidden="1" w:unhideWhenUsed="1" w:qFormat="1"/>
+    <w:lsdException w:name="heading 3" w:uiPriority="9" w:semiHidden="1" w:unhideWhenUsed="1" w:qFormat="1"/>
+    <w:lsdException w:name="heading 4" w:uiPriority="9" w:semiHidden="1" w:unhideWhenUsed="1" w:qFormat="1"/>
+    <w:lsdException w:name="heading 5" w:uiPriority="9" w:semiHidden="1" w:unhideWhenUsed="1" w:qFormat="1"/>
+    <w:lsdException w:name="heading 6" w:uiPriority="9" w:semiHidden="1" w:unhideWhenUsed="1" w:qFormat="1"/>
+    <w:lsdException w:name="heading 7" w:uiPriority="9" w:semiHidden="1" w:unhideWhenUsed="1" w:qFormat="1"/>
+    <w:lsdException w:name="heading 8" w:uiPriority="9" w:semiHidden="1" w:unhideWhenUsed="1" w:qFormat="1"/>
+    <w:lsdException w:name="heading 9" w:uiPriority="9" w:semiHidden="1" w:unhideWhenUsed="1" w:qFormat="1"/>
     <w:lsdException w:name="index 1" w:semiHidden="1" w:unhideWhenUsed="1"/>
     <w:lsdException w:name="index 2" w:semiHidden="1" w:unhideWhenUsed="1"/>
     <w:lsdException w:name="index 3" w:semiHidden="1" w:unhideWhenUsed="1"/>
@@ -2294,22 +2561,22 @@
     <w:lsdException w:name="index 7" w:semiHidden="1" w:unhideWhenUsed="1"/>
     <w:lsdException w:name="index 8" w:semiHidden="1" w:unhideWhenUsed="1"/>
     <w:lsdException w:name="index 9" w:semiHidden="1" w:unhideWhenUsed="1"/>
-    <w:lsdException w:name="toc 1" w:semiHidden="1" w:uiPriority="39" w:unhideWhenUsed="1"/>
-    <w:lsdException w:name="toc 2" w:semiHidden="1" w:uiPriority="39" w:unhideWhenUsed="1"/>
-    <w:lsdException w:name="toc 3" w:semiHidden="1" w:uiPriority="39" w:unhideWhenUsed="1"/>
-    <w:lsdException w:name="toc 4" w:semiHidden="1" w:uiPriority="39" w:unhideWhenUsed="1"/>
-    <w:lsdException w:name="toc 5" w:semiHidden="1" w:uiPriority="39" w:unhideWhenUsed="1"/>
-    <w:lsdException w:name="toc 6" w:semiHidden="1" w:uiPriority="39" w:unhideWhenUsed="1"/>
-    <w:lsdException w:name="toc 7" w:semiHidden="1" w:uiPriority="39" w:unhideWhenUsed="1"/>
-    <w:lsdException w:name="toc 8" w:semiHidden="1" w:uiPriority="39" w:unhideWhenUsed="1"/>
-    <w:lsdException w:name="toc 9" w:semiHidden="1" w:uiPriority="39" w:unhideWhenUsed="1"/>
+    <w:lsdException w:name="toc 1" w:uiPriority="39" w:semiHidden="1" w:unhideWhenUsed="1"/>
+    <w:lsdException w:name="toc 2" w:uiPriority="39" w:semiHidden="1" w:unhideWhenUsed="1"/>
+    <w:lsdException w:name="toc 3" w:uiPriority="39" w:semiHidden="1" w:unhideWhenUsed="1"/>
+    <w:lsdException w:name="toc 4" w:uiPriority="39" w:semiHidden="1" w:unhideWhenUsed="1"/>
+    <w:lsdException w:name="toc 5" w:uiPriority="39" w:semiHidden="1" w:unhideWhenUsed="1"/>
+    <w:lsdException w:name="toc 6" w:uiPriority="39" w:semiHidden="1" w:unhideWhenUsed="1"/>
+    <w:lsdException w:name="toc 7" w:uiPriority="39" w:semiHidden="1" w:unhideWhenUsed="1"/>
+    <w:lsdException w:name="toc 8" w:uiPriority="39" w:semiHidden="1" w:unhideWhenUsed="1"/>
+    <w:lsdException w:name="toc 9" w:uiPriority="39" w:semiHidden="1" w:unhideWhenUsed="1"/>
     <w:lsdException w:name="Normal Indent" w:semiHidden="1" w:unhideWhenUsed="1"/>
     <w:lsdException w:name="footnote text" w:semiHidden="1" w:unhideWhenUsed="1"/>
     <w:lsdException w:name="annotation text" w:semiHidden="1" w:unhideWhenUsed="1"/>
     <w:lsdException w:name="header" w:semiHidden="1" w:unhideWhenUsed="1"/>
     <w:lsdException w:name="footer" w:semiHidden="1" w:unhideWhenUsed="1"/>
     <w:lsdException w:name="index heading" w:semiHidden="1" w:unhideWhenUsed="1"/>
-    <w:lsdException w:name="caption" w:semiHidden="1" w:uiPriority="35" w:unhideWhenUsed="1" w:qFormat="1"/>
+    <w:lsdException w:name="caption" w:uiPriority="35" w:semiHidden="1" w:unhideWhenUsed="1" w:qFormat="1"/>
     <w:lsdException w:name="table of figures" w:semiHidden="1" w:unhideWhenUsed="1"/>
     <w:lsdException w:name="envelope address" w:semiHidden="1" w:unhideWhenUsed="1"/>
     <w:lsdException w:name="envelope return" w:semiHidden="1" w:unhideWhenUsed="1"/>
@@ -2340,7 +2607,7 @@
     <w:lsdException w:name="Title" w:uiPriority="10" w:qFormat="1"/>
     <w:lsdException w:name="Closing" w:semiHidden="1" w:unhideWhenUsed="1"/>
     <w:lsdException w:name="Signature" w:semiHidden="1" w:unhideWhenUsed="1"/>
-    <w:lsdException w:name="Default Paragraph Font" w:semiHidden="1" w:uiPriority="1" w:unhideWhenUsed="1"/>
+    <w:lsdException w:name="Default Paragraph Font" w:uiPriority="1" w:semiHidden="1" w:unhideWhenUsed="1"/>
     <w:lsdException w:name="Body Text" w:semiHidden="1" w:unhideWhenUsed="1"/>
     <w:lsdException w:name="Body Text Indent" w:semiHidden="1" w:unhideWhenUsed="1"/>
     <w:lsdException w:name="List Continue" w:semiHidden="1" w:unhideWhenUsed="1"/>
@@ -2540,8 +2807,8 @@
     <w:lsdException w:name="Subtle Reference" w:uiPriority="31" w:qFormat="1"/>
     <w:lsdException w:name="Intense Reference" w:uiPriority="32" w:qFormat="1"/>
     <w:lsdException w:name="Book Title" w:uiPriority="33" w:qFormat="1"/>
-    <w:lsdException w:name="Bibliography" w:semiHidden="1" w:uiPriority="37" w:unhideWhenUsed="1"/>
-    <w:lsdException w:name="TOC Heading" w:semiHidden="1" w:uiPriority="39" w:unhideWhenUsed="1" w:qFormat="1"/>
+    <w:lsdException w:name="Bibliography" w:uiPriority="37" w:semiHidden="1" w:unhideWhenUsed="1"/>
+    <w:lsdException w:name="TOC Heading" w:uiPriority="39" w:semiHidden="1" w:unhideWhenUsed="1" w:qFormat="1"/>
     <w:lsdException w:name="Plain Table 1" w:uiPriority="41"/>
     <w:lsdException w:name="Plain Table 2" w:uiPriority="42"/>
     <w:lsdException w:name="Plain Table 3" w:uiPriority="43"/>
@@ -2652,24 +2919,44 @@
     <w:lsdException w:name="Unresolved Mention" w:semiHidden="1" w:unhideWhenUsed="1"/>
     <w:lsdException w:name="Smart Link" w:semiHidden="1" w:unhideWhenUsed="1"/>
   </w:latentStyles>
-  <w:style w:type="paragraph" w:default="1" w:styleId="Normal">
+  <w:style w:type="paragraph" w:styleId="Normal" w:default="1">
     <w:name w:val="Normal"/>
     <w:qFormat/>
+    <w:pPr>
+      <w:widowControl/>
+      <w:bidi w:val="0"/>
+      <w:spacing w:before="0" w:after="0"/>
+      <w:jc w:val="start"/>
+    </w:pPr>
+    <w:rPr>
+      <w:rFonts w:ascii="Calibri" w:hAnsi="Calibri" w:eastAsia="Calibri" w:cs="Calibri"/>
+      <w:color w:val="auto"/>
+      <w:kern w:val="0"/>
+      <w:sz w:val="22"/>
+      <w:szCs w:val="22"/>
+      <w:lang w:val="en-AU" w:eastAsia="en-GB" w:bidi="ar-SA"/>
+    </w:rPr>
   </w:style>
   <w:style w:type="paragraph" w:styleId="Heading1">
     <w:name w:val="heading 1"/>
     <w:uiPriority w:val="9"/>
     <w:qFormat/>
     <w:pPr>
+      <w:widowControl/>
+      <w:bidi w:val="0"/>
+      <w:spacing w:before="0" w:after="0"/>
+      <w:jc w:val="start"/>
       <w:outlineLvl w:val="0"/>
     </w:pPr>
     <w:rPr>
-      <w:rFonts w:ascii="Cambria" w:eastAsia="Cambria" w:hAnsi="Cambria" w:cs="Cambria"/>
+      <w:rFonts w:ascii="Cambria" w:hAnsi="Cambria" w:eastAsia="Cambria" w:cs="Cambria"/>
       <w:b/>
       <w:bCs/>
       <w:color w:val="1E2761"/>
+      <w:kern w:val="0"/>
       <w:sz w:val="26"/>
       <w:szCs w:val="26"/>
+      <w:lang w:val="en-AU" w:eastAsia="en-GB" w:bidi="ar-SA"/>
     </w:rPr>
   </w:style>
   <w:style w:type="paragraph" w:styleId="Heading2">
@@ -2679,12 +2966,19 @@
     <w:unhideWhenUsed/>
     <w:qFormat/>
     <w:pPr>
+      <w:widowControl/>
+      <w:bidi w:val="0"/>
+      <w:spacing w:before="0" w:after="0"/>
+      <w:jc w:val="start"/>
       <w:outlineLvl w:val="1"/>
     </w:pPr>
     <w:rPr>
+      <w:rFonts w:ascii="Calibri" w:hAnsi="Calibri" w:eastAsia="Calibri" w:cs="Calibri"/>
       <w:color w:val="2E74B5"/>
+      <w:kern w:val="0"/>
       <w:sz w:val="26"/>
       <w:szCs w:val="26"/>
+      <w:lang w:val="en-AU" w:eastAsia="en-GB" w:bidi="ar-SA"/>
     </w:rPr>
   </w:style>
   <w:style w:type="paragraph" w:styleId="Heading3">
@@ -2694,12 +2988,19 @@
     <w:unhideWhenUsed/>
     <w:qFormat/>
     <w:pPr>
+      <w:widowControl/>
+      <w:bidi w:val="0"/>
+      <w:spacing w:before="0" w:after="0"/>
+      <w:jc w:val="start"/>
       <w:outlineLvl w:val="2"/>
     </w:pPr>
     <w:rPr>
+      <w:rFonts w:ascii="Calibri" w:hAnsi="Calibri" w:eastAsia="Calibri" w:cs="Calibri"/>
       <w:color w:val="1F4D78"/>
+      <w:kern w:val="0"/>
       <w:sz w:val="24"/>
       <w:szCs w:val="24"/>
+      <w:lang w:val="en-AU" w:eastAsia="en-GB" w:bidi="ar-SA"/>
     </w:rPr>
   </w:style>
   <w:style w:type="paragraph" w:styleId="Heading4">
@@ -2709,12 +3010,21 @@
     <w:unhideWhenUsed/>
     <w:qFormat/>
     <w:pPr>
+      <w:widowControl/>
+      <w:bidi w:val="0"/>
+      <w:spacing w:before="0" w:after="0"/>
+      <w:jc w:val="start"/>
       <w:outlineLvl w:val="3"/>
     </w:pPr>
     <w:rPr>
+      <w:rFonts w:ascii="Calibri" w:hAnsi="Calibri" w:eastAsia="Calibri" w:cs="Calibri"/>
       <w:i/>
       <w:iCs/>
       <w:color w:val="2E74B5"/>
+      <w:kern w:val="0"/>
+      <w:sz w:val="22"/>
+      <w:szCs w:val="22"/>
+      <w:lang w:val="en-AU" w:eastAsia="en-GB" w:bidi="ar-SA"/>
     </w:rPr>
   </w:style>
   <w:style w:type="paragraph" w:styleId="Heading5">
@@ -2724,10 +3034,19 @@
     <w:unhideWhenUsed/>
     <w:qFormat/>
     <w:pPr>
+      <w:widowControl/>
+      <w:bidi w:val="0"/>
+      <w:spacing w:before="0" w:after="0"/>
+      <w:jc w:val="start"/>
       <w:outlineLvl w:val="4"/>
     </w:pPr>
     <w:rPr>
+      <w:rFonts w:ascii="Calibri" w:hAnsi="Calibri" w:eastAsia="Calibri" w:cs="Calibri"/>
       <w:color w:val="2E74B5"/>
+      <w:kern w:val="0"/>
+      <w:sz w:val="22"/>
+      <w:szCs w:val="22"/>
+      <w:lang w:val="en-AU" w:eastAsia="en-GB" w:bidi="ar-SA"/>
     </w:rPr>
   </w:style>
   <w:style w:type="paragraph" w:styleId="Heading6">
@@ -2737,63 +3056,28 @@
     <w:unhideWhenUsed/>
     <w:qFormat/>
     <w:pPr>
+      <w:widowControl/>
+      <w:bidi w:val="0"/>
+      <w:spacing w:before="0" w:after="0"/>
+      <w:jc w:val="start"/>
       <w:outlineLvl w:val="5"/>
     </w:pPr>
     <w:rPr>
+      <w:rFonts w:ascii="Calibri" w:hAnsi="Calibri" w:eastAsia="Calibri" w:cs="Calibri"/>
       <w:color w:val="1F4D78"/>
+      <w:kern w:val="0"/>
+      <w:sz w:val="22"/>
+      <w:szCs w:val="22"/>
+      <w:lang w:val="en-AU" w:eastAsia="en-GB" w:bidi="ar-SA"/>
     </w:rPr>
   </w:style>
-  <w:style w:type="character" w:default="1" w:styleId="DefaultParagraphFont">
+  <w:style w:type="character" w:styleId="DefaultParagraphFont" w:default="1">
     <w:name w:val="Default Paragraph Font"/>
     <w:uiPriority w:val="1"/>
     <w:semiHidden/>
     <w:unhideWhenUsed/>
-  </w:style>
-  <w:style w:type="table" w:default="1" w:styleId="TableNormal">
-    <w:name w:val="Normal Table"/>
-    <w:uiPriority w:val="99"/>
-    <w:semiHidden/>
-    <w:unhideWhenUsed/>
-    <w:tblPr>
-      <w:tblInd w:w="0" w:type="dxa"/>
-      <w:tblCellMar>
-        <w:top w:w="0" w:type="dxa"/>
-        <w:left w:w="108" w:type="dxa"/>
-        <w:bottom w:w="0" w:type="dxa"/>
-        <w:right w:w="108" w:type="dxa"/>
-      </w:tblCellMar>
-    </w:tblPr>
-  </w:style>
-  <w:style w:type="numbering" w:default="1" w:styleId="NoList">
-    <w:name w:val="No List"/>
-    <w:uiPriority w:val="99"/>
-    <w:semiHidden/>
-    <w:unhideWhenUsed/>
-  </w:style>
-  <w:style w:type="paragraph" w:styleId="Title">
-    <w:name w:val="Title"/>
-    <w:uiPriority w:val="10"/>
     <w:qFormat/>
-    <w:rPr>
-      <w:rFonts w:ascii="Cambria" w:eastAsia="Cambria" w:hAnsi="Cambria" w:cs="Cambria"/>
-      <w:b/>
-      <w:bCs/>
-      <w:color w:val="1E2761"/>
-      <w:sz w:val="40"/>
-      <w:szCs w:val="40"/>
-    </w:rPr>
-  </w:style>
-  <w:style w:type="paragraph" w:customStyle="1" w:styleId="Strong1">
-    <w:name w:val="Strong1"/>
-    <w:qFormat/>
-    <w:rPr>
-      <w:b/>
-      <w:bCs/>
-    </w:rPr>
-  </w:style>
-  <w:style w:type="paragraph" w:styleId="ListParagraph">
-    <w:name w:val="List Paragraph"/>
-    <w:qFormat/>
+    <w:rPr/>
   </w:style>
   <w:style w:type="character" w:styleId="Hyperlink">
     <w:name w:val="Hyperlink"/>
@@ -2804,63 +3088,57 @@
       <w:u w:val="single"/>
     </w:rPr>
   </w:style>
-  <w:style w:type="character" w:styleId="FootnoteReference">
-    <w:name w:val="footnote reference"/>
+  <w:style w:type="character" w:styleId="FootnoteCharacters">
+    <w:name w:val="Footnote Characters"/>
     <w:uiPriority w:val="99"/>
     <w:semiHidden/>
     <w:unhideWhenUsed/>
+    <w:qFormat/>
     <w:rPr>
       <w:vertAlign w:val="superscript"/>
     </w:rPr>
   </w:style>
-  <w:style w:type="paragraph" w:styleId="FootnoteText">
-    <w:name w:val="footnote text"/>
-    <w:link w:val="FootnoteTextChar"/>
+  <w:style w:type="character" w:styleId="FootnoteReference">
+    <w:name w:val="footnote reference"/>
+    <w:rPr>
+      <w:vertAlign w:val="superscript"/>
+    </w:rPr>
+  </w:style>
+  <w:style w:type="character" w:styleId="FootnoteTextChar" w:customStyle="1">
+    <w:name w:val="Footnote Text Char"/>
+    <w:link w:val="FootnoteText"/>
     <w:uiPriority w:val="99"/>
     <w:semiHidden/>
     <w:unhideWhenUsed/>
+    <w:qFormat/>
     <w:rPr>
       <w:sz w:val="20"/>
       <w:szCs w:val="20"/>
     </w:rPr>
   </w:style>
-  <w:style w:type="character" w:customStyle="1" w:styleId="FootnoteTextChar">
-    <w:name w:val="Footnote Text Char"/>
-    <w:link w:val="FootnoteText"/>
+  <w:style w:type="character" w:styleId="EndnoteCharacters">
+    <w:name w:val="Endnote Characters"/>
     <w:uiPriority w:val="99"/>
     <w:semiHidden/>
     <w:unhideWhenUsed/>
+    <w:qFormat/>
     <w:rPr>
-      <w:sz w:val="20"/>
-      <w:szCs w:val="20"/>
+      <w:vertAlign w:val="superscript"/>
     </w:rPr>
   </w:style>
   <w:style w:type="character" w:styleId="EndnoteReference">
     <w:name w:val="endnote reference"/>
-    <w:uiPriority w:val="99"/>
-    <w:semiHidden/>
-    <w:unhideWhenUsed/>
     <w:rPr>
       <w:vertAlign w:val="superscript"/>
     </w:rPr>
   </w:style>
-  <w:style w:type="paragraph" w:styleId="EndnoteText">
-    <w:name w:val="endnote text"/>
-    <w:link w:val="EndnoteTextChar"/>
-    <w:uiPriority w:val="99"/>
-    <w:semiHidden/>
-    <w:unhideWhenUsed/>
-    <w:rPr>
-      <w:sz w:val="20"/>
-      <w:szCs w:val="20"/>
-    </w:rPr>
-  </w:style>
-  <w:style w:type="character" w:customStyle="1" w:styleId="EndnoteTextChar">
+  <w:style w:type="character" w:styleId="EndnoteTextChar" w:customStyle="1">
     <w:name w:val="Endnote Text Char"/>
     <w:link w:val="EndnoteText"/>
     <w:uiPriority w:val="99"/>
     <w:semiHidden/>
     <w:unhideWhenUsed/>
+    <w:qFormat/>
     <w:rPr>
       <w:sz w:val="20"/>
       <w:szCs w:val="20"/>
@@ -2872,10 +3150,188 @@
     <w:uiPriority w:val="99"/>
     <w:semiHidden/>
     <w:unhideWhenUsed/>
-    <w:rsid w:val="00F95A76"/>
+    <w:qFormat/>
+    <w:rsid w:val="00f95a76"/>
     <w:rPr>
       <w:color w:val="605E5C"/>
-      <w:shd w:val="clear" w:color="auto" w:fill="E1DFDD"/>
+      <w:shd w:fill="E1DFDD" w:val="clear"/>
+    </w:rPr>
+  </w:style>
+  <w:style w:type="character" w:styleId="HeaderChar" w:customStyle="1">
+    <w:name w:val="Header Char"/>
+    <w:basedOn w:val="DefaultParagraphFont"/>
+    <w:link w:val="Header"/>
+    <w:uiPriority w:val="99"/>
+    <w:qFormat/>
+    <w:rsid w:val="00f95a76"/>
+    <w:rPr/>
+  </w:style>
+  <w:style w:type="character" w:styleId="FooterChar" w:customStyle="1">
+    <w:name w:val="Footer Char"/>
+    <w:basedOn w:val="DefaultParagraphFont"/>
+    <w:link w:val="Footer"/>
+    <w:uiPriority w:val="99"/>
+    <w:qFormat/>
+    <w:rsid w:val="00f95a76"/>
+    <w:rPr/>
+  </w:style>
+  <w:style w:type="paragraph" w:styleId="Heading">
+    <w:name w:val="Heading"/>
+    <w:basedOn w:val="Normal"/>
+    <w:next w:val="BodyText"/>
+    <w:qFormat/>
+    <w:pPr>
+      <w:keepNext w:val="true"/>
+      <w:spacing w:before="240" w:after="120"/>
+    </w:pPr>
+    <w:rPr>
+      <w:rFonts w:ascii="Liberation Sans" w:hAnsi="Liberation Sans" w:eastAsia="Noto Sans CJK SC" w:cs="Noto Sans"/>
+      <w:sz w:val="28"/>
+      <w:szCs w:val="28"/>
+    </w:rPr>
+  </w:style>
+  <w:style w:type="paragraph" w:styleId="BodyText">
+    <w:name w:val="Body Text"/>
+    <w:basedOn w:val="Normal"/>
+    <w:pPr>
+      <w:spacing w:lineRule="auto" w:line="276" w:before="0" w:after="140"/>
+    </w:pPr>
+    <w:rPr/>
+  </w:style>
+  <w:style w:type="paragraph" w:styleId="List">
+    <w:name w:val="List"/>
+    <w:basedOn w:val="BodyText"/>
+    <w:pPr/>
+    <w:rPr>
+      <w:rFonts w:cs="Noto Sans"/>
+    </w:rPr>
+  </w:style>
+  <w:style w:type="paragraph" w:styleId="Caption">
+    <w:name w:val="caption"/>
+    <w:basedOn w:val="Normal"/>
+    <w:qFormat/>
+    <w:pPr>
+      <w:suppressLineNumbers/>
+      <w:spacing w:before="120" w:after="120"/>
+    </w:pPr>
+    <w:rPr>
+      <w:rFonts w:cs="Noto Sans"/>
+      <w:i/>
+      <w:iCs/>
+      <w:sz w:val="24"/>
+      <w:szCs w:val="24"/>
+    </w:rPr>
+  </w:style>
+  <w:style w:type="paragraph" w:styleId="Index">
+    <w:name w:val="Index"/>
+    <w:basedOn w:val="Normal"/>
+    <w:qFormat/>
+    <w:pPr>
+      <w:suppressLineNumbers/>
+    </w:pPr>
+    <w:rPr>
+      <w:rFonts w:cs="Noto Sans"/>
+    </w:rPr>
+  </w:style>
+  <w:style w:type="paragraph" w:styleId="Title">
+    <w:name w:val="Title"/>
+    <w:uiPriority w:val="10"/>
+    <w:qFormat/>
+    <w:pPr>
+      <w:widowControl/>
+      <w:bidi w:val="0"/>
+      <w:spacing w:before="0" w:after="0"/>
+      <w:jc w:val="start"/>
+    </w:pPr>
+    <w:rPr>
+      <w:rFonts w:ascii="Cambria" w:hAnsi="Cambria" w:eastAsia="Cambria" w:cs="Cambria"/>
+      <w:b/>
+      <w:bCs/>
+      <w:color w:val="1E2761"/>
+      <w:kern w:val="0"/>
+      <w:sz w:val="40"/>
+      <w:szCs w:val="40"/>
+      <w:lang w:val="en-AU" w:eastAsia="en-GB" w:bidi="ar-SA"/>
+    </w:rPr>
+  </w:style>
+  <w:style w:type="paragraph" w:styleId="Strong1" w:customStyle="1">
+    <w:name w:val="Strong1"/>
+    <w:qFormat/>
+    <w:pPr>
+      <w:widowControl/>
+      <w:bidi w:val="0"/>
+      <w:spacing w:before="0" w:after="0"/>
+      <w:jc w:val="start"/>
+    </w:pPr>
+    <w:rPr>
+      <w:rFonts w:ascii="Calibri" w:hAnsi="Calibri" w:eastAsia="Calibri" w:cs="Calibri"/>
+      <w:b/>
+      <w:bCs/>
+      <w:color w:val="auto"/>
+      <w:kern w:val="0"/>
+      <w:sz w:val="22"/>
+      <w:szCs w:val="22"/>
+      <w:lang w:val="en-AU" w:eastAsia="en-GB" w:bidi="ar-SA"/>
+    </w:rPr>
+  </w:style>
+  <w:style w:type="paragraph" w:styleId="ListParagraph">
+    <w:name w:val="List Paragraph"/>
+    <w:qFormat/>
+    <w:pPr>
+      <w:widowControl/>
+      <w:bidi w:val="0"/>
+      <w:spacing w:before="0" w:after="0"/>
+      <w:jc w:val="start"/>
+    </w:pPr>
+    <w:rPr>
+      <w:rFonts w:ascii="Calibri" w:hAnsi="Calibri" w:eastAsia="Calibri" w:cs="Calibri"/>
+      <w:color w:val="auto"/>
+      <w:kern w:val="0"/>
+      <w:sz w:val="22"/>
+      <w:szCs w:val="22"/>
+      <w:lang w:val="en-AU" w:eastAsia="en-GB" w:bidi="ar-SA"/>
+    </w:rPr>
+  </w:style>
+  <w:style w:type="paragraph" w:styleId="FootnoteText">
+    <w:name w:val="footnote text"/>
+    <w:link w:val="FootnoteTextChar"/>
+    <w:uiPriority w:val="99"/>
+    <w:semiHidden/>
+    <w:unhideWhenUsed/>
+    <w:pPr>
+      <w:widowControl/>
+      <w:bidi w:val="0"/>
+      <w:spacing w:before="0" w:after="0"/>
+      <w:jc w:val="start"/>
+    </w:pPr>
+    <w:rPr>
+      <w:rFonts w:ascii="Calibri" w:hAnsi="Calibri" w:eastAsia="Calibri" w:cs="Calibri"/>
+      <w:color w:val="auto"/>
+      <w:kern w:val="0"/>
+      <w:sz w:val="20"/>
+      <w:szCs w:val="20"/>
+      <w:lang w:val="en-AU" w:eastAsia="en-GB" w:bidi="ar-SA"/>
+    </w:rPr>
+  </w:style>
+  <w:style w:type="paragraph" w:styleId="EndnoteText">
+    <w:name w:val="endnote text"/>
+    <w:link w:val="EndnoteTextChar"/>
+    <w:uiPriority w:val="99"/>
+    <w:semiHidden/>
+    <w:unhideWhenUsed/>
+    <w:pPr>
+      <w:widowControl/>
+      <w:bidi w:val="0"/>
+      <w:spacing w:before="0" w:after="0"/>
+      <w:jc w:val="start"/>
+    </w:pPr>
+    <w:rPr>
+      <w:rFonts w:ascii="Calibri" w:hAnsi="Calibri" w:eastAsia="Calibri" w:cs="Calibri"/>
+      <w:color w:val="auto"/>
+      <w:kern w:val="0"/>
+      <w:sz w:val="20"/>
+      <w:szCs w:val="20"/>
+      <w:lang w:val="en-AU" w:eastAsia="en-GB" w:bidi="ar-SA"/>
     </w:rPr>
   </w:style>
   <w:style w:type="paragraph" w:styleId="NormalWeb">
@@ -2884,15 +3340,23 @@
     <w:uiPriority w:val="99"/>
     <w:semiHidden/>
     <w:unhideWhenUsed/>
-    <w:rsid w:val="00F95A76"/>
+    <w:qFormat/>
+    <w:rsid w:val="00f95a76"/>
     <w:pPr>
-      <w:spacing w:before="100" w:beforeAutospacing="1" w:after="100" w:afterAutospacing="1"/>
+      <w:spacing w:beforeAutospacing="1" w:afterAutospacing="1"/>
     </w:pPr>
     <w:rPr>
-      <w:rFonts w:ascii="Times New Roman" w:eastAsia="Times New Roman" w:hAnsi="Times New Roman" w:cs="Times New Roman"/>
+      <w:rFonts w:ascii="Times New Roman" w:hAnsi="Times New Roman" w:eastAsia="Times New Roman" w:cs="Times New Roman"/>
       <w:sz w:val="24"/>
       <w:szCs w:val="24"/>
     </w:rPr>
+  </w:style>
+  <w:style w:type="paragraph" w:styleId="HeaderandFooter">
+    <w:name w:val="Header and Footer"/>
+    <w:basedOn w:val="Normal"/>
+    <w:qFormat/>
+    <w:pPr/>
+    <w:rPr/>
   </w:style>
   <w:style w:type="paragraph" w:styleId="Header">
     <w:name w:val="header"/>
@@ -2900,20 +3364,15 @@
     <w:link w:val="HeaderChar"/>
     <w:uiPriority w:val="99"/>
     <w:unhideWhenUsed/>
-    <w:rsid w:val="00F95A76"/>
+    <w:rsid w:val="00f95a76"/>
     <w:pPr>
       <w:tabs>
-        <w:tab w:val="center" w:pos="4513"/>
-        <w:tab w:val="right" w:pos="9026"/>
+        <w:tab w:val="clear" w:pos="720"/>
+        <w:tab w:val="center" w:pos="4513" w:leader="none"/>
+        <w:tab w:val="right" w:pos="9026" w:leader="none"/>
       </w:tabs>
     </w:pPr>
-  </w:style>
-  <w:style w:type="character" w:customStyle="1" w:styleId="HeaderChar">
-    <w:name w:val="Header Char"/>
-    <w:basedOn w:val="DefaultParagraphFont"/>
-    <w:link w:val="Header"/>
-    <w:uiPriority w:val="99"/>
-    <w:rsid w:val="00F95A76"/>
+    <w:rPr/>
   </w:style>
   <w:style w:type="paragraph" w:styleId="Footer">
     <w:name w:val="footer"/>
@@ -2921,33 +3380,49 @@
     <w:link w:val="FooterChar"/>
     <w:uiPriority w:val="99"/>
     <w:unhideWhenUsed/>
-    <w:rsid w:val="00F95A76"/>
+    <w:rsid w:val="00f95a76"/>
     <w:pPr>
       <w:tabs>
-        <w:tab w:val="center" w:pos="4513"/>
-        <w:tab w:val="right" w:pos="9026"/>
+        <w:tab w:val="clear" w:pos="720"/>
+        <w:tab w:val="center" w:pos="4513" w:leader="none"/>
+        <w:tab w:val="right" w:pos="9026" w:leader="none"/>
       </w:tabs>
     </w:pPr>
+    <w:rPr/>
   </w:style>
-  <w:style w:type="character" w:customStyle="1" w:styleId="FooterChar">
-    <w:name w:val="Footer Char"/>
-    <w:basedOn w:val="DefaultParagraphFont"/>
-    <w:link w:val="Footer"/>
+  <w:style w:type="numbering" w:styleId="NoList" w:default="1">
+    <w:name w:val="No List"/>
     <w:uiPriority w:val="99"/>
-    <w:rsid w:val="00F95A76"/>
+    <w:semiHidden/>
+    <w:unhideWhenUsed/>
+    <w:qFormat/>
+  </w:style>
+  <w:style w:type="table" w:default="1" w:styleId="TableNormal">
+    <w:name w:val="Normal Table"/>
+    <w:uiPriority w:val="99"/>
+    <w:semiHidden/>
+    <w:unhideWhenUsed/>
+    <w:tblPr>
+      <w:tblCellMar>
+        <w:top w:w="0" w:type="dxa"/>
+        <w:left w:w="108" w:type="dxa"/>
+        <w:bottom w:w="0" w:type="dxa"/>
+        <w:right w:w="108" w:type="dxa"/>
+      </w:tblCellMar>
+    </w:tblPr>
   </w:style>
 </w:styles>
 </file>
 
 <file path=word/theme/theme1.xml><?xml version="1.0" encoding="utf-8"?>
-<a:theme xmlns:a="http://schemas.openxmlformats.org/drawingml/2006/main" name="Office Theme">
+<a:theme xmlns:a="http://schemas.openxmlformats.org/drawingml/2006/main" xmlns:r="http://schemas.openxmlformats.org/officeDocument/2006/relationships" name="Office Theme">
   <a:themeElements>
     <a:clrScheme name="Office">
       <a:dk1>
-        <a:sysClr val="windowText" lastClr="000000"/>
+        <a:srgbClr val="000000"/>
       </a:dk1>
       <a:lt1>
-        <a:sysClr val="window" lastClr="FFFFFF"/>
+        <a:srgbClr val="FFFFFF"/>
       </a:lt1>
       <a:dk2>
         <a:srgbClr val="0E2841"/>
@@ -2982,153 +3457,55 @@
     </a:clrScheme>
     <a:fontScheme name="Office">
       <a:majorFont>
-        <a:latin typeface="Aptos Display" panose="02110004020202020204"/>
+        <a:latin typeface="Aptos Display" panose="02110004020202020204" pitchFamily="0" charset="1"/>
         <a:ea typeface=""/>
         <a:cs typeface=""/>
-        <a:font script="Jpan" typeface="游ゴシック Light"/>
-        <a:font script="Hang" typeface="맑은 고딕"/>
-        <a:font script="Hans" typeface="等线 Light"/>
-        <a:font script="Hant" typeface="新細明體"/>
-        <a:font script="Arab" typeface="Times New Roman"/>
-        <a:font script="Hebr" typeface="Times New Roman"/>
-        <a:font script="Thai" typeface="Angsana New"/>
-        <a:font script="Ethi" typeface="Nyala"/>
-        <a:font script="Beng" typeface="Vrinda"/>
-        <a:font script="Gujr" typeface="Shruti"/>
-        <a:font script="Khmr" typeface="MoolBoran"/>
-        <a:font script="Knda" typeface="Tunga"/>
-        <a:font script="Guru" typeface="Raavi"/>
-        <a:font script="Cans" typeface="Euphemia"/>
-        <a:font script="Cher" typeface="Plantagenet Cherokee"/>
-        <a:font script="Yiii" typeface="Microsoft Yi Baiti"/>
-        <a:font script="Tibt" typeface="Microsoft Himalaya"/>
-        <a:font script="Thaa" typeface="MV Boli"/>
-        <a:font script="Deva" typeface="Mangal"/>
-        <a:font script="Telu" typeface="Gautami"/>
-        <a:font script="Taml" typeface="Latha"/>
-        <a:font script="Syrc" typeface="Estrangelo Edessa"/>
-        <a:font script="Orya" typeface="Kalinga"/>
-        <a:font script="Mlym" typeface="Kartika"/>
-        <a:font script="Laoo" typeface="DokChampa"/>
-        <a:font script="Sinh" typeface="Iskoola Pota"/>
-        <a:font script="Mong" typeface="Mongolian Baiti"/>
-        <a:font script="Viet" typeface="Times New Roman"/>
-        <a:font script="Uigh" typeface="Microsoft Uighur"/>
-        <a:font script="Geor" typeface="Sylfaen"/>
-        <a:font script="Armn" typeface="Arial"/>
-        <a:font script="Bugi" typeface="Leelawadee UI"/>
-        <a:font script="Bopo" typeface="Microsoft JhengHei"/>
-        <a:font script="Java" typeface="Javanese Text"/>
-        <a:font script="Lisu" typeface="Segoe UI"/>
-        <a:font script="Mymr" typeface="Myanmar Text"/>
-        <a:font script="Nkoo" typeface="Ebrima"/>
-        <a:font script="Olck" typeface="Nirmala UI"/>
-        <a:font script="Osma" typeface="Ebrima"/>
-        <a:font script="Phag" typeface="Phagspa"/>
-        <a:font script="Syrn" typeface="Estrangelo Edessa"/>
-        <a:font script="Syrj" typeface="Estrangelo Edessa"/>
-        <a:font script="Syre" typeface="Estrangelo Edessa"/>
-        <a:font script="Sora" typeface="Nirmala UI"/>
-        <a:font script="Tale" typeface="Microsoft Tai Le"/>
-        <a:font script="Talu" typeface="Microsoft New Tai Lue"/>
-        <a:font script="Tfng" typeface="Ebrima"/>
       </a:majorFont>
       <a:minorFont>
-        <a:latin typeface="Aptos" panose="02110004020202020204"/>
+        <a:latin typeface="Aptos" panose="02110004020202020204" pitchFamily="0" charset="1"/>
         <a:ea typeface=""/>
         <a:cs typeface=""/>
-        <a:font script="Jpan" typeface="游明朝"/>
-        <a:font script="Hang" typeface="맑은 고딕"/>
-        <a:font script="Hans" typeface="等线"/>
-        <a:font script="Hant" typeface="新細明體"/>
-        <a:font script="Arab" typeface="Arial"/>
-        <a:font script="Hebr" typeface="Arial"/>
-        <a:font script="Thai" typeface="Cordia New"/>
-        <a:font script="Ethi" typeface="Nyala"/>
-        <a:font script="Beng" typeface="Vrinda"/>
-        <a:font script="Gujr" typeface="Shruti"/>
-        <a:font script="Khmr" typeface="DaunPenh"/>
-        <a:font script="Knda" typeface="Tunga"/>
-        <a:font script="Guru" typeface="Raavi"/>
-        <a:font script="Cans" typeface="Euphemia"/>
-        <a:font script="Cher" typeface="Plantagenet Cherokee"/>
-        <a:font script="Yiii" typeface="Microsoft Yi Baiti"/>
-        <a:font script="Tibt" typeface="Microsoft Himalaya"/>
-        <a:font script="Thaa" typeface="MV Boli"/>
-        <a:font script="Deva" typeface="Mangal"/>
-        <a:font script="Telu" typeface="Gautami"/>
-        <a:font script="Taml" typeface="Latha"/>
-        <a:font script="Syrc" typeface="Estrangelo Edessa"/>
-        <a:font script="Orya" typeface="Kalinga"/>
-        <a:font script="Mlym" typeface="Kartika"/>
-        <a:font script="Laoo" typeface="DokChampa"/>
-        <a:font script="Sinh" typeface="Iskoola Pota"/>
-        <a:font script="Mong" typeface="Mongolian Baiti"/>
-        <a:font script="Viet" typeface="Arial"/>
-        <a:font script="Uigh" typeface="Microsoft Uighur"/>
-        <a:font script="Geor" typeface="Sylfaen"/>
-        <a:font script="Armn" typeface="Arial"/>
-        <a:font script="Bugi" typeface="Leelawadee UI"/>
-        <a:font script="Bopo" typeface="Microsoft JhengHei"/>
-        <a:font script="Java" typeface="Javanese Text"/>
-        <a:font script="Lisu" typeface="Segoe UI"/>
-        <a:font script="Mymr" typeface="Myanmar Text"/>
-        <a:font script="Nkoo" typeface="Ebrima"/>
-        <a:font script="Olck" typeface="Nirmala UI"/>
-        <a:font script="Osma" typeface="Ebrima"/>
-        <a:font script="Phag" typeface="Phagspa"/>
-        <a:font script="Syrn" typeface="Estrangelo Edessa"/>
-        <a:font script="Syrj" typeface="Estrangelo Edessa"/>
-        <a:font script="Syre" typeface="Estrangelo Edessa"/>
-        <a:font script="Sora" typeface="Nirmala UI"/>
-        <a:font script="Tale" typeface="Microsoft Tai Le"/>
-        <a:font script="Talu" typeface="Microsoft New Tai Lue"/>
-        <a:font script="Tfng" typeface="Ebrima"/>
       </a:minorFont>
     </a:fontScheme>
-    <a:fmtScheme name="Office">
+    <a:fmtScheme>
       <a:fillStyleLst>
         <a:solidFill>
           <a:schemeClr val="phClr"/>
         </a:solidFill>
-        <a:gradFill rotWithShape="1">
+        <a:gradFill>
           <a:gsLst>
             <a:gs pos="0">
               <a:schemeClr val="phClr">
                 <a:lumMod val="110000"/>
-                <a:satMod val="105000"/>
                 <a:tint val="67000"/>
               </a:schemeClr>
             </a:gs>
             <a:gs pos="50000">
               <a:schemeClr val="phClr">
                 <a:lumMod val="105000"/>
-                <a:satMod val="103000"/>
                 <a:tint val="73000"/>
               </a:schemeClr>
             </a:gs>
             <a:gs pos="100000">
               <a:schemeClr val="phClr">
                 <a:lumMod val="105000"/>
-                <a:satMod val="109000"/>
                 <a:tint val="81000"/>
               </a:schemeClr>
             </a:gs>
           </a:gsLst>
           <a:lin ang="5400000" scaled="0"/>
+          <a:tileRect l="0" t="0" r="0" b="0"/>
         </a:gradFill>
-        <a:gradFill rotWithShape="1">
+        <a:gradFill>
           <a:gsLst>
             <a:gs pos="0">
               <a:schemeClr val="phClr">
-                <a:satMod val="103000"/>
                 <a:lumMod val="102000"/>
                 <a:tint val="94000"/>
               </a:schemeClr>
             </a:gs>
             <a:gs pos="50000">
               <a:schemeClr val="phClr">
-                <a:satMod val="110000"/>
                 <a:lumMod val="100000"/>
                 <a:shade val="100000"/>
               </a:schemeClr>
@@ -3136,33 +3513,24 @@
             <a:gs pos="100000">
               <a:schemeClr val="phClr">
                 <a:lumMod val="99000"/>
-                <a:satMod val="120000"/>
                 <a:shade val="78000"/>
               </a:schemeClr>
             </a:gs>
           </a:gsLst>
           <a:lin ang="5400000" scaled="0"/>
+          <a:tileRect l="0" t="0" r="0" b="0"/>
         </a:gradFill>
       </a:fillStyleLst>
       <a:lnStyleLst>
         <a:ln w="12700" cap="flat" cmpd="sng" algn="ctr">
-          <a:solidFill>
-            <a:schemeClr val="phClr"/>
-          </a:solidFill>
           <a:prstDash val="solid"/>
           <a:miter lim="800000"/>
         </a:ln>
         <a:ln w="19050" cap="flat" cmpd="sng" algn="ctr">
-          <a:solidFill>
-            <a:schemeClr val="phClr"/>
-          </a:solidFill>
           <a:prstDash val="solid"/>
           <a:miter lim="800000"/>
         </a:ln>
         <a:ln w="25400" cap="flat" cmpd="sng" algn="ctr">
-          <a:solidFill>
-            <a:schemeClr val="phClr"/>
-          </a:solidFill>
           <a:prstDash val="solid"/>
           <a:miter lim="800000"/>
         </a:ln>
@@ -3175,13 +3543,7 @@
           <a:effectLst/>
         </a:effectStyle>
         <a:effectStyle>
-          <a:effectLst>
-            <a:outerShdw blurRad="57150" dist="19050" dir="5400000" algn="ctr" rotWithShape="0">
-              <a:srgbClr val="000000">
-                <a:alpha val="63000"/>
-              </a:srgbClr>
-            </a:outerShdw>
-          </a:effectLst>
+          <a:effectLst/>
         </a:effectStyle>
       </a:effectStyleLst>
       <a:bgFillStyleLst>
@@ -3191,15 +3553,13 @@
         <a:solidFill>
           <a:schemeClr val="phClr">
             <a:tint val="95000"/>
-            <a:satMod val="170000"/>
           </a:schemeClr>
         </a:solidFill>
-        <a:gradFill rotWithShape="1">
+        <a:gradFill>
           <a:gsLst>
             <a:gs pos="0">
               <a:schemeClr val="phClr">
                 <a:tint val="93000"/>
-                <a:satMod val="150000"/>
                 <a:shade val="98000"/>
                 <a:lumMod val="102000"/>
               </a:schemeClr>
@@ -3207,7 +3567,6 @@
             <a:gs pos="50000">
               <a:schemeClr val="phClr">
                 <a:tint val="98000"/>
-                <a:satMod val="130000"/>
                 <a:shade val="90000"/>
                 <a:lumMod val="103000"/>
               </a:schemeClr>
@@ -3215,47 +3574,14 @@
             <a:gs pos="100000">
               <a:schemeClr val="phClr">
                 <a:shade val="63000"/>
-                <a:satMod val="120000"/>
               </a:schemeClr>
             </a:gs>
           </a:gsLst>
           <a:lin ang="5400000" scaled="0"/>
+          <a:tileRect l="0" t="0" r="0" b="0"/>
         </a:gradFill>
       </a:bgFillStyleLst>
     </a:fmtScheme>
   </a:themeElements>
-  <a:objectDefaults>
-    <a:lnDef>
-      <a:spPr/>
-      <a:bodyPr/>
-      <a:lstStyle/>
-      <a:style>
-        <a:lnRef idx="2">
-          <a:schemeClr val="accent1"/>
-        </a:lnRef>
-        <a:fillRef idx="0">
-          <a:schemeClr val="accent1"/>
-        </a:fillRef>
-        <a:effectRef idx="1">
-          <a:schemeClr val="accent1"/>
-        </a:effectRef>
-        <a:fontRef idx="minor">
-          <a:schemeClr val="tx1"/>
-        </a:fontRef>
-      </a:style>
-    </a:lnDef>
-  </a:objectDefaults>
-  <a:extraClrSchemeLst/>
-  <a:extLst>
-    <a:ext uri="{05A4C25C-085E-4340-85A3-A5531E510DB2}">
-      <thm15:themeFamily xmlns:thm15="http://schemas.microsoft.com/office/thememl/2012/main" name="Office Theme" id="{2E142A2C-CD16-42D6-873A-C26D2A0506FA}" vid="{1BDDFF52-6CD6-40A5-AB3C-68EB2F1E4D0A}"/>
-    </a:ext>
-  </a:extLst>
 </a:theme>
-</file>
-
-<file path=docMetadata/LabelInfo.xml><?xml version="1.0" encoding="utf-8"?>
-<clbl:labelList xmlns:clbl="http://schemas.microsoft.com/office/2020/mipLabelMetadata">
-  <clbl:label id="{ddaa77bc-0157-46a4-82a6-8fc765694bc9}" enabled="1" method="Standard" siteId="{d1323671-cdbe-4417-b4d4-bdb24b51316b}" contentBits="0" removed="0"/>
-</clbl:labelList>
 </file>
--- a/Master-Document.docx
+++ b/Master-Document.docx
@@ -50,22 +50,22 @@
     <w:tbl>
       <w:tblPr>
         <w:tblW w:w="9000" w:type="dxa"/>
-        <w:jc w:val="start"/>
+        <w:jc w:val="left"/>
         <w:tblInd w:w="0" w:type="dxa"/>
         <w:tblLayout w:type="fixed"/>
         <w:tblCellMar>
           <w:top w:w="80" w:type="dxa"/>
-          <w:start w:w="120" w:type="dxa"/>
+          <w:left w:w="120" w:type="dxa"/>
           <w:bottom w:w="80" w:type="dxa"/>
-          <w:end w:w="120" w:type="dxa"/>
+          <w:right w:w="120" w:type="dxa"/>
         </w:tblCellMar>
-        <w:tblLook w:noHBand="0" w:noVBand="0" w:firstColumn="0" w:lastRow="0" w:lastColumn="0" w:firstRow="0" w:val="0000"/>
+        <w:tblLook w:val="0000" w:noHBand="0" w:noVBand="0" w:firstColumn="0" w:lastRow="0" w:lastColumn="0" w:firstRow="0"/>
       </w:tblPr>
       <w:tblGrid>
         <w:gridCol w:w="1800"/>
         <w:gridCol w:w="3600"/>
         <w:gridCol w:w="1600"/>
-        <w:gridCol w:w="2000"/>
+        <w:gridCol w:w="1999"/>
       </w:tblGrid>
       <w:tr>
         <w:trPr/>
@@ -74,9 +74,9 @@
             <w:tcW w:w="1800" w:type="dxa"/>
             <w:tcBorders>
               <w:top w:val="single" w:sz="4" w:space="0" w:color="000000"/>
-              <w:start w:val="single" w:sz="4" w:space="0" w:color="000000"/>
+              <w:left w:val="single" w:sz="4" w:space="0" w:color="000000"/>
               <w:bottom w:val="single" w:sz="4" w:space="0" w:color="000000"/>
-              <w:end w:val="single" w:sz="4" w:space="0" w:color="000000"/>
+              <w:right w:val="single" w:sz="4" w:space="0" w:color="000000"/>
             </w:tcBorders>
             <w:shd w:color="auto" w:fill="F3F6FC" w:val="clear"/>
             <w:vAlign w:val="center"/>
@@ -101,9 +101,9 @@
             <w:tcW w:w="3600" w:type="dxa"/>
             <w:tcBorders>
               <w:top w:val="single" w:sz="4" w:space="0" w:color="000000"/>
-              <w:start w:val="single" w:sz="4" w:space="0" w:color="000000"/>
+              <w:left w:val="single" w:sz="4" w:space="0" w:color="000000"/>
               <w:bottom w:val="single" w:sz="4" w:space="0" w:color="000000"/>
-              <w:end w:val="single" w:sz="4" w:space="0" w:color="000000"/>
+              <w:right w:val="single" w:sz="4" w:space="0" w:color="000000"/>
             </w:tcBorders>
             <w:shd w:color="auto" w:fill="A6E3A1" w:val="clear"/>
             <w:vAlign w:val="center"/>
@@ -126,9 +126,9 @@
             <w:tcW w:w="1600" w:type="dxa"/>
             <w:tcBorders>
               <w:top w:val="single" w:sz="4" w:space="0" w:color="000000"/>
-              <w:start w:val="single" w:sz="4" w:space="0" w:color="000000"/>
+              <w:left w:val="single" w:sz="4" w:space="0" w:color="000000"/>
               <w:bottom w:val="single" w:sz="4" w:space="0" w:color="000000"/>
-              <w:end w:val="single" w:sz="4" w:space="0" w:color="000000"/>
+              <w:right w:val="single" w:sz="4" w:space="0" w:color="000000"/>
             </w:tcBorders>
             <w:shd w:color="auto" w:fill="F3F6FC" w:val="clear"/>
             <w:vAlign w:val="center"/>
@@ -150,12 +150,12 @@
         </w:tc>
         <w:tc>
           <w:tcPr>
-            <w:tcW w:w="2000" w:type="dxa"/>
+            <w:tcW w:w="1999" w:type="dxa"/>
             <w:tcBorders>
               <w:top w:val="single" w:sz="4" w:space="0" w:color="000000"/>
-              <w:start w:val="single" w:sz="4" w:space="0" w:color="000000"/>
+              <w:left w:val="single" w:sz="4" w:space="0" w:color="000000"/>
               <w:bottom w:val="single" w:sz="4" w:space="0" w:color="000000"/>
-              <w:end w:val="single" w:sz="4" w:space="0" w:color="000000"/>
+              <w:right w:val="single" w:sz="4" w:space="0" w:color="000000"/>
             </w:tcBorders>
             <w:shd w:color="auto" w:fill="FFFFFF" w:val="clear"/>
             <w:vAlign w:val="center"/>
@@ -249,7 +249,7 @@
         <w:pStyle w:val="Normal"/>
         <w:shd w:val="clear" w:color="auto" w:fill="16204F"/>
         <w:spacing w:before="0" w:after="120"/>
-        <w:ind w:start="100" w:end="100"/>
+        <w:ind w:left="100" w:right="100"/>
         <w:rPr/>
       </w:pPr>
       <w:r>
@@ -292,22 +292,22 @@
     <w:tbl>
       <w:tblPr>
         <w:tblW w:w="9000" w:type="dxa"/>
-        <w:jc w:val="start"/>
+        <w:jc w:val="left"/>
         <w:tblInd w:w="0" w:type="dxa"/>
         <w:tblLayout w:type="fixed"/>
         <w:tblCellMar>
           <w:top w:w="80" w:type="dxa"/>
-          <w:start w:w="120" w:type="dxa"/>
+          <w:left w:w="120" w:type="dxa"/>
           <w:bottom w:w="80" w:type="dxa"/>
-          <w:end w:w="120" w:type="dxa"/>
+          <w:right w:w="120" w:type="dxa"/>
         </w:tblCellMar>
-        <w:tblLook w:noHBand="0" w:noVBand="0" w:firstColumn="0" w:lastRow="0" w:lastColumn="0" w:firstRow="0" w:val="0000"/>
+        <w:tblLook w:val="0000" w:noHBand="0" w:noVBand="0" w:firstColumn="0" w:lastRow="0" w:lastColumn="0" w:firstRow="0"/>
       </w:tblPr>
       <w:tblGrid>
         <w:gridCol w:w="1800"/>
         <w:gridCol w:w="3600"/>
         <w:gridCol w:w="1600"/>
-        <w:gridCol w:w="2000"/>
+        <w:gridCol w:w="1999"/>
       </w:tblGrid>
       <w:tr>
         <w:trPr/>
@@ -316,9 +316,9 @@
             <w:tcW w:w="1800" w:type="dxa"/>
             <w:tcBorders>
               <w:top w:val="single" w:sz="4" w:space="0" w:color="000000"/>
-              <w:start w:val="single" w:sz="4" w:space="0" w:color="000000"/>
+              <w:left w:val="single" w:sz="4" w:space="0" w:color="000000"/>
               <w:bottom w:val="single" w:sz="4" w:space="0" w:color="000000"/>
-              <w:end w:val="single" w:sz="4" w:space="0" w:color="000000"/>
+              <w:right w:val="single" w:sz="4" w:space="0" w:color="000000"/>
             </w:tcBorders>
             <w:shd w:color="auto" w:fill="F3F6FC" w:val="clear"/>
             <w:vAlign w:val="center"/>
@@ -343,9 +343,9 @@
             <w:tcW w:w="3600" w:type="dxa"/>
             <w:tcBorders>
               <w:top w:val="single" w:sz="4" w:space="0" w:color="000000"/>
-              <w:start w:val="single" w:sz="4" w:space="0" w:color="000000"/>
+              <w:left w:val="single" w:sz="4" w:space="0" w:color="000000"/>
               <w:bottom w:val="single" w:sz="4" w:space="0" w:color="000000"/>
-              <w:end w:val="single" w:sz="4" w:space="0" w:color="000000"/>
+              <w:right w:val="single" w:sz="4" w:space="0" w:color="000000"/>
             </w:tcBorders>
             <w:shd w:color="auto" w:fill="F9E2AF" w:val="clear"/>
             <w:vAlign w:val="center"/>
@@ -368,9 +368,9 @@
             <w:tcW w:w="1600" w:type="dxa"/>
             <w:tcBorders>
               <w:top w:val="single" w:sz="4" w:space="0" w:color="000000"/>
-              <w:start w:val="single" w:sz="4" w:space="0" w:color="000000"/>
+              <w:left w:val="single" w:sz="4" w:space="0" w:color="000000"/>
               <w:bottom w:val="single" w:sz="4" w:space="0" w:color="000000"/>
-              <w:end w:val="single" w:sz="4" w:space="0" w:color="000000"/>
+              <w:right w:val="single" w:sz="4" w:space="0" w:color="000000"/>
             </w:tcBorders>
             <w:shd w:color="auto" w:fill="F3F6FC" w:val="clear"/>
             <w:vAlign w:val="center"/>
@@ -392,12 +392,12 @@
         </w:tc>
         <w:tc>
           <w:tcPr>
-            <w:tcW w:w="2000" w:type="dxa"/>
+            <w:tcW w:w="1999" w:type="dxa"/>
             <w:tcBorders>
               <w:top w:val="single" w:sz="4" w:space="0" w:color="000000"/>
-              <w:start w:val="single" w:sz="4" w:space="0" w:color="000000"/>
+              <w:left w:val="single" w:sz="4" w:space="0" w:color="000000"/>
               <w:bottom w:val="single" w:sz="4" w:space="0" w:color="000000"/>
-              <w:end w:val="single" w:sz="4" w:space="0" w:color="000000"/>
+              <w:right w:val="single" w:sz="4" w:space="0" w:color="000000"/>
             </w:tcBorders>
             <w:shd w:color="auto" w:fill="FFFFFF" w:val="clear"/>
             <w:vAlign w:val="center"/>
@@ -508,7 +508,7 @@
           <wp:inline distT="0" distB="0" distL="0" distR="0">
             <wp:extent cx="3503930" cy="2589530"/>
             <wp:effectExtent l="0" t="0" r="0" b="0"/>
-            <wp:docPr id="1" name="Picture 1"/>
+            <wp:docPr id="1" name="Picture 1" descr=""/>
             <wp:cNvGraphicFramePr>
               <a:graphicFrameLocks xmlns:a="http://schemas.openxmlformats.org/drawingml/2006/main" noChangeAspect="1"/>
             </wp:cNvGraphicFramePr>
@@ -516,7 +516,7 @@
               <a:graphicData uri="http://schemas.openxmlformats.org/drawingml/2006/picture">
                 <pic:pic xmlns:pic="http://schemas.openxmlformats.org/drawingml/2006/picture">
                   <pic:nvPicPr>
-                    <pic:cNvPr id="1" name="Picture 1"/>
+                    <pic:cNvPr id="1" name="Picture 1" descr=""/>
                     <pic:cNvPicPr>
                       <a:picLocks noChangeAspect="1" noChangeArrowheads="1"/>
                     </pic:cNvPicPr>
@@ -568,22 +568,22 @@
     <w:tbl>
       <w:tblPr>
         <w:tblW w:w="9000" w:type="dxa"/>
-        <w:jc w:val="start"/>
+        <w:jc w:val="left"/>
         <w:tblInd w:w="0" w:type="dxa"/>
         <w:tblLayout w:type="fixed"/>
         <w:tblCellMar>
           <w:top w:w="80" w:type="dxa"/>
-          <w:start w:w="120" w:type="dxa"/>
+          <w:left w:w="120" w:type="dxa"/>
           <w:bottom w:w="80" w:type="dxa"/>
-          <w:end w:w="120" w:type="dxa"/>
+          <w:right w:w="120" w:type="dxa"/>
         </w:tblCellMar>
-        <w:tblLook w:noHBand="0" w:noVBand="0" w:firstColumn="0" w:lastRow="0" w:lastColumn="0" w:firstRow="0" w:val="0000"/>
+        <w:tblLook w:val="0000" w:noHBand="0" w:noVBand="0" w:firstColumn="0" w:lastRow="0" w:lastColumn="0" w:firstRow="0"/>
       </w:tblPr>
       <w:tblGrid>
         <w:gridCol w:w="1800"/>
         <w:gridCol w:w="3600"/>
         <w:gridCol w:w="1600"/>
-        <w:gridCol w:w="2000"/>
+        <w:gridCol w:w="1999"/>
       </w:tblGrid>
       <w:tr>
         <w:trPr/>
@@ -592,9 +592,9 @@
             <w:tcW w:w="1800" w:type="dxa"/>
             <w:tcBorders>
               <w:top w:val="single" w:sz="4" w:space="0" w:color="000000"/>
-              <w:start w:val="single" w:sz="4" w:space="0" w:color="000000"/>
+              <w:left w:val="single" w:sz="4" w:space="0" w:color="000000"/>
               <w:bottom w:val="single" w:sz="4" w:space="0" w:color="000000"/>
-              <w:end w:val="single" w:sz="4" w:space="0" w:color="000000"/>
+              <w:right w:val="single" w:sz="4" w:space="0" w:color="000000"/>
             </w:tcBorders>
             <w:shd w:color="auto" w:fill="F3F6FC" w:val="clear"/>
             <w:vAlign w:val="center"/>
@@ -619,9 +619,9 @@
             <w:tcW w:w="3600" w:type="dxa"/>
             <w:tcBorders>
               <w:top w:val="single" w:sz="4" w:space="0" w:color="000000"/>
-              <w:start w:val="single" w:sz="4" w:space="0" w:color="000000"/>
+              <w:left w:val="single" w:sz="4" w:space="0" w:color="000000"/>
               <w:bottom w:val="single" w:sz="4" w:space="0" w:color="000000"/>
-              <w:end w:val="single" w:sz="4" w:space="0" w:color="000000"/>
+              <w:right w:val="single" w:sz="4" w:space="0" w:color="000000"/>
             </w:tcBorders>
             <w:shd w:color="auto" w:fill="A6E3A1" w:val="clear"/>
             <w:vAlign w:val="center"/>
@@ -648,9 +648,9 @@
             <w:tcW w:w="1600" w:type="dxa"/>
             <w:tcBorders>
               <w:top w:val="single" w:sz="4" w:space="0" w:color="000000"/>
-              <w:start w:val="single" w:sz="4" w:space="0" w:color="000000"/>
+              <w:left w:val="single" w:sz="4" w:space="0" w:color="000000"/>
               <w:bottom w:val="single" w:sz="4" w:space="0" w:color="000000"/>
-              <w:end w:val="single" w:sz="4" w:space="0" w:color="000000"/>
+              <w:right w:val="single" w:sz="4" w:space="0" w:color="000000"/>
             </w:tcBorders>
             <w:shd w:color="auto" w:fill="F3F6FC" w:val="clear"/>
             <w:vAlign w:val="center"/>
@@ -672,12 +672,12 @@
         </w:tc>
         <w:tc>
           <w:tcPr>
-            <w:tcW w:w="2000" w:type="dxa"/>
+            <w:tcW w:w="1999" w:type="dxa"/>
             <w:tcBorders>
               <w:top w:val="single" w:sz="4" w:space="0" w:color="000000"/>
-              <w:start w:val="single" w:sz="4" w:space="0" w:color="000000"/>
+              <w:left w:val="single" w:sz="4" w:space="0" w:color="000000"/>
               <w:bottom w:val="single" w:sz="4" w:space="0" w:color="000000"/>
-              <w:end w:val="single" w:sz="4" w:space="0" w:color="000000"/>
+              <w:right w:val="single" w:sz="4" w:space="0" w:color="000000"/>
             </w:tcBorders>
             <w:shd w:color="auto" w:fill="FFFFFF" w:val="clear"/>
             <w:vAlign w:val="center"/>
@@ -771,7 +771,7 @@
         <w:pStyle w:val="Normal"/>
         <w:shd w:val="clear" w:color="auto" w:fill="16204F"/>
         <w:spacing w:before="0" w:after="120"/>
-        <w:ind w:start="100" w:end="100"/>
+        <w:ind w:left="100" w:right="100"/>
         <w:rPr/>
       </w:pPr>
       <w:r>
@@ -814,22 +814,22 @@
     <w:tbl>
       <w:tblPr>
         <w:tblW w:w="9000" w:type="dxa"/>
-        <w:jc w:val="start"/>
+        <w:jc w:val="left"/>
         <w:tblInd w:w="0" w:type="dxa"/>
         <w:tblLayout w:type="fixed"/>
         <w:tblCellMar>
           <w:top w:w="80" w:type="dxa"/>
-          <w:start w:w="120" w:type="dxa"/>
+          <w:left w:w="120" w:type="dxa"/>
           <w:bottom w:w="80" w:type="dxa"/>
-          <w:end w:w="120" w:type="dxa"/>
+          <w:right w:w="120" w:type="dxa"/>
         </w:tblCellMar>
-        <w:tblLook w:noHBand="0" w:noVBand="0" w:firstColumn="0" w:lastRow="0" w:lastColumn="0" w:firstRow="0" w:val="0000"/>
+        <w:tblLook w:val="0000" w:noHBand="0" w:noVBand="0" w:firstColumn="0" w:lastRow="0" w:lastColumn="0" w:firstRow="0"/>
       </w:tblPr>
       <w:tblGrid>
         <w:gridCol w:w="1800"/>
         <w:gridCol w:w="3600"/>
         <w:gridCol w:w="1600"/>
-        <w:gridCol w:w="2000"/>
+        <w:gridCol w:w="1999"/>
       </w:tblGrid>
       <w:tr>
         <w:trPr/>
@@ -838,9 +838,9 @@
             <w:tcW w:w="1800" w:type="dxa"/>
             <w:tcBorders>
               <w:top w:val="single" w:sz="4" w:space="0" w:color="000000"/>
-              <w:start w:val="single" w:sz="4" w:space="0" w:color="000000"/>
+              <w:left w:val="single" w:sz="4" w:space="0" w:color="000000"/>
               <w:bottom w:val="single" w:sz="4" w:space="0" w:color="000000"/>
-              <w:end w:val="single" w:sz="4" w:space="0" w:color="000000"/>
+              <w:right w:val="single" w:sz="4" w:space="0" w:color="000000"/>
             </w:tcBorders>
             <w:shd w:color="auto" w:fill="F3F6FC" w:val="clear"/>
             <w:vAlign w:val="center"/>
@@ -865,9 +865,9 @@
             <w:tcW w:w="3600" w:type="dxa"/>
             <w:tcBorders>
               <w:top w:val="single" w:sz="4" w:space="0" w:color="000000"/>
-              <w:start w:val="single" w:sz="4" w:space="0" w:color="000000"/>
+              <w:left w:val="single" w:sz="4" w:space="0" w:color="000000"/>
               <w:bottom w:val="single" w:sz="4" w:space="0" w:color="000000"/>
-              <w:end w:val="single" w:sz="4" w:space="0" w:color="000000"/>
+              <w:right w:val="single" w:sz="4" w:space="0" w:color="000000"/>
             </w:tcBorders>
             <w:shd w:color="auto" w:fill="CBA6F7" w:val="clear"/>
             <w:vAlign w:val="center"/>
@@ -881,13 +881,7 @@
               <w:rPr>
                 <w:color w:val="1E2761"/>
               </w:rPr>
-              <w:t xml:space="preserve">Dev 1 — </w:t>
-            </w:r>
-            <w:r>
-              <w:rPr>
-                <w:color w:val="1E2761"/>
-              </w:rPr>
-              <w:t>Aditya Lonkar</w:t>
+              <w:t>Dev 1 — Aditya Lonkar</w:t>
             </w:r>
           </w:p>
         </w:tc>
@@ -896,9 +890,9 @@
             <w:tcW w:w="1600" w:type="dxa"/>
             <w:tcBorders>
               <w:top w:val="single" w:sz="4" w:space="0" w:color="000000"/>
-              <w:start w:val="single" w:sz="4" w:space="0" w:color="000000"/>
+              <w:left w:val="single" w:sz="4" w:space="0" w:color="000000"/>
               <w:bottom w:val="single" w:sz="4" w:space="0" w:color="000000"/>
-              <w:end w:val="single" w:sz="4" w:space="0" w:color="000000"/>
+              <w:right w:val="single" w:sz="4" w:space="0" w:color="000000"/>
             </w:tcBorders>
             <w:shd w:color="auto" w:fill="F3F6FC" w:val="clear"/>
             <w:vAlign w:val="center"/>
@@ -920,12 +914,12 @@
         </w:tc>
         <w:tc>
           <w:tcPr>
-            <w:tcW w:w="2000" w:type="dxa"/>
+            <w:tcW w:w="1999" w:type="dxa"/>
             <w:tcBorders>
               <w:top w:val="single" w:sz="4" w:space="0" w:color="000000"/>
-              <w:start w:val="single" w:sz="4" w:space="0" w:color="000000"/>
+              <w:left w:val="single" w:sz="4" w:space="0" w:color="000000"/>
               <w:bottom w:val="single" w:sz="4" w:space="0" w:color="000000"/>
-              <w:end w:val="single" w:sz="4" w:space="0" w:color="000000"/>
+              <w:right w:val="single" w:sz="4" w:space="0" w:color="000000"/>
             </w:tcBorders>
             <w:shd w:color="auto" w:fill="FFFFFF" w:val="clear"/>
             <w:vAlign w:val="center"/>
@@ -939,25 +933,7 @@
               <w:rPr>
                 <w:color w:val="1E2761"/>
               </w:rPr>
-              <w:t>Friday</w:t>
-            </w:r>
-            <w:r>
-              <w:rPr>
-                <w:color w:val="1E2761"/>
-              </w:rPr>
-              <w:t xml:space="preserve">, </w:t>
-            </w:r>
-            <w:r>
-              <w:rPr>
-                <w:color w:val="1E2761"/>
-              </w:rPr>
-              <w:t>14</w:t>
-            </w:r>
-            <w:r>
-              <w:rPr>
-                <w:color w:val="1E2761"/>
-              </w:rPr>
-              <w:t xml:space="preserve"> August 2026</w:t>
+              <w:t>Friday, 14 August 2026</w:t>
             </w:r>
           </w:p>
         </w:tc>
@@ -1029,11 +1005,7 @@
       </w:r>
       <w:r>
         <w:rPr/>
-        <w:t xml:space="preserve">Nothing blocking — </w:t>
-      </w:r>
-      <w:r>
-        <w:rPr/>
-        <w:t>Dev 2/PM building team page.</w:t>
+        <w:t>Nothing blocking — Dev 2/PM building team page.</w:t>
       </w:r>
     </w:p>
     <w:p>
@@ -1041,7 +1013,7 @@
         <w:pStyle w:val="Normal"/>
         <w:shd w:val="clear" w:color="auto" w:fill="16204F"/>
         <w:spacing w:before="0" w:after="120"/>
-        <w:ind w:start="100" w:end="100"/>
+        <w:ind w:left="100" w:right="100"/>
         <w:rPr>
           <w:rFonts w:ascii="Consolas" w:hAnsi="Consolas" w:eastAsia="Consolas" w:cs="Consolas"/>
           <w:color w:val="8FD3D6"/>
@@ -1061,7 +1033,7 @@
         <w:pStyle w:val="Normal"/>
         <w:shd w:val="clear" w:color="auto" w:fill="16204F"/>
         <w:spacing w:before="0" w:after="120"/>
-        <w:ind w:start="100" w:end="100"/>
+        <w:ind w:left="100" w:right="100"/>
         <w:rPr>
           <w:rFonts w:ascii="Consolas" w:hAnsi="Consolas" w:eastAsia="Consolas" w:cs="Consolas"/>
           <w:color w:val="8FD3D6"/>
@@ -1088,18 +1060,7 @@
           <w:color w:val="FFFFFF"/>
           <w:u w:val="none"/>
         </w:rPr>
-        <w:t xml:space="preserve"> – </w:t>
-      </w:r>
-      <w:r>
-        <w:rPr>
-          <w:rStyle w:val="Hyperlink"/>
-          <w:rFonts w:eastAsia="Consolas" w:cs="Consolas" w:ascii="Consolas" w:hAnsi="Consolas"/>
-          <w:b w:val="false"/>
-          <w:bCs w:val="false"/>
-          <w:color w:val="FFFFFF"/>
-          <w:u w:val="none"/>
-        </w:rPr>
-        <w:t>redesign incomplete – merged due to PM and repository change.</w:t>
+        <w:t xml:space="preserve"> – redesign incomplete – merged due to PM and repository change.</w:t>
       </w:r>
     </w:p>
     <w:p>
@@ -1107,7 +1068,7 @@
         <w:pStyle w:val="Normal"/>
         <w:shd w:val="clear" w:color="auto" w:fill="16204F"/>
         <w:spacing w:before="0" w:after="120"/>
-        <w:ind w:start="100" w:end="100"/>
+        <w:ind w:left="100" w:right="100"/>
         <w:rPr>
           <w:rFonts w:ascii="Consolas" w:hAnsi="Consolas" w:eastAsia="Consolas" w:cs="Consolas"/>
           <w:color w:val="8FD3D6"/>
@@ -1144,7 +1105,7 @@
         <w:pStyle w:val="Normal"/>
         <w:shd w:val="clear" w:color="auto" w:fill="16204F"/>
         <w:spacing w:before="0" w:after="120"/>
-        <w:ind w:start="100" w:end="100"/>
+        <w:ind w:left="100" w:right="100"/>
         <w:rPr/>
       </w:pPr>
       <w:r>
@@ -1177,13 +1138,13 @@
         <w:pStyle w:val="Normal"/>
         <w:shd w:val="clear" w:color="auto" w:fill="16204F"/>
         <w:spacing w:before="0" w:after="120"/>
-        <w:ind w:start="100" w:end="100"/>
+        <w:ind w:left="100" w:right="100"/>
         <w:rPr/>
       </w:pPr>
       <w:r>
         <w:rPr/>
         <w:drawing>
-          <wp:anchor distT="0" distB="0" distL="0" distR="0" simplePos="0" relativeHeight="10" behindDoc="0" locked="0" layoutInCell="0" allowOverlap="1">
+          <wp:anchor behindDoc="0" distT="0" distB="0" distL="0" distR="0" simplePos="0" locked="0" layoutInCell="0" allowOverlap="1" relativeHeight="10">
             <wp:simplePos x="0" y="0"/>
             <wp:positionH relativeFrom="column">
               <wp:align>center</wp:align>
@@ -1194,7 +1155,7 @@
             <wp:extent cx="5816600" cy="2915285"/>
             <wp:effectExtent l="0" t="0" r="0" b="0"/>
             <wp:wrapSquare wrapText="largest"/>
-            <wp:docPr id="2" name="Image3"/>
+            <wp:docPr id="2" name="Image3" descr=""/>
             <wp:cNvGraphicFramePr>
               <a:graphicFrameLocks xmlns:a="http://schemas.openxmlformats.org/drawingml/2006/main" noChangeAspect="1"/>
             </wp:cNvGraphicFramePr>
@@ -1202,7 +1163,7 @@
               <a:graphicData uri="http://schemas.openxmlformats.org/drawingml/2006/picture">
                 <pic:pic xmlns:pic="http://schemas.openxmlformats.org/drawingml/2006/picture">
                   <pic:nvPicPr>
-                    <pic:cNvPr id="2" name="Image3"/>
+                    <pic:cNvPr id="2" name="Image3" descr=""/>
                     <pic:cNvPicPr>
                       <a:picLocks noChangeAspect="1" noChangeArrowheads="1"/>
                     </pic:cNvPicPr>
@@ -1235,13 +1196,13 @@
         <w:pStyle w:val="Normal"/>
         <w:shd w:val="clear" w:color="auto" w:fill="16204F"/>
         <w:spacing w:before="0" w:after="120"/>
-        <w:ind w:start="100" w:end="100"/>
+        <w:ind w:left="100" w:right="100"/>
         <w:rPr/>
       </w:pPr>
       <w:r>
         <w:rPr/>
         <w:drawing>
-          <wp:anchor distT="0" distB="0" distL="0" distR="0" simplePos="0" relativeHeight="9" behindDoc="0" locked="0" layoutInCell="0" allowOverlap="1">
+          <wp:anchor behindDoc="0" distT="0" distB="0" distL="0" distR="0" simplePos="0" locked="0" layoutInCell="0" allowOverlap="1" relativeHeight="9">
             <wp:simplePos x="0" y="0"/>
             <wp:positionH relativeFrom="column">
               <wp:align>center</wp:align>
@@ -1252,7 +1213,7 @@
             <wp:extent cx="5816600" cy="2915285"/>
             <wp:effectExtent l="0" t="0" r="0" b="0"/>
             <wp:wrapSquare wrapText="largest"/>
-            <wp:docPr id="3" name="Image1"/>
+            <wp:docPr id="3" name="Image1" descr=""/>
             <wp:cNvGraphicFramePr>
               <a:graphicFrameLocks xmlns:a="http://schemas.openxmlformats.org/drawingml/2006/main" noChangeAspect="1"/>
             </wp:cNvGraphicFramePr>
@@ -1260,7 +1221,7 @@
               <a:graphicData uri="http://schemas.openxmlformats.org/drawingml/2006/picture">
                 <pic:pic xmlns:pic="http://schemas.openxmlformats.org/drawingml/2006/picture">
                   <pic:nvPicPr>
-                    <pic:cNvPr id="3" name="Image1"/>
+                    <pic:cNvPr id="3" name="Image1" descr=""/>
                     <pic:cNvPicPr>
                       <a:picLocks noChangeAspect="1" noChangeArrowheads="1"/>
                     </pic:cNvPicPr>
@@ -1312,22 +1273,22 @@
     <w:tbl>
       <w:tblPr>
         <w:tblW w:w="9000" w:type="dxa"/>
-        <w:jc w:val="start"/>
+        <w:jc w:val="left"/>
         <w:tblInd w:w="0" w:type="dxa"/>
         <w:tblLayout w:type="fixed"/>
         <w:tblCellMar>
           <w:top w:w="80" w:type="dxa"/>
-          <w:start w:w="120" w:type="dxa"/>
+          <w:left w:w="120" w:type="dxa"/>
           <w:bottom w:w="80" w:type="dxa"/>
-          <w:end w:w="120" w:type="dxa"/>
+          <w:right w:w="120" w:type="dxa"/>
         </w:tblCellMar>
-        <w:tblLook w:noHBand="0" w:noVBand="0" w:firstColumn="0" w:lastRow="0" w:lastColumn="0" w:firstRow="0" w:val="0000"/>
+        <w:tblLook w:val="0000" w:noHBand="0" w:noVBand="0" w:firstColumn="0" w:lastRow="0" w:lastColumn="0" w:firstRow="0"/>
       </w:tblPr>
       <w:tblGrid>
         <w:gridCol w:w="1800"/>
         <w:gridCol w:w="3600"/>
         <w:gridCol w:w="1600"/>
-        <w:gridCol w:w="2000"/>
+        <w:gridCol w:w="1999"/>
       </w:tblGrid>
       <w:tr>
         <w:trPr/>
@@ -1336,9 +1297,9 @@
             <w:tcW w:w="1800" w:type="dxa"/>
             <w:tcBorders>
               <w:top w:val="single" w:sz="4" w:space="0" w:color="000000"/>
-              <w:start w:val="single" w:sz="4" w:space="0" w:color="000000"/>
+              <w:left w:val="single" w:sz="4" w:space="0" w:color="000000"/>
               <w:bottom w:val="single" w:sz="4" w:space="0" w:color="000000"/>
-              <w:end w:val="single" w:sz="4" w:space="0" w:color="000000"/>
+              <w:right w:val="single" w:sz="4" w:space="0" w:color="000000"/>
             </w:tcBorders>
             <w:shd w:color="auto" w:fill="F3F6FC" w:val="clear"/>
             <w:vAlign w:val="center"/>
@@ -1363,9 +1324,9 @@
             <w:tcW w:w="3600" w:type="dxa"/>
             <w:tcBorders>
               <w:top w:val="single" w:sz="4" w:space="0" w:color="000000"/>
-              <w:start w:val="single" w:sz="4" w:space="0" w:color="000000"/>
+              <w:left w:val="single" w:sz="4" w:space="0" w:color="000000"/>
               <w:bottom w:val="single" w:sz="4" w:space="0" w:color="000000"/>
-              <w:end w:val="single" w:sz="4" w:space="0" w:color="000000"/>
+              <w:right w:val="single" w:sz="4" w:space="0" w:color="000000"/>
             </w:tcBorders>
             <w:shd w:color="auto" w:fill="CBA6F7" w:val="clear"/>
             <w:vAlign w:val="center"/>
@@ -1379,19 +1340,13 @@
               <w:rPr>
                 <w:color w:val="1E2761"/>
               </w:rPr>
-              <w:t xml:space="preserve">Dev </w:t>
+              <w:t xml:space="preserve">Dev 2 — </w:t>
             </w:r>
             <w:r>
               <w:rPr>
                 <w:color w:val="1E2761"/>
               </w:rPr>
-              <w:t>2</w:t>
-            </w:r>
-            <w:r>
-              <w:rPr>
-                <w:color w:val="1E2761"/>
-              </w:rPr>
-              <w:t xml:space="preserve"> — Riley Chen</w:t>
+              <w:t>Grace Bigwood</w:t>
             </w:r>
           </w:p>
         </w:tc>
@@ -1400,9 +1355,9 @@
             <w:tcW w:w="1600" w:type="dxa"/>
             <w:tcBorders>
               <w:top w:val="single" w:sz="4" w:space="0" w:color="000000"/>
-              <w:start w:val="single" w:sz="4" w:space="0" w:color="000000"/>
+              <w:left w:val="single" w:sz="4" w:space="0" w:color="000000"/>
               <w:bottom w:val="single" w:sz="4" w:space="0" w:color="000000"/>
-              <w:end w:val="single" w:sz="4" w:space="0" w:color="000000"/>
+              <w:right w:val="single" w:sz="4" w:space="0" w:color="000000"/>
             </w:tcBorders>
             <w:shd w:color="auto" w:fill="F3F6FC" w:val="clear"/>
             <w:vAlign w:val="center"/>
@@ -1424,12 +1379,12 @@
         </w:tc>
         <w:tc>
           <w:tcPr>
-            <w:tcW w:w="2000" w:type="dxa"/>
+            <w:tcW w:w="1999" w:type="dxa"/>
             <w:tcBorders>
               <w:top w:val="single" w:sz="4" w:space="0" w:color="000000"/>
-              <w:start w:val="single" w:sz="4" w:space="0" w:color="000000"/>
+              <w:left w:val="single" w:sz="4" w:space="0" w:color="000000"/>
               <w:bottom w:val="single" w:sz="4" w:space="0" w:color="000000"/>
-              <w:end w:val="single" w:sz="4" w:space="0" w:color="000000"/>
+              <w:right w:val="single" w:sz="4" w:space="0" w:color="000000"/>
             </w:tcBorders>
             <w:shd w:color="auto" w:fill="FFFFFF" w:val="clear"/>
             <w:vAlign w:val="center"/>
@@ -1443,7 +1398,25 @@
               <w:rPr>
                 <w:color w:val="1E2761"/>
               </w:rPr>
-              <w:t>Wednesday, 5 August 2026</w:t>
+              <w:t>Friday</w:t>
+            </w:r>
+            <w:r>
+              <w:rPr>
+                <w:color w:val="1E2761"/>
+              </w:rPr>
+              <w:t xml:space="preserve">, </w:t>
+            </w:r>
+            <w:r>
+              <w:rPr>
+                <w:color w:val="1E2761"/>
+              </w:rPr>
+              <w:t>14</w:t>
+            </w:r>
+            <w:r>
+              <w:rPr>
+                <w:color w:val="1E2761"/>
+              </w:rPr>
+              <w:t xml:space="preserve"> August 2026</w:t>
             </w:r>
           </w:p>
         </w:tc>
@@ -1523,7 +1496,7 @@
         <w:pStyle w:val="Normal"/>
         <w:shd w:val="clear" w:color="auto" w:fill="16204F"/>
         <w:spacing w:before="0" w:after="120"/>
-        <w:ind w:start="100" w:end="100"/>
+        <w:ind w:left="100" w:right="100"/>
         <w:rPr/>
       </w:pPr>
       <w:r>
@@ -1554,7 +1527,7 @@
           <wp:inline distT="0" distB="0" distL="0" distR="0">
             <wp:extent cx="3503930" cy="2589530"/>
             <wp:effectExtent l="0" t="0" r="0" b="0"/>
-            <wp:docPr id="4" name="Picture 3"/>
+            <wp:docPr id="4" name="Picture 3" descr=""/>
             <wp:cNvGraphicFramePr>
               <a:graphicFrameLocks xmlns:a="http://schemas.openxmlformats.org/drawingml/2006/main" noChangeAspect="1"/>
             </wp:cNvGraphicFramePr>
@@ -1562,7 +1535,7 @@
               <a:graphicData uri="http://schemas.openxmlformats.org/drawingml/2006/picture">
                 <pic:pic xmlns:pic="http://schemas.openxmlformats.org/drawingml/2006/picture">
                   <pic:nvPicPr>
-                    <pic:cNvPr id="4" name="Picture 3"/>
+                    <pic:cNvPr id="4" name="Picture 3" descr=""/>
                     <pic:cNvPicPr>
                       <a:picLocks noChangeAspect="1" noChangeArrowheads="1"/>
                     </pic:cNvPicPr>
@@ -1604,22 +1577,22 @@
     <w:tbl>
       <w:tblPr>
         <w:tblW w:w="9000" w:type="dxa"/>
-        <w:jc w:val="start"/>
+        <w:jc w:val="left"/>
         <w:tblInd w:w="0" w:type="dxa"/>
         <w:tblLayout w:type="fixed"/>
         <w:tblCellMar>
           <w:top w:w="80" w:type="dxa"/>
-          <w:start w:w="120" w:type="dxa"/>
+          <w:left w:w="120" w:type="dxa"/>
           <w:bottom w:w="80" w:type="dxa"/>
-          <w:end w:w="120" w:type="dxa"/>
+          <w:right w:w="120" w:type="dxa"/>
         </w:tblCellMar>
-        <w:tblLook w:noHBand="0" w:noVBand="0" w:firstColumn="0" w:lastRow="0" w:lastColumn="0" w:firstRow="0" w:val="0000"/>
+        <w:tblLook w:val="0000" w:noHBand="0" w:noVBand="0" w:firstColumn="0" w:lastRow="0" w:lastColumn="0" w:firstRow="0"/>
       </w:tblPr>
       <w:tblGrid>
         <w:gridCol w:w="1800"/>
         <w:gridCol w:w="3600"/>
         <w:gridCol w:w="1600"/>
-        <w:gridCol w:w="2000"/>
+        <w:gridCol w:w="1999"/>
       </w:tblGrid>
       <w:tr>
         <w:trPr/>
@@ -1628,9 +1601,9 @@
             <w:tcW w:w="1800" w:type="dxa"/>
             <w:tcBorders>
               <w:top w:val="single" w:sz="4" w:space="0" w:color="000000"/>
-              <w:start w:val="single" w:sz="4" w:space="0" w:color="000000"/>
+              <w:left w:val="single" w:sz="4" w:space="0" w:color="000000"/>
               <w:bottom w:val="single" w:sz="4" w:space="0" w:color="000000"/>
-              <w:end w:val="single" w:sz="4" w:space="0" w:color="000000"/>
+              <w:right w:val="single" w:sz="4" w:space="0" w:color="000000"/>
             </w:tcBorders>
             <w:shd w:color="auto" w:fill="F3F6FC" w:val="clear"/>
             <w:vAlign w:val="center"/>
@@ -1655,9 +1628,9 @@
             <w:tcW w:w="3600" w:type="dxa"/>
             <w:tcBorders>
               <w:top w:val="single" w:sz="4" w:space="0" w:color="000000"/>
-              <w:start w:val="single" w:sz="4" w:space="0" w:color="000000"/>
+              <w:left w:val="single" w:sz="4" w:space="0" w:color="000000"/>
               <w:bottom w:val="single" w:sz="4" w:space="0" w:color="000000"/>
-              <w:end w:val="single" w:sz="4" w:space="0" w:color="000000"/>
+              <w:right w:val="single" w:sz="4" w:space="0" w:color="000000"/>
             </w:tcBorders>
             <w:shd w:color="auto" w:fill="FAB387" w:val="clear"/>
             <w:vAlign w:val="center"/>
@@ -1680,9 +1653,9 @@
             <w:tcW w:w="1600" w:type="dxa"/>
             <w:tcBorders>
               <w:top w:val="single" w:sz="4" w:space="0" w:color="000000"/>
-              <w:start w:val="single" w:sz="4" w:space="0" w:color="000000"/>
+              <w:left w:val="single" w:sz="4" w:space="0" w:color="000000"/>
               <w:bottom w:val="single" w:sz="4" w:space="0" w:color="000000"/>
-              <w:end w:val="single" w:sz="4" w:space="0" w:color="000000"/>
+              <w:right w:val="single" w:sz="4" w:space="0" w:color="000000"/>
             </w:tcBorders>
             <w:shd w:color="auto" w:fill="F3F6FC" w:val="clear"/>
             <w:vAlign w:val="center"/>
@@ -1704,12 +1677,12 @@
         </w:tc>
         <w:tc>
           <w:tcPr>
-            <w:tcW w:w="2000" w:type="dxa"/>
+            <w:tcW w:w="1999" w:type="dxa"/>
             <w:tcBorders>
               <w:top w:val="single" w:sz="4" w:space="0" w:color="000000"/>
-              <w:start w:val="single" w:sz="4" w:space="0" w:color="000000"/>
+              <w:left w:val="single" w:sz="4" w:space="0" w:color="000000"/>
               <w:bottom w:val="single" w:sz="4" w:space="0" w:color="000000"/>
-              <w:end w:val="single" w:sz="4" w:space="0" w:color="000000"/>
+              <w:right w:val="single" w:sz="4" w:space="0" w:color="000000"/>
             </w:tcBorders>
             <w:shd w:color="auto" w:fill="FFFFFF" w:val="clear"/>
             <w:vAlign w:val="center"/>
@@ -1803,7 +1776,7 @@
         <w:pStyle w:val="Normal"/>
         <w:shd w:val="clear" w:color="auto" w:fill="16204F"/>
         <w:spacing w:before="0" w:after="120"/>
-        <w:ind w:start="100" w:end="100"/>
+        <w:ind w:left="100" w:right="100"/>
         <w:rPr/>
       </w:pPr>
       <w:r>
@@ -1827,7 +1800,7 @@
         <w:pStyle w:val="Normal"/>
         <w:shd w:val="clear" w:color="auto" w:fill="16204F"/>
         <w:spacing w:before="0" w:after="120"/>
-        <w:ind w:start="100" w:end="100"/>
+        <w:ind w:left="100" w:right="100"/>
         <w:rPr/>
       </w:pPr>
       <w:r>
@@ -1870,22 +1843,22 @@
     <w:tbl>
       <w:tblPr>
         <w:tblW w:w="9000" w:type="dxa"/>
-        <w:jc w:val="start"/>
+        <w:jc w:val="left"/>
         <w:tblInd w:w="0" w:type="dxa"/>
         <w:tblLayout w:type="fixed"/>
         <w:tblCellMar>
           <w:top w:w="80" w:type="dxa"/>
-          <w:start w:w="120" w:type="dxa"/>
+          <w:left w:w="120" w:type="dxa"/>
           <w:bottom w:w="80" w:type="dxa"/>
-          <w:end w:w="120" w:type="dxa"/>
+          <w:right w:w="120" w:type="dxa"/>
         </w:tblCellMar>
-        <w:tblLook w:noHBand="0" w:noVBand="0" w:firstColumn="0" w:lastRow="0" w:lastColumn="0" w:firstRow="0" w:val="0000"/>
+        <w:tblLook w:val="0000" w:noHBand="0" w:noVBand="0" w:firstColumn="0" w:lastRow="0" w:lastColumn="0" w:firstRow="0"/>
       </w:tblPr>
       <w:tblGrid>
         <w:gridCol w:w="1800"/>
         <w:gridCol w:w="3600"/>
         <w:gridCol w:w="1600"/>
-        <w:gridCol w:w="2000"/>
+        <w:gridCol w:w="1999"/>
       </w:tblGrid>
       <w:tr>
         <w:trPr/>
@@ -1894,9 +1867,9 @@
             <w:tcW w:w="1800" w:type="dxa"/>
             <w:tcBorders>
               <w:top w:val="single" w:sz="4" w:space="0" w:color="000000"/>
-              <w:start w:val="single" w:sz="4" w:space="0" w:color="000000"/>
+              <w:left w:val="single" w:sz="4" w:space="0" w:color="000000"/>
               <w:bottom w:val="single" w:sz="4" w:space="0" w:color="000000"/>
-              <w:end w:val="single" w:sz="4" w:space="0" w:color="000000"/>
+              <w:right w:val="single" w:sz="4" w:space="0" w:color="000000"/>
             </w:tcBorders>
             <w:shd w:color="auto" w:fill="F3F6FC" w:val="clear"/>
             <w:vAlign w:val="center"/>
@@ -1921,9 +1894,9 @@
             <w:tcW w:w="3600" w:type="dxa"/>
             <w:tcBorders>
               <w:top w:val="single" w:sz="4" w:space="0" w:color="000000"/>
-              <w:start w:val="single" w:sz="4" w:space="0" w:color="000000"/>
+              <w:left w:val="single" w:sz="4" w:space="0" w:color="000000"/>
               <w:bottom w:val="single" w:sz="4" w:space="0" w:color="000000"/>
-              <w:end w:val="single" w:sz="4" w:space="0" w:color="000000"/>
+              <w:right w:val="single" w:sz="4" w:space="0" w:color="000000"/>
             </w:tcBorders>
             <w:shd w:color="auto" w:fill="FAB387" w:val="clear"/>
             <w:vAlign w:val="center"/>
@@ -1946,9 +1919,9 @@
             <w:tcW w:w="1600" w:type="dxa"/>
             <w:tcBorders>
               <w:top w:val="single" w:sz="4" w:space="0" w:color="000000"/>
-              <w:start w:val="single" w:sz="4" w:space="0" w:color="000000"/>
+              <w:left w:val="single" w:sz="4" w:space="0" w:color="000000"/>
               <w:bottom w:val="single" w:sz="4" w:space="0" w:color="000000"/>
-              <w:end w:val="single" w:sz="4" w:space="0" w:color="000000"/>
+              <w:right w:val="single" w:sz="4" w:space="0" w:color="000000"/>
             </w:tcBorders>
             <w:shd w:color="auto" w:fill="F3F6FC" w:val="clear"/>
             <w:vAlign w:val="center"/>
@@ -1970,12 +1943,12 @@
         </w:tc>
         <w:tc>
           <w:tcPr>
-            <w:tcW w:w="2000" w:type="dxa"/>
+            <w:tcW w:w="1999" w:type="dxa"/>
             <w:tcBorders>
               <w:top w:val="single" w:sz="4" w:space="0" w:color="000000"/>
-              <w:start w:val="single" w:sz="4" w:space="0" w:color="000000"/>
+              <w:left w:val="single" w:sz="4" w:space="0" w:color="000000"/>
               <w:bottom w:val="single" w:sz="4" w:space="0" w:color="000000"/>
-              <w:end w:val="single" w:sz="4" w:space="0" w:color="000000"/>
+              <w:right w:val="single" w:sz="4" w:space="0" w:color="000000"/>
             </w:tcBorders>
             <w:shd w:color="auto" w:fill="FFFFFF" w:val="clear"/>
             <w:vAlign w:val="center"/>
@@ -2069,7 +2042,7 @@
         <w:pStyle w:val="Normal"/>
         <w:shd w:val="clear" w:color="auto" w:fill="16204F"/>
         <w:spacing w:before="0" w:after="120"/>
-        <w:ind w:start="100" w:end="100"/>
+        <w:ind w:left="100" w:right="100"/>
         <w:rPr/>
       </w:pPr>
       <w:r>
@@ -2091,16 +2064,16 @@
     <w:tbl>
       <w:tblPr>
         <w:tblW w:w="9000" w:type="dxa"/>
-        <w:jc w:val="start"/>
+        <w:jc w:val="left"/>
         <w:tblInd w:w="0" w:type="dxa"/>
         <w:tblLayout w:type="fixed"/>
         <w:tblCellMar>
           <w:top w:w="300" w:type="dxa"/>
-          <w:start w:w="200" w:type="dxa"/>
+          <w:left w:w="200" w:type="dxa"/>
           <w:bottom w:w="300" w:type="dxa"/>
-          <w:end w:w="200" w:type="dxa"/>
+          <w:right w:w="200" w:type="dxa"/>
         </w:tblCellMar>
-        <w:tblLook w:noHBand="0" w:noVBand="0" w:firstColumn="0" w:lastRow="0" w:lastColumn="0" w:firstRow="0" w:val="0000"/>
+        <w:tblLook w:val="0000" w:noHBand="0" w:noVBand="0" w:firstColumn="0" w:lastRow="0" w:lastColumn="0" w:firstRow="0"/>
       </w:tblPr>
       <w:tblGrid>
         <w:gridCol w:w="9000"/>
@@ -2112,9 +2085,9 @@
             <w:tcW w:w="9000" w:type="dxa"/>
             <w:tcBorders>
               <w:top w:val="dashed" w:sz="4" w:space="0" w:color="AAAAAA"/>
-              <w:start w:val="dashed" w:sz="4" w:space="0" w:color="AAAAAA"/>
+              <w:left w:val="dashed" w:sz="4" w:space="0" w:color="AAAAAA"/>
               <w:bottom w:val="dashed" w:sz="4" w:space="0" w:color="AAAAAA"/>
-              <w:end w:val="dashed" w:sz="4" w:space="0" w:color="AAAAAA"/>
+              <w:right w:val="dashed" w:sz="4" w:space="0" w:color="AAAAAA"/>
             </w:tcBorders>
             <w:shd w:color="auto" w:fill="F0F0F0" w:val="clear"/>
           </w:tcPr>
@@ -2160,22 +2133,22 @@
     <w:tbl>
       <w:tblPr>
         <w:tblW w:w="9000" w:type="dxa"/>
-        <w:jc w:val="start"/>
+        <w:jc w:val="left"/>
         <w:tblInd w:w="0" w:type="dxa"/>
         <w:tblLayout w:type="fixed"/>
         <w:tblCellMar>
           <w:top w:w="80" w:type="dxa"/>
-          <w:start w:w="120" w:type="dxa"/>
+          <w:left w:w="120" w:type="dxa"/>
           <w:bottom w:w="80" w:type="dxa"/>
-          <w:end w:w="120" w:type="dxa"/>
+          <w:right w:w="120" w:type="dxa"/>
         </w:tblCellMar>
-        <w:tblLook w:noHBand="0" w:noVBand="0" w:firstColumn="0" w:lastRow="0" w:lastColumn="0" w:firstRow="0" w:val="0000"/>
+        <w:tblLook w:val="0000" w:noHBand="0" w:noVBand="0" w:firstColumn="0" w:lastRow="0" w:lastColumn="0" w:firstRow="0"/>
       </w:tblPr>
       <w:tblGrid>
         <w:gridCol w:w="1800"/>
         <w:gridCol w:w="3600"/>
         <w:gridCol w:w="1600"/>
-        <w:gridCol w:w="2000"/>
+        <w:gridCol w:w="1999"/>
       </w:tblGrid>
       <w:tr>
         <w:trPr/>
@@ -2184,9 +2157,9 @@
             <w:tcW w:w="1800" w:type="dxa"/>
             <w:tcBorders>
               <w:top w:val="single" w:sz="4" w:space="0" w:color="000000"/>
-              <w:start w:val="single" w:sz="4" w:space="0" w:color="000000"/>
+              <w:left w:val="single" w:sz="4" w:space="0" w:color="000000"/>
               <w:bottom w:val="single" w:sz="4" w:space="0" w:color="000000"/>
-              <w:end w:val="single" w:sz="4" w:space="0" w:color="000000"/>
+              <w:right w:val="single" w:sz="4" w:space="0" w:color="000000"/>
             </w:tcBorders>
             <w:shd w:color="auto" w:fill="F3F6FC" w:val="clear"/>
             <w:vAlign w:val="center"/>
@@ -2211,9 +2184,9 @@
             <w:tcW w:w="3600" w:type="dxa"/>
             <w:tcBorders>
               <w:top w:val="single" w:sz="4" w:space="0" w:color="000000"/>
-              <w:start w:val="single" w:sz="4" w:space="0" w:color="000000"/>
+              <w:left w:val="single" w:sz="4" w:space="0" w:color="000000"/>
               <w:bottom w:val="single" w:sz="4" w:space="0" w:color="000000"/>
-              <w:end w:val="single" w:sz="4" w:space="0" w:color="000000"/>
+              <w:right w:val="single" w:sz="4" w:space="0" w:color="000000"/>
             </w:tcBorders>
             <w:shd w:color="auto" w:fill="89B4FA" w:val="clear"/>
             <w:vAlign w:val="center"/>
@@ -2236,9 +2209,9 @@
             <w:tcW w:w="1600" w:type="dxa"/>
             <w:tcBorders>
               <w:top w:val="single" w:sz="4" w:space="0" w:color="000000"/>
-              <w:start w:val="single" w:sz="4" w:space="0" w:color="000000"/>
+              <w:left w:val="single" w:sz="4" w:space="0" w:color="000000"/>
               <w:bottom w:val="single" w:sz="4" w:space="0" w:color="000000"/>
-              <w:end w:val="single" w:sz="4" w:space="0" w:color="000000"/>
+              <w:right w:val="single" w:sz="4" w:space="0" w:color="000000"/>
             </w:tcBorders>
             <w:shd w:color="auto" w:fill="F3F6FC" w:val="clear"/>
             <w:vAlign w:val="center"/>
@@ -2260,12 +2233,12 @@
         </w:tc>
         <w:tc>
           <w:tcPr>
-            <w:tcW w:w="2000" w:type="dxa"/>
+            <w:tcW w:w="1999" w:type="dxa"/>
             <w:tcBorders>
               <w:top w:val="single" w:sz="4" w:space="0" w:color="000000"/>
-              <w:start w:val="single" w:sz="4" w:space="0" w:color="000000"/>
+              <w:left w:val="single" w:sz="4" w:space="0" w:color="000000"/>
               <w:bottom w:val="single" w:sz="4" w:space="0" w:color="000000"/>
-              <w:end w:val="single" w:sz="4" w:space="0" w:color="000000"/>
+              <w:right w:val="single" w:sz="4" w:space="0" w:color="000000"/>
             </w:tcBorders>
             <w:shd w:color="auto" w:fill="FFFFFF" w:val="clear"/>
             <w:vAlign w:val="center"/>
@@ -2359,7 +2332,7 @@
         <w:pStyle w:val="Normal"/>
         <w:shd w:val="clear" w:color="auto" w:fill="16204F"/>
         <w:spacing w:before="0" w:after="120"/>
-        <w:ind w:start="100" w:end="100"/>
+        <w:ind w:left="100" w:right="100"/>
         <w:rPr/>
       </w:pPr>
       <w:r>
@@ -2423,7 +2396,7 @@
   <w:p>
     <w:pPr>
       <w:pStyle w:val="Header"/>
-      <w:jc w:val="end"/>
+      <w:jc w:val="right"/>
       <w:rPr/>
     </w:pPr>
     <w:r>
@@ -2432,7 +2405,7 @@
         <wp:inline distT="0" distB="0" distL="0" distR="0">
           <wp:extent cx="1265555" cy="577850"/>
           <wp:effectExtent l="0" t="0" r="0" b="0"/>
-          <wp:docPr id="5" name="Image2"/>
+          <wp:docPr id="5" name="Image2" descr=""/>
           <wp:cNvGraphicFramePr>
             <a:graphicFrameLocks xmlns:a="http://schemas.openxmlformats.org/drawingml/2006/main" noChangeAspect="1"/>
           </wp:cNvGraphicFramePr>
@@ -2440,7 +2413,7 @@
             <a:graphicData uri="http://schemas.openxmlformats.org/drawingml/2006/picture">
               <pic:pic xmlns:pic="http://schemas.openxmlformats.org/drawingml/2006/picture">
                 <pic:nvPicPr>
-                  <pic:cNvPr id="5" name="Image2"/>
+                  <pic:cNvPr id="5" name="Image2" descr=""/>
                   <pic:cNvPicPr>
                     <a:picLocks noChangeAspect="1" noChangeArrowheads="1"/>
                   </pic:cNvPicPr>
@@ -2476,7 +2449,7 @@
   <w:p>
     <w:pPr>
       <w:pStyle w:val="Header"/>
-      <w:jc w:val="end"/>
+      <w:jc w:val="right"/>
       <w:rPr/>
     </w:pPr>
     <w:r>
@@ -2485,7 +2458,7 @@
         <wp:inline distT="0" distB="0" distL="0" distR="0">
           <wp:extent cx="1265555" cy="577850"/>
           <wp:effectExtent l="0" t="0" r="0" b="0"/>
-          <wp:docPr id="6" name="Image2"/>
+          <wp:docPr id="6" name="Image2" descr=""/>
           <wp:cNvGraphicFramePr>
             <a:graphicFrameLocks xmlns:a="http://schemas.openxmlformats.org/drawingml/2006/main" noChangeAspect="1"/>
           </wp:cNvGraphicFramePr>
@@ -2493,7 +2466,7 @@
             <a:graphicData uri="http://schemas.openxmlformats.org/drawingml/2006/picture">
               <pic:pic xmlns:pic="http://schemas.openxmlformats.org/drawingml/2006/picture">
                 <pic:nvPicPr>
-                  <pic:cNvPr id="6" name="Image2"/>
+                  <pic:cNvPr id="6" name="Image2" descr=""/>
                   <pic:cNvPicPr>
                     <a:picLocks noChangeAspect="1" noChangeArrowheads="1"/>
                   </pic:cNvPicPr>
@@ -2924,9 +2897,10 @@
     <w:qFormat/>
     <w:pPr>
       <w:widowControl/>
+      <w:suppressAutoHyphens w:val="true"/>
       <w:bidi w:val="0"/>
       <w:spacing w:before="0" w:after="0"/>
-      <w:jc w:val="start"/>
+      <w:jc w:val="left"/>
     </w:pPr>
     <w:rPr>
       <w:rFonts w:ascii="Calibri" w:hAnsi="Calibri" w:eastAsia="Calibri" w:cs="Calibri"/>
@@ -2943,9 +2917,10 @@
     <w:qFormat/>
     <w:pPr>
       <w:widowControl/>
+      <w:suppressAutoHyphens w:val="true"/>
       <w:bidi w:val="0"/>
       <w:spacing w:before="0" w:after="0"/>
-      <w:jc w:val="start"/>
+      <w:jc w:val="left"/>
       <w:outlineLvl w:val="0"/>
     </w:pPr>
     <w:rPr>
@@ -2967,9 +2942,10 @@
     <w:qFormat/>
     <w:pPr>
       <w:widowControl/>
+      <w:suppressAutoHyphens w:val="true"/>
       <w:bidi w:val="0"/>
       <w:spacing w:before="0" w:after="0"/>
-      <w:jc w:val="start"/>
+      <w:jc w:val="left"/>
       <w:outlineLvl w:val="1"/>
     </w:pPr>
     <w:rPr>
@@ -2989,9 +2965,10 @@
     <w:qFormat/>
     <w:pPr>
       <w:widowControl/>
+      <w:suppressAutoHyphens w:val="true"/>
       <w:bidi w:val="0"/>
       <w:spacing w:before="0" w:after="0"/>
-      <w:jc w:val="start"/>
+      <w:jc w:val="left"/>
       <w:outlineLvl w:val="2"/>
     </w:pPr>
     <w:rPr>
@@ -3011,9 +2988,10 @@
     <w:qFormat/>
     <w:pPr>
       <w:widowControl/>
+      <w:suppressAutoHyphens w:val="true"/>
       <w:bidi w:val="0"/>
       <w:spacing w:before="0" w:after="0"/>
-      <w:jc w:val="start"/>
+      <w:jc w:val="left"/>
       <w:outlineLvl w:val="3"/>
     </w:pPr>
     <w:rPr>
@@ -3035,9 +3013,10 @@
     <w:qFormat/>
     <w:pPr>
       <w:widowControl/>
+      <w:suppressAutoHyphens w:val="true"/>
       <w:bidi w:val="0"/>
       <w:spacing w:before="0" w:after="0"/>
-      <w:jc w:val="start"/>
+      <w:jc w:val="left"/>
       <w:outlineLvl w:val="4"/>
     </w:pPr>
     <w:rPr>
@@ -3057,9 +3036,10 @@
     <w:qFormat/>
     <w:pPr>
       <w:widowControl/>
+      <w:suppressAutoHyphens w:val="true"/>
       <w:bidi w:val="0"/>
       <w:spacing w:before="0" w:after="0"/>
-      <w:jc w:val="start"/>
+      <w:jc w:val="left"/>
       <w:outlineLvl w:val="5"/>
     </w:pPr>
     <w:rPr>
@@ -3088,11 +3068,18 @@
       <w:u w:val="single"/>
     </w:rPr>
   </w:style>
-  <w:style w:type="character" w:styleId="FootnoteCharacters">
-    <w:name w:val="Footnote Characters"/>
+  <w:style w:type="character" w:styleId="FootnoteCharactersuser">
+    <w:name w:val="Footnote Characters (user)"/>
     <w:uiPriority w:val="99"/>
     <w:semiHidden/>
     <w:unhideWhenUsed/>
+    <w:qFormat/>
+    <w:rPr>
+      <w:vertAlign w:val="superscript"/>
+    </w:rPr>
+  </w:style>
+  <w:style w:type="character" w:styleId="FootnoteCharacters">
+    <w:name w:val="Footnote Characters"/>
     <w:qFormat/>
     <w:rPr>
       <w:vertAlign w:val="superscript"/>
@@ -3116,11 +3103,18 @@
       <w:szCs w:val="20"/>
     </w:rPr>
   </w:style>
-  <w:style w:type="character" w:styleId="EndnoteCharacters">
-    <w:name w:val="Endnote Characters"/>
+  <w:style w:type="character" w:styleId="EndnoteCharactersuser">
+    <w:name w:val="Endnote Characters (user)"/>
     <w:uiPriority w:val="99"/>
     <w:semiHidden/>
     <w:unhideWhenUsed/>
+    <w:qFormat/>
+    <w:rPr>
+      <w:vertAlign w:val="superscript"/>
+    </w:rPr>
+  </w:style>
+  <w:style w:type="character" w:styleId="EndnoteCharacters">
+    <w:name w:val="Endnote Characters"/>
     <w:qFormat/>
     <w:rPr>
       <w:vertAlign w:val="superscript"/>
@@ -3239,9 +3233,10 @@
     <w:qFormat/>
     <w:pPr>
       <w:widowControl/>
+      <w:suppressAutoHyphens w:val="true"/>
       <w:bidi w:val="0"/>
       <w:spacing w:before="0" w:after="0"/>
-      <w:jc w:val="start"/>
+      <w:jc w:val="left"/>
     </w:pPr>
     <w:rPr>
       <w:rFonts w:ascii="Cambria" w:hAnsi="Cambria" w:eastAsia="Cambria" w:cs="Cambria"/>
@@ -3259,9 +3254,10 @@
     <w:qFormat/>
     <w:pPr>
       <w:widowControl/>
+      <w:suppressAutoHyphens w:val="true"/>
       <w:bidi w:val="0"/>
       <w:spacing w:before="0" w:after="0"/>
-      <w:jc w:val="start"/>
+      <w:jc w:val="left"/>
     </w:pPr>
     <w:rPr>
       <w:rFonts w:ascii="Calibri" w:hAnsi="Calibri" w:eastAsia="Calibri" w:cs="Calibri"/>
@@ -3279,9 +3275,10 @@
     <w:qFormat/>
     <w:pPr>
       <w:widowControl/>
+      <w:suppressAutoHyphens w:val="true"/>
       <w:bidi w:val="0"/>
       <w:spacing w:before="0" w:after="0"/>
-      <w:jc w:val="start"/>
+      <w:jc w:val="left"/>
     </w:pPr>
     <w:rPr>
       <w:rFonts w:ascii="Calibri" w:hAnsi="Calibri" w:eastAsia="Calibri" w:cs="Calibri"/>
@@ -3300,9 +3297,10 @@
     <w:unhideWhenUsed/>
     <w:pPr>
       <w:widowControl/>
+      <w:suppressAutoHyphens w:val="true"/>
       <w:bidi w:val="0"/>
       <w:spacing w:before="0" w:after="0"/>
-      <w:jc w:val="start"/>
+      <w:jc w:val="left"/>
     </w:pPr>
     <w:rPr>
       <w:rFonts w:ascii="Calibri" w:hAnsi="Calibri" w:eastAsia="Calibri" w:cs="Calibri"/>
@@ -3321,9 +3319,10 @@
     <w:unhideWhenUsed/>
     <w:pPr>
       <w:widowControl/>
+      <w:suppressAutoHyphens w:val="true"/>
       <w:bidi w:val="0"/>
       <w:spacing w:before="0" w:after="0"/>
-      <w:jc w:val="start"/>
+      <w:jc w:val="left"/>
     </w:pPr>
     <w:rPr>
       <w:rFonts w:ascii="Calibri" w:hAnsi="Calibri" w:eastAsia="Calibri" w:cs="Calibri"/>
@@ -3422,37 +3421,37 @@
         <a:srgbClr val="000000"/>
       </a:dk1>
       <a:lt1>
-        <a:srgbClr val="FFFFFF"/>
+        <a:srgbClr val="ffffff"/>
       </a:lt1>
       <a:dk2>
-        <a:srgbClr val="0E2841"/>
+        <a:srgbClr val="0e2841"/>
       </a:dk2>
       <a:lt2>
-        <a:srgbClr val="E8E8E8"/>
+        <a:srgbClr val="e8e8e8"/>
       </a:lt2>
       <a:accent1>
         <a:srgbClr val="156082"/>
       </a:accent1>
       <a:accent2>
-        <a:srgbClr val="E97132"/>
+        <a:srgbClr val="e97132"/>
       </a:accent2>
       <a:accent3>
-        <a:srgbClr val="196B24"/>
+        <a:srgbClr val="196b24"/>
       </a:accent3>
       <a:accent4>
-        <a:srgbClr val="0F9ED5"/>
+        <a:srgbClr val="0f9ed5"/>
       </a:accent4>
       <a:accent5>
-        <a:srgbClr val="A02B93"/>
+        <a:srgbClr val="a02b93"/>
       </a:accent5>
       <a:accent6>
-        <a:srgbClr val="4EA72E"/>
+        <a:srgbClr val="4ea72e"/>
       </a:accent6>
       <a:hlink>
         <a:srgbClr val="467886"/>
       </a:hlink>
       <a:folHlink>
-        <a:srgbClr val="96607D"/>
+        <a:srgbClr val="96607d"/>
       </a:folHlink>
     </a:clrScheme>
     <a:fontScheme name="Office">

--- a/Master-Document.docx
+++ b/Master-Document.docx
@@ -64,8 +64,8 @@
       <w:tblGrid>
         <w:gridCol w:w="1800"/>
         <w:gridCol w:w="3600"/>
-        <w:gridCol w:w="1600"/>
-        <w:gridCol w:w="1999"/>
+        <w:gridCol w:w="1602"/>
+        <w:gridCol w:w="1997"/>
       </w:tblGrid>
       <w:tr>
         <w:trPr/>
@@ -123,7 +123,7 @@
         </w:tc>
         <w:tc>
           <w:tcPr>
-            <w:tcW w:w="1600" w:type="dxa"/>
+            <w:tcW w:w="1602" w:type="dxa"/>
             <w:tcBorders>
               <w:top w:val="single" w:sz="4" w:space="0" w:color="000000"/>
               <w:left w:val="single" w:sz="4" w:space="0" w:color="000000"/>
@@ -150,7 +150,7 @@
         </w:tc>
         <w:tc>
           <w:tcPr>
-            <w:tcW w:w="1999" w:type="dxa"/>
+            <w:tcW w:w="1997" w:type="dxa"/>
             <w:tcBorders>
               <w:top w:val="single" w:sz="4" w:space="0" w:color="000000"/>
               <w:left w:val="single" w:sz="4" w:space="0" w:color="000000"/>
@@ -263,9 +263,11 @@
       <w:r>
         <w:rPr>
           <w:rFonts w:eastAsia="Consolas" w:cs="Consolas" w:ascii="Consolas" w:hAnsi="Consolas"/>
+          <w:b w:val="false"/>
+          <w:bCs w:val="false"/>
           <w:color w:val="8FD3D6"/>
         </w:rPr>
-        <w:t>https://github.com/team-byte-size/team-page/blob/main/docs/requirements.md</w:t>
+        <w:t>https://github.com/Itsme1673/garage-boilerplate-basic/commit/90219f648202b1d849e18626ea1448d77848e788</w:t>
       </w:r>
     </w:p>
     <w:p>
@@ -306,8 +308,8 @@
       <w:tblGrid>
         <w:gridCol w:w="1800"/>
         <w:gridCol w:w="3600"/>
-        <w:gridCol w:w="1600"/>
-        <w:gridCol w:w="1999"/>
+        <w:gridCol w:w="1602"/>
+        <w:gridCol w:w="1997"/>
       </w:tblGrid>
       <w:tr>
         <w:trPr/>
@@ -365,7 +367,7 @@
         </w:tc>
         <w:tc>
           <w:tcPr>
-            <w:tcW w:w="1600" w:type="dxa"/>
+            <w:tcW w:w="1602" w:type="dxa"/>
             <w:tcBorders>
               <w:top w:val="single" w:sz="4" w:space="0" w:color="000000"/>
               <w:left w:val="single" w:sz="4" w:space="0" w:color="000000"/>
@@ -392,7 +394,7 @@
         </w:tc>
         <w:tc>
           <w:tcPr>
-            <w:tcW w:w="1999" w:type="dxa"/>
+            <w:tcW w:w="1997" w:type="dxa"/>
             <w:tcBorders>
               <w:top w:val="single" w:sz="4" w:space="0" w:color="000000"/>
               <w:left w:val="single" w:sz="4" w:space="0" w:color="000000"/>
@@ -499,59 +501,27 @@
     <w:p>
       <w:pPr>
         <w:pStyle w:val="Normal"/>
-        <w:spacing w:before="0" w:after="140"/>
-        <w:rPr/>
-      </w:pPr>
-      <w:r>
-        <w:rPr/>
-        <w:drawing>
-          <wp:inline distT="0" distB="0" distL="0" distR="0">
-            <wp:extent cx="3503930" cy="2589530"/>
-            <wp:effectExtent l="0" t="0" r="0" b="0"/>
-            <wp:docPr id="1" name="Picture 1" descr=""/>
-            <wp:cNvGraphicFramePr>
-              <a:graphicFrameLocks xmlns:a="http://schemas.openxmlformats.org/drawingml/2006/main" noChangeAspect="1"/>
-            </wp:cNvGraphicFramePr>
-            <a:graphic xmlns:a="http://schemas.openxmlformats.org/drawingml/2006/main">
-              <a:graphicData uri="http://schemas.openxmlformats.org/drawingml/2006/picture">
-                <pic:pic xmlns:pic="http://schemas.openxmlformats.org/drawingml/2006/picture">
-                  <pic:nvPicPr>
-                    <pic:cNvPr id="1" name="Picture 1" descr=""/>
-                    <pic:cNvPicPr>
-                      <a:picLocks noChangeAspect="1" noChangeArrowheads="1"/>
-                    </pic:cNvPicPr>
-                  </pic:nvPicPr>
-                  <pic:blipFill>
-                    <a:blip r:embed="rId2"/>
-                    <a:stretch>
-                      <a:fillRect/>
-                    </a:stretch>
-                  </pic:blipFill>
-                  <pic:spPr bwMode="auto">
-                    <a:xfrm>
-                      <a:off x="0" y="0"/>
-                      <a:ext cx="3503930" cy="2589530"/>
-                    </a:xfrm>
-                    <a:prstGeom prst="rect">
-                      <a:avLst/>
-                    </a:prstGeom>
-                    <a:noFill/>
-                  </pic:spPr>
-                </pic:pic>
-              </a:graphicData>
-            </a:graphic>
-          </wp:inline>
-        </w:drawing>
-      </w:r>
-    </w:p>
-    <w:p>
-      <w:pPr>
-        <w:pStyle w:val="Normal"/>
-        <w:spacing w:before="0" w:after="260"/>
-        <w:rPr/>
-      </w:pPr>
-      <w:r>
-        <w:rPr/>
+        <w:shd w:val="clear" w:color="auto" w:fill="16204F"/>
+        <w:spacing w:before="0" w:after="120"/>
+        <w:ind w:left="100" w:right="100"/>
+        <w:rPr/>
+      </w:pPr>
+      <w:r>
+        <w:rPr>
+          <w:b/>
+          <w:bCs/>
+          <w:color w:val="FFFFFF"/>
+        </w:rPr>
+        <w:t xml:space="preserve">Git URL:  </w:t>
+      </w:r>
+      <w:r>
+        <w:rPr>
+          <w:rFonts w:eastAsia="Consolas" w:cs="Consolas" w:ascii="Consolas" w:hAnsi="Consolas"/>
+          <w:b w:val="false"/>
+          <w:bCs w:val="false"/>
+          <w:color w:val="8FD3D6"/>
+        </w:rPr>
+        <w:t>https://github.com/Itsme1673/garage-boilerplate-basic/commit/cb0694153d264e1e856dede2460d8bb473063142</w:t>
       </w:r>
     </w:p>
     <w:p>
@@ -582,8 +552,8 @@
       <w:tblGrid>
         <w:gridCol w:w="1800"/>
         <w:gridCol w:w="3600"/>
-        <w:gridCol w:w="1600"/>
-        <w:gridCol w:w="1999"/>
+        <w:gridCol w:w="1602"/>
+        <w:gridCol w:w="1997"/>
       </w:tblGrid>
       <w:tr>
         <w:trPr/>
@@ -645,7 +615,7 @@
         </w:tc>
         <w:tc>
           <w:tcPr>
-            <w:tcW w:w="1600" w:type="dxa"/>
+            <w:tcW w:w="1602" w:type="dxa"/>
             <w:tcBorders>
               <w:top w:val="single" w:sz="4" w:space="0" w:color="000000"/>
               <w:left w:val="single" w:sz="4" w:space="0" w:color="000000"/>
@@ -672,7 +642,7 @@
         </w:tc>
         <w:tc>
           <w:tcPr>
-            <w:tcW w:w="1999" w:type="dxa"/>
+            <w:tcW w:w="1997" w:type="dxa"/>
             <w:tcBorders>
               <w:top w:val="single" w:sz="4" w:space="0" w:color="000000"/>
               <w:left w:val="single" w:sz="4" w:space="0" w:color="000000"/>
@@ -780,14 +750,16 @@
           <w:bCs/>
           <w:color w:val="FFFFFF"/>
         </w:rPr>
-        <w:t xml:space="preserve">Git URL:  </w:t>
+        <w:t xml:space="preserve">Git URL: </w:t>
       </w:r>
       <w:r>
         <w:rPr>
           <w:rFonts w:eastAsia="Consolas" w:cs="Consolas" w:ascii="Consolas" w:hAnsi="Consolas"/>
+          <w:b w:val="false"/>
+          <w:bCs w:val="false"/>
           <w:color w:val="8FD3D6"/>
         </w:rPr>
-        <w:t>https://github.com/team-byte-size/team-page/blob/main/docs/design-validation.md</w:t>
+        <w:t>https://github.com/Itsme1673/garage-boilerplate-basic/commit/90219f648202b1d849e18626ea1448d77848e788</w:t>
       </w:r>
     </w:p>
     <w:p>
@@ -828,8 +800,8 @@
       <w:tblGrid>
         <w:gridCol w:w="1800"/>
         <w:gridCol w:w="3600"/>
-        <w:gridCol w:w="1600"/>
-        <w:gridCol w:w="1999"/>
+        <w:gridCol w:w="1602"/>
+        <w:gridCol w:w="1997"/>
       </w:tblGrid>
       <w:tr>
         <w:trPr/>
@@ -887,7 +859,7 @@
         </w:tc>
         <w:tc>
           <w:tcPr>
-            <w:tcW w:w="1600" w:type="dxa"/>
+            <w:tcW w:w="1602" w:type="dxa"/>
             <w:tcBorders>
               <w:top w:val="single" w:sz="4" w:space="0" w:color="000000"/>
               <w:left w:val="single" w:sz="4" w:space="0" w:color="000000"/>
@@ -914,7 +886,7 @@
         </w:tc>
         <w:tc>
           <w:tcPr>
-            <w:tcW w:w="1999" w:type="dxa"/>
+            <w:tcW w:w="1997" w:type="dxa"/>
             <w:tcBorders>
               <w:top w:val="single" w:sz="4" w:space="0" w:color="000000"/>
               <w:left w:val="single" w:sz="4" w:space="0" w:color="000000"/>
@@ -1040,7 +1012,7 @@
           <w:u w:val="none"/>
         </w:rPr>
       </w:pPr>
-      <w:hyperlink r:id="rId3">
+      <w:hyperlink r:id="rId2">
         <w:r>
           <w:rPr>
             <w:rStyle w:val="Hyperlink"/>
@@ -1075,7 +1047,7 @@
           <w:u w:val="none"/>
         </w:rPr>
       </w:pPr>
-      <w:hyperlink r:id="rId4">
+      <w:hyperlink r:id="rId3">
         <w:r>
           <w:rPr>
             <w:rStyle w:val="Hyperlink"/>
@@ -1144,7 +1116,7 @@
       <w:r>
         <w:rPr/>
         <w:drawing>
-          <wp:anchor behindDoc="0" distT="0" distB="0" distL="0" distR="0" simplePos="0" locked="0" layoutInCell="0" allowOverlap="1" relativeHeight="10">
+          <wp:anchor behindDoc="0" distT="0" distB="0" distL="0" distR="0" simplePos="0" locked="0" layoutInCell="0" allowOverlap="1" relativeHeight="8">
             <wp:simplePos x="0" y="0"/>
             <wp:positionH relativeFrom="column">
               <wp:align>center</wp:align>
@@ -1155,7 +1127,7 @@
             <wp:extent cx="5816600" cy="2915285"/>
             <wp:effectExtent l="0" t="0" r="0" b="0"/>
             <wp:wrapSquare wrapText="largest"/>
-            <wp:docPr id="2" name="Image3" descr=""/>
+            <wp:docPr id="1" name="Image3" descr=""/>
             <wp:cNvGraphicFramePr>
               <a:graphicFrameLocks xmlns:a="http://schemas.openxmlformats.org/drawingml/2006/main" noChangeAspect="1"/>
             </wp:cNvGraphicFramePr>
@@ -1163,7 +1135,65 @@
               <a:graphicData uri="http://schemas.openxmlformats.org/drawingml/2006/picture">
                 <pic:pic xmlns:pic="http://schemas.openxmlformats.org/drawingml/2006/picture">
                   <pic:nvPicPr>
-                    <pic:cNvPr id="2" name="Image3" descr=""/>
+                    <pic:cNvPr id="1" name="Image3" descr=""/>
+                    <pic:cNvPicPr>
+                      <a:picLocks noChangeAspect="1" noChangeArrowheads="1"/>
+                    </pic:cNvPicPr>
+                  </pic:nvPicPr>
+                  <pic:blipFill>
+                    <a:blip r:embed="rId4"/>
+                    <a:stretch>
+                      <a:fillRect/>
+                    </a:stretch>
+                  </pic:blipFill>
+                  <pic:spPr bwMode="auto">
+                    <a:xfrm>
+                      <a:off x="0" y="0"/>
+                      <a:ext cx="5816600" cy="2915285"/>
+                    </a:xfrm>
+                    <a:prstGeom prst="rect">
+                      <a:avLst/>
+                    </a:prstGeom>
+                    <a:noFill/>
+                  </pic:spPr>
+                </pic:pic>
+              </a:graphicData>
+            </a:graphic>
+          </wp:anchor>
+        </w:drawing>
+      </w:r>
+    </w:p>
+    <w:p>
+      <w:pPr>
+        <w:pStyle w:val="Normal"/>
+        <w:shd w:val="clear" w:color="auto" w:fill="16204F"/>
+        <w:spacing w:before="0" w:after="120"/>
+        <w:ind w:left="100" w:right="100"/>
+        <w:rPr/>
+      </w:pPr>
+      <w:r>
+        <w:rPr/>
+        <w:drawing>
+          <wp:anchor behindDoc="0" distT="0" distB="0" distL="0" distR="0" simplePos="0" locked="0" layoutInCell="0" allowOverlap="1" relativeHeight="7">
+            <wp:simplePos x="0" y="0"/>
+            <wp:positionH relativeFrom="column">
+              <wp:align>center</wp:align>
+            </wp:positionH>
+            <wp:positionV relativeFrom="paragraph">
+              <wp:posOffset>635</wp:posOffset>
+            </wp:positionV>
+            <wp:extent cx="5816600" cy="2915285"/>
+            <wp:effectExtent l="0" t="0" r="0" b="0"/>
+            <wp:wrapSquare wrapText="largest"/>
+            <wp:docPr id="2" name="Image1" descr=""/>
+            <wp:cNvGraphicFramePr>
+              <a:graphicFrameLocks xmlns:a="http://schemas.openxmlformats.org/drawingml/2006/main" noChangeAspect="1"/>
+            </wp:cNvGraphicFramePr>
+            <a:graphic xmlns:a="http://schemas.openxmlformats.org/drawingml/2006/main">
+              <a:graphicData uri="http://schemas.openxmlformats.org/drawingml/2006/picture">
+                <pic:pic xmlns:pic="http://schemas.openxmlformats.org/drawingml/2006/picture">
+                  <pic:nvPicPr>
+                    <pic:cNvPr id="2" name="Image1" descr=""/>
                     <pic:cNvPicPr>
                       <a:picLocks noChangeAspect="1" noChangeArrowheads="1"/>
                     </pic:cNvPicPr>
@@ -1194,64 +1224,6 @@
     <w:p>
       <w:pPr>
         <w:pStyle w:val="Normal"/>
-        <w:shd w:val="clear" w:color="auto" w:fill="16204F"/>
-        <w:spacing w:before="0" w:after="120"/>
-        <w:ind w:left="100" w:right="100"/>
-        <w:rPr/>
-      </w:pPr>
-      <w:r>
-        <w:rPr/>
-        <w:drawing>
-          <wp:anchor behindDoc="0" distT="0" distB="0" distL="0" distR="0" simplePos="0" locked="0" layoutInCell="0" allowOverlap="1" relativeHeight="9">
-            <wp:simplePos x="0" y="0"/>
-            <wp:positionH relativeFrom="column">
-              <wp:align>center</wp:align>
-            </wp:positionH>
-            <wp:positionV relativeFrom="paragraph">
-              <wp:posOffset>635</wp:posOffset>
-            </wp:positionV>
-            <wp:extent cx="5816600" cy="2915285"/>
-            <wp:effectExtent l="0" t="0" r="0" b="0"/>
-            <wp:wrapSquare wrapText="largest"/>
-            <wp:docPr id="3" name="Image1" descr=""/>
-            <wp:cNvGraphicFramePr>
-              <a:graphicFrameLocks xmlns:a="http://schemas.openxmlformats.org/drawingml/2006/main" noChangeAspect="1"/>
-            </wp:cNvGraphicFramePr>
-            <a:graphic xmlns:a="http://schemas.openxmlformats.org/drawingml/2006/main">
-              <a:graphicData uri="http://schemas.openxmlformats.org/drawingml/2006/picture">
-                <pic:pic xmlns:pic="http://schemas.openxmlformats.org/drawingml/2006/picture">
-                  <pic:nvPicPr>
-                    <pic:cNvPr id="3" name="Image1" descr=""/>
-                    <pic:cNvPicPr>
-                      <a:picLocks noChangeAspect="1" noChangeArrowheads="1"/>
-                    </pic:cNvPicPr>
-                  </pic:nvPicPr>
-                  <pic:blipFill>
-                    <a:blip r:embed="rId6"/>
-                    <a:stretch>
-                      <a:fillRect/>
-                    </a:stretch>
-                  </pic:blipFill>
-                  <pic:spPr bwMode="auto">
-                    <a:xfrm>
-                      <a:off x="0" y="0"/>
-                      <a:ext cx="5816600" cy="2915285"/>
-                    </a:xfrm>
-                    <a:prstGeom prst="rect">
-                      <a:avLst/>
-                    </a:prstGeom>
-                    <a:noFill/>
-                  </pic:spPr>
-                </pic:pic>
-              </a:graphicData>
-            </a:graphic>
-          </wp:anchor>
-        </w:drawing>
-      </w:r>
-    </w:p>
-    <w:p>
-      <w:pPr>
-        <w:pStyle w:val="Normal"/>
         <w:spacing w:before="0" w:after="260"/>
         <w:rPr/>
       </w:pPr>
@@ -1287,8 +1259,8 @@
       <w:tblGrid>
         <w:gridCol w:w="1800"/>
         <w:gridCol w:w="3600"/>
-        <w:gridCol w:w="1600"/>
-        <w:gridCol w:w="1999"/>
+        <w:gridCol w:w="1602"/>
+        <w:gridCol w:w="1997"/>
       </w:tblGrid>
       <w:tr>
         <w:trPr/>
@@ -1340,19 +1312,13 @@
               <w:rPr>
                 <w:color w:val="1E2761"/>
               </w:rPr>
-              <w:t xml:space="preserve">Dev 2 — </w:t>
-            </w:r>
-            <w:r>
-              <w:rPr>
-                <w:color w:val="1E2761"/>
-              </w:rPr>
-              <w:t>Grace Bigwood</w:t>
+              <w:t>Dev 2 — Grace Bigwood</w:t>
             </w:r>
           </w:p>
         </w:tc>
         <w:tc>
           <w:tcPr>
-            <w:tcW w:w="1600" w:type="dxa"/>
+            <w:tcW w:w="1602" w:type="dxa"/>
             <w:tcBorders>
               <w:top w:val="single" w:sz="4" w:space="0" w:color="000000"/>
               <w:left w:val="single" w:sz="4" w:space="0" w:color="000000"/>
@@ -1379,7 +1345,7 @@
         </w:tc>
         <w:tc>
           <w:tcPr>
-            <w:tcW w:w="1999" w:type="dxa"/>
+            <w:tcW w:w="1997" w:type="dxa"/>
             <w:tcBorders>
               <w:top w:val="single" w:sz="4" w:space="0" w:color="000000"/>
               <w:left w:val="single" w:sz="4" w:space="0" w:color="000000"/>
@@ -1398,25 +1364,7 @@
               <w:rPr>
                 <w:color w:val="1E2761"/>
               </w:rPr>
-              <w:t>Friday</w:t>
-            </w:r>
-            <w:r>
-              <w:rPr>
-                <w:color w:val="1E2761"/>
-              </w:rPr>
-              <w:t xml:space="preserve">, </w:t>
-            </w:r>
-            <w:r>
-              <w:rPr>
-                <w:color w:val="1E2761"/>
-              </w:rPr>
-              <w:t>14</w:t>
-            </w:r>
-            <w:r>
-              <w:rPr>
-                <w:color w:val="1E2761"/>
-              </w:rPr>
-              <w:t xml:space="preserve"> August 2026</w:t>
+              <w:t>Friday, 14 August 2026</w:t>
             </w:r>
           </w:p>
         </w:tc>
@@ -1510,57 +1458,11 @@
       <w:r>
         <w:rPr>
           <w:rFonts w:eastAsia="Consolas" w:cs="Consolas" w:ascii="Consolas" w:hAnsi="Consolas"/>
+          <w:b w:val="false"/>
+          <w:bCs w:val="false"/>
           <w:color w:val="8FD3D6"/>
         </w:rPr>
-        <w:t>https://github.com/team-byte-size/team-page/commit/7f3b8d1</w:t>
-      </w:r>
-    </w:p>
-    <w:p>
-      <w:pPr>
-        <w:pStyle w:val="Normal"/>
-        <w:spacing w:before="0" w:after="260"/>
-        <w:rPr/>
-      </w:pPr>
-      <w:r>
-        <w:rPr/>
-        <w:drawing>
-          <wp:inline distT="0" distB="0" distL="0" distR="0">
-            <wp:extent cx="3503930" cy="2589530"/>
-            <wp:effectExtent l="0" t="0" r="0" b="0"/>
-            <wp:docPr id="4" name="Picture 3" descr=""/>
-            <wp:cNvGraphicFramePr>
-              <a:graphicFrameLocks xmlns:a="http://schemas.openxmlformats.org/drawingml/2006/main" noChangeAspect="1"/>
-            </wp:cNvGraphicFramePr>
-            <a:graphic xmlns:a="http://schemas.openxmlformats.org/drawingml/2006/main">
-              <a:graphicData uri="http://schemas.openxmlformats.org/drawingml/2006/picture">
-                <pic:pic xmlns:pic="http://schemas.openxmlformats.org/drawingml/2006/picture">
-                  <pic:nvPicPr>
-                    <pic:cNvPr id="4" name="Picture 3" descr=""/>
-                    <pic:cNvPicPr>
-                      <a:picLocks noChangeAspect="1" noChangeArrowheads="1"/>
-                    </pic:cNvPicPr>
-                  </pic:nvPicPr>
-                  <pic:blipFill>
-                    <a:blip r:embed="rId7"/>
-                    <a:stretch>
-                      <a:fillRect/>
-                    </a:stretch>
-                  </pic:blipFill>
-                  <pic:spPr bwMode="auto">
-                    <a:xfrm>
-                      <a:off x="0" y="0"/>
-                      <a:ext cx="3503930" cy="2589530"/>
-                    </a:xfrm>
-                    <a:prstGeom prst="rect">
-                      <a:avLst/>
-                    </a:prstGeom>
-                    <a:noFill/>
-                  </pic:spPr>
-                </pic:pic>
-              </a:graphicData>
-            </a:graphic>
-          </wp:inline>
-        </w:drawing>
+        <w:t>https://github.com/Itsme1673/garage-boilerplate-basic/commit/bdecf037207a9f517dd43151b9cba523d56feda5</w:t>
       </w:r>
     </w:p>
     <w:p>
@@ -1591,8 +1493,8 @@
       <w:tblGrid>
         <w:gridCol w:w="1800"/>
         <w:gridCol w:w="3600"/>
-        <w:gridCol w:w="1600"/>
-        <w:gridCol w:w="1999"/>
+        <w:gridCol w:w="1602"/>
+        <w:gridCol w:w="1997"/>
       </w:tblGrid>
       <w:tr>
         <w:trPr/>
@@ -1644,13 +1546,13 @@
               <w:rPr>
                 <w:color w:val="1E2761"/>
               </w:rPr>
-              <w:t>Dev 2 — Morgan Tran</w:t>
+              <w:t>Dev 2 — Grace Bigwood</w:t>
             </w:r>
           </w:p>
         </w:tc>
         <w:tc>
           <w:tcPr>
-            <w:tcW w:w="1600" w:type="dxa"/>
+            <w:tcW w:w="1602" w:type="dxa"/>
             <w:tcBorders>
               <w:top w:val="single" w:sz="4" w:space="0" w:color="000000"/>
               <w:left w:val="single" w:sz="4" w:space="0" w:color="000000"/>
@@ -1677,7 +1579,7 @@
         </w:tc>
         <w:tc>
           <w:tcPr>
-            <w:tcW w:w="1999" w:type="dxa"/>
+            <w:tcW w:w="1997" w:type="dxa"/>
             <w:tcBorders>
               <w:top w:val="single" w:sz="4" w:space="0" w:color="000000"/>
               <w:left w:val="single" w:sz="4" w:space="0" w:color="000000"/>
@@ -1696,7 +1598,7 @@
               <w:rPr>
                 <w:color w:val="1E2761"/>
               </w:rPr>
-              <w:t>Thursday, 6 August 2026</w:t>
+              <w:t>Saturday, 15 August 2026</w:t>
             </w:r>
           </w:p>
         </w:tc>
@@ -1790,9 +1692,11 @@
       <w:r>
         <w:rPr>
           <w:rFonts w:eastAsia="Consolas" w:cs="Consolas" w:ascii="Consolas" w:hAnsi="Consolas"/>
+          <w:b w:val="false"/>
+          <w:bCs w:val="false"/>
           <w:color w:val="8FD3D6"/>
         </w:rPr>
-        <w:t>https://github.com/team-byte-size/team-page/blob/main/tests/flow.spec.js</w:t>
+        <w:t>https://github.com/Itsme1673/garage-boilerplate-basic/commit/be05add4058566cd6f345484674fe050863cd486#diff-0d62a43bb551d6a5dab38cc6f72a1d680d0b6e951214f707ba7cb2668de29474</w:t>
       </w:r>
     </w:p>
     <w:p>
@@ -1813,10 +1717,11 @@
       </w:r>
       <w:r>
         <w:rPr>
-          <w:rFonts w:eastAsia="Consolas" w:cs="Consolas" w:ascii="Consolas" w:hAnsi="Consolas"/>
-          <w:color w:val="8FD3D6"/>
-        </w:rPr>
-        <w:t>https://github.com/team-byte-size/team-page/blob/main/docs/test-report-flow.md</w:t>
+          <w:b w:val="false"/>
+          <w:bCs w:val="false"/>
+          <w:color w:val="FFFFFF"/>
+        </w:rPr>
+        <w:t>https://github.com/Itsme1673/garage-boilerplate-basic/commit/0f516351e15f31524a33e76b97bf6df99ed49a99</w:t>
       </w:r>
     </w:p>
     <w:p>
@@ -1857,8 +1762,8 @@
       <w:tblGrid>
         <w:gridCol w:w="1800"/>
         <w:gridCol w:w="3600"/>
-        <w:gridCol w:w="1600"/>
-        <w:gridCol w:w="1999"/>
+        <w:gridCol w:w="1602"/>
+        <w:gridCol w:w="1997"/>
       </w:tblGrid>
       <w:tr>
         <w:trPr/>
@@ -1910,13 +1815,13 @@
               <w:rPr>
                 <w:color w:val="1E2761"/>
               </w:rPr>
-              <w:t>Dev 2 — Morgan Tran</w:t>
+              <w:t>Dev 2 — Grace Bigwood</w:t>
             </w:r>
           </w:p>
         </w:tc>
         <w:tc>
           <w:tcPr>
-            <w:tcW w:w="1600" w:type="dxa"/>
+            <w:tcW w:w="1602" w:type="dxa"/>
             <w:tcBorders>
               <w:top w:val="single" w:sz="4" w:space="0" w:color="000000"/>
               <w:left w:val="single" w:sz="4" w:space="0" w:color="000000"/>
@@ -1943,7 +1848,7 @@
         </w:tc>
         <w:tc>
           <w:tcPr>
-            <w:tcW w:w="1999" w:type="dxa"/>
+            <w:tcW w:w="1997" w:type="dxa"/>
             <w:tcBorders>
               <w:top w:val="single" w:sz="4" w:space="0" w:color="000000"/>
               <w:left w:val="single" w:sz="4" w:space="0" w:color="000000"/>
@@ -1962,7 +1867,7 @@
               <w:rPr>
                 <w:color w:val="1E2761"/>
               </w:rPr>
-              <w:t>Thursday, 6 August 2026</w:t>
+              <w:t>Saturday, 15 August 2026</w:t>
             </w:r>
           </w:p>
         </w:tc>
@@ -2053,19 +1958,82 @@
         </w:rPr>
         <w:t xml:space="preserve">Git URL (test script):  </w:t>
       </w:r>
-      <w:r>
-        <w:rPr>
+      <w:hyperlink r:id="rId6">
+        <w:r>
+          <w:rPr>
+            <w:rStyle w:val="Hyperlink"/>
+            <w:rFonts w:eastAsia="Consolas" w:cs="Consolas" w:ascii="Consolas" w:hAnsi="Consolas"/>
+            <w:b w:val="false"/>
+            <w:bCs w:val="false"/>
+            <w:color w:val="8FD3D6"/>
+          </w:rPr>
+          <w:t>https://github.com/Itsme1673/garage-boilerplate-basic/commit/881e56f099055ab860ad</w:t>
+        </w:r>
+        <w:r>
+          <w:drawing>
+            <wp:anchor behindDoc="0" distT="0" distB="0" distL="0" distR="0" simplePos="0" locked="0" layoutInCell="0" allowOverlap="1" relativeHeight="9">
+              <wp:simplePos x="0" y="0"/>
+              <wp:positionH relativeFrom="column">
+                <wp:posOffset>-23495</wp:posOffset>
+              </wp:positionH>
+              <wp:positionV relativeFrom="paragraph">
+                <wp:posOffset>634365</wp:posOffset>
+              </wp:positionV>
+              <wp:extent cx="5461000" cy="3093085"/>
+              <wp:effectExtent l="0" t="0" r="0" b="0"/>
+              <wp:wrapSquare wrapText="largest"/>
+              <wp:docPr id="3" name="Image4" descr=""/>
+              <wp:cNvGraphicFramePr>
+                <a:graphicFrameLocks xmlns:a="http://schemas.openxmlformats.org/drawingml/2006/main" noChangeAspect="1"/>
+              </wp:cNvGraphicFramePr>
+              <a:graphic xmlns:a="http://schemas.openxmlformats.org/drawingml/2006/main">
+                <a:graphicData uri="http://schemas.openxmlformats.org/drawingml/2006/picture">
+                  <pic:pic xmlns:pic="http://schemas.openxmlformats.org/drawingml/2006/picture">
+                    <pic:nvPicPr>
+                      <pic:cNvPr id="3" name="Image4" descr=""/>
+                      <pic:cNvPicPr>
+                        <a:picLocks noChangeAspect="1" noChangeArrowheads="1"/>
+                      </pic:cNvPicPr>
+                    </pic:nvPicPr>
+                    <pic:blipFill>
+                      <a:blip r:embed="rId7"/>
+                      <a:stretch>
+                        <a:fillRect/>
+                      </a:stretch>
+                    </pic:blipFill>
+                    <pic:spPr bwMode="auto">
+                      <a:xfrm>
+                        <a:off x="0" y="0"/>
+                        <a:ext cx="5461000" cy="3093085"/>
+                      </a:xfrm>
+                      <a:prstGeom prst="rect">
+                        <a:avLst/>
+                      </a:prstGeom>
+                      <a:noFill/>
+                    </pic:spPr>
+                  </pic:pic>
+                </a:graphicData>
+              </a:graphic>
+            </wp:anchor>
+          </w:drawing>
+        </w:r>
+      </w:hyperlink>
+      <w:r>
+        <w:rPr>
+          <w:rStyle w:val="Hyperlink"/>
           <w:rFonts w:eastAsia="Consolas" w:cs="Consolas" w:ascii="Consolas" w:hAnsi="Consolas"/>
+          <w:b w:val="false"/>
+          <w:bCs w:val="false"/>
           <w:color w:val="8FD3D6"/>
         </w:rPr>
-        <w:t>https://github.com/team-byte-size/team-page/blob/main/tests/edge.spec.js</w:t>
+        <w:t>39e25fb6382091c5e194</w:t>
       </w:r>
     </w:p>
     <w:tbl>
       <w:tblPr>
-        <w:tblW w:w="9000" w:type="dxa"/>
+        <w:tblW w:w="8791" w:type="dxa"/>
         <w:jc w:val="left"/>
-        <w:tblInd w:w="0" w:type="dxa"/>
+        <w:tblInd w:w="-25" w:type="dxa"/>
         <w:tblLayout w:type="fixed"/>
         <w:tblCellMar>
           <w:top w:w="300" w:type="dxa"/>
@@ -2076,13 +2044,15 @@
         <w:tblLook w:val="0000" w:noHBand="0" w:noVBand="0" w:firstColumn="0" w:lastRow="0" w:lastColumn="0" w:firstRow="0"/>
       </w:tblPr>
       <w:tblGrid>
-        <w:gridCol w:w="9000"/>
+        <w:gridCol w:w="8791"/>
       </w:tblGrid>
       <w:tr>
-        <w:trPr/>
+        <w:trPr>
+          <w:trHeight w:val="2146" w:hRule="atLeast"/>
+        </w:trPr>
         <w:tc>
           <w:tcPr>
-            <w:tcW w:w="9000" w:type="dxa"/>
+            <w:tcW w:w="8791" w:type="dxa"/>
             <w:tcBorders>
               <w:top w:val="dashed" w:sz="4" w:space="0" w:color="AAAAAA"/>
               <w:left w:val="dashed" w:sz="4" w:space="0" w:color="AAAAAA"/>
@@ -2095,30 +2065,347 @@
             <w:pPr>
               <w:pStyle w:val="Normal"/>
               <w:jc w:val="center"/>
-              <w:rPr/>
-            </w:pPr>
-            <w:r>
-              <w:rPr>
+              <w:rPr>
+                <w:i/>
                 <w:i/>
                 <w:iCs/>
                 <w:color w:val="888888"/>
               </w:rPr>
-              <w:t>[ IMAGE PLACEHOLDER — Invalid login error state screenshot — replace with actual screenshot ]</w:t>
+            </w:pPr>
+            <w:r>
+              <w:rPr>
+                <w:i/>
+                <w:iCs/>
+                <w:color w:val="888888"/>
+              </w:rPr>
+            </w:r>
+          </w:p>
+          <w:p>
+            <w:pPr>
+              <w:pStyle w:val="Normal"/>
+              <w:jc w:val="center"/>
+              <w:rPr>
+                <w:i/>
+                <w:i/>
+                <w:iCs/>
+                <w:color w:val="888888"/>
+              </w:rPr>
+            </w:pPr>
+            <w:r>
+              <w:rPr>
+                <w:i/>
+                <w:iCs/>
+                <w:color w:val="888888"/>
+              </w:rPr>
+            </w:r>
+          </w:p>
+          <w:p>
+            <w:pPr>
+              <w:pStyle w:val="Normal"/>
+              <w:jc w:val="center"/>
+              <w:rPr>
+                <w:i/>
+                <w:i/>
+                <w:iCs/>
+                <w:color w:val="888888"/>
+              </w:rPr>
+            </w:pPr>
+            <w:r>
+              <w:rPr>
+                <w:i/>
+                <w:iCs/>
+                <w:color w:val="888888"/>
+              </w:rPr>
+            </w:r>
+          </w:p>
+          <w:p>
+            <w:pPr>
+              <w:pStyle w:val="Normal"/>
+              <w:jc w:val="center"/>
+              <w:rPr>
+                <w:i/>
+                <w:i/>
+                <w:iCs/>
+                <w:color w:val="888888"/>
+              </w:rPr>
+            </w:pPr>
+            <w:r>
+              <w:rPr>
+                <w:i/>
+                <w:iCs/>
+                <w:color w:val="888888"/>
+              </w:rPr>
+            </w:r>
+          </w:p>
+          <w:p>
+            <w:pPr>
+              <w:pStyle w:val="Normal"/>
+              <w:jc w:val="center"/>
+              <w:rPr>
+                <w:i/>
+                <w:i/>
+                <w:iCs/>
+                <w:color w:val="888888"/>
+              </w:rPr>
+            </w:pPr>
+            <w:r>
+              <w:rPr>
+                <w:i/>
+                <w:iCs/>
+                <w:color w:val="888888"/>
+              </w:rPr>
+            </w:r>
+          </w:p>
+          <w:p>
+            <w:pPr>
+              <w:pStyle w:val="Normal"/>
+              <w:jc w:val="center"/>
+              <w:rPr>
+                <w:i/>
+                <w:i/>
+                <w:iCs/>
+                <w:color w:val="888888"/>
+              </w:rPr>
+            </w:pPr>
+            <w:r>
+              <w:rPr>
+                <w:i/>
+                <w:iCs/>
+                <w:color w:val="888888"/>
+              </w:rPr>
+            </w:r>
+          </w:p>
+          <w:p>
+            <w:pPr>
+              <w:pStyle w:val="Normal"/>
+              <w:jc w:val="center"/>
+              <w:rPr>
+                <w:i/>
+                <w:i/>
+                <w:iCs/>
+                <w:color w:val="888888"/>
+              </w:rPr>
+            </w:pPr>
+            <w:r>
+              <w:rPr>
+                <w:i/>
+                <w:iCs/>
+                <w:color w:val="888888"/>
+              </w:rPr>
+            </w:r>
+          </w:p>
+          <w:p>
+            <w:pPr>
+              <w:pStyle w:val="Normal"/>
+              <w:jc w:val="center"/>
+              <w:rPr>
+                <w:i/>
+                <w:i/>
+                <w:iCs/>
+                <w:color w:val="888888"/>
+              </w:rPr>
+            </w:pPr>
+            <w:r>
+              <w:rPr>
+                <w:i/>
+                <w:iCs/>
+                <w:color w:val="888888"/>
+              </w:rPr>
+            </w:r>
+          </w:p>
+          <w:p>
+            <w:pPr>
+              <w:pStyle w:val="Normal"/>
+              <w:jc w:val="center"/>
+              <w:rPr>
+                <w:i/>
+                <w:i/>
+                <w:iCs/>
+                <w:color w:val="888888"/>
+              </w:rPr>
+            </w:pPr>
+            <w:r>
+              <w:rPr>
+                <w:i/>
+                <w:iCs/>
+                <w:color w:val="888888"/>
+              </w:rPr>
+            </w:r>
+          </w:p>
+          <w:p>
+            <w:pPr>
+              <w:pStyle w:val="Normal"/>
+              <w:jc w:val="center"/>
+              <w:rPr>
+                <w:i/>
+                <w:i/>
+                <w:iCs/>
+                <w:color w:val="888888"/>
+              </w:rPr>
+            </w:pPr>
+            <w:r>
+              <w:rPr>
+                <w:i/>
+                <w:iCs/>
+                <w:color w:val="888888"/>
+              </w:rPr>
+            </w:r>
+          </w:p>
+          <w:p>
+            <w:pPr>
+              <w:pStyle w:val="Normal"/>
+              <w:jc w:val="center"/>
+              <w:rPr>
+                <w:i/>
+                <w:i/>
+                <w:iCs/>
+                <w:color w:val="888888"/>
+              </w:rPr>
+            </w:pPr>
+            <w:r>
+              <w:rPr>
+                <w:i/>
+                <w:iCs/>
+                <w:color w:val="888888"/>
+              </w:rPr>
+            </w:r>
+          </w:p>
+          <w:p>
+            <w:pPr>
+              <w:pStyle w:val="Normal"/>
+              <w:jc w:val="center"/>
+              <w:rPr>
+                <w:i/>
+                <w:i/>
+                <w:iCs/>
+                <w:color w:val="888888"/>
+              </w:rPr>
+            </w:pPr>
+            <w:r>
+              <w:rPr>
+                <w:i/>
+                <w:iCs/>
+                <w:color w:val="888888"/>
+              </w:rPr>
+            </w:r>
+          </w:p>
+          <w:p>
+            <w:pPr>
+              <w:pStyle w:val="Normal"/>
+              <w:jc w:val="center"/>
+              <w:rPr>
+                <w:i/>
+                <w:i/>
+                <w:iCs/>
+                <w:color w:val="888888"/>
+              </w:rPr>
+            </w:pPr>
+            <w:r>
+              <w:rPr>
+                <w:i/>
+                <w:iCs/>
+                <w:color w:val="888888"/>
+              </w:rPr>
+            </w:r>
+          </w:p>
+          <w:p>
+            <w:pPr>
+              <w:pStyle w:val="Normal"/>
+              <w:jc w:val="center"/>
+              <w:rPr>
+                <w:i/>
+                <w:i/>
+                <w:iCs/>
+                <w:color w:val="888888"/>
+              </w:rPr>
+            </w:pPr>
+            <w:r>
+              <w:rPr>
+                <w:i/>
+                <w:iCs/>
+                <w:color w:val="888888"/>
+              </w:rPr>
+            </w:r>
+          </w:p>
+          <w:p>
+            <w:pPr>
+              <w:pStyle w:val="Normal"/>
+              <w:jc w:val="center"/>
+              <w:rPr>
+                <w:i/>
+                <w:i/>
+                <w:iCs/>
+                <w:color w:val="888888"/>
+              </w:rPr>
+            </w:pPr>
+            <w:r>
+              <w:rPr>
+                <w:i/>
+                <w:iCs/>
+                <w:color w:val="888888"/>
+              </w:rPr>
+            </w:r>
+          </w:p>
+          <w:p>
+            <w:pPr>
+              <w:pStyle w:val="Normal"/>
+              <w:jc w:val="center"/>
+              <w:rPr>
+                <w:i/>
+                <w:i/>
+                <w:iCs/>
+                <w:color w:val="888888"/>
+              </w:rPr>
+            </w:pPr>
+            <w:r>
+              <w:rPr>
+                <w:i/>
+                <w:iCs/>
+                <w:color w:val="888888"/>
+              </w:rPr>
+            </w:r>
+          </w:p>
+          <w:p>
+            <w:pPr>
+              <w:pStyle w:val="Normal"/>
+              <w:jc w:val="center"/>
+              <w:rPr>
+                <w:i/>
+                <w:i/>
+                <w:iCs/>
+                <w:color w:val="888888"/>
+              </w:rPr>
+            </w:pPr>
+            <w:r>
+              <w:rPr>
+                <w:i/>
+                <w:iCs/>
+                <w:color w:val="888888"/>
+              </w:rPr>
+            </w:r>
+          </w:p>
+          <w:p>
+            <w:pPr>
+              <w:pStyle w:val="Normal"/>
+              <w:jc w:val="center"/>
+              <w:rPr>
+                <w:i/>
+                <w:i/>
+                <w:iCs/>
+                <w:color w:val="888888"/>
+              </w:rPr>
+            </w:pPr>
+            <w:r>
+              <w:rPr>
+                <w:i/>
+                <w:iCs/>
+                <w:color w:val="888888"/>
+              </w:rPr>
             </w:r>
           </w:p>
         </w:tc>
       </w:tr>
     </w:tbl>
-    <w:p>
-      <w:pPr>
-        <w:pStyle w:val="Normal"/>
-        <w:spacing w:before="0" w:after="260"/>
-        <w:rPr/>
-      </w:pPr>
-      <w:r>
-        <w:rPr/>
-      </w:r>
-    </w:p>
     <w:p>
       <w:pPr>
         <w:pStyle w:val="Heading1"/>
@@ -2147,8 +2434,8 @@
       <w:tblGrid>
         <w:gridCol w:w="1800"/>
         <w:gridCol w:w="3600"/>
-        <w:gridCol w:w="1600"/>
-        <w:gridCol w:w="1999"/>
+        <w:gridCol w:w="1602"/>
+        <w:gridCol w:w="1997"/>
       </w:tblGrid>
       <w:tr>
         <w:trPr/>
@@ -2200,13 +2487,19 @@
               <w:rPr>
                 <w:color w:val="1E2761"/>
               </w:rPr>
-              <w:t>PM — Alex Lin</w:t>
+              <w:t xml:space="preserve">PM — </w:t>
+            </w:r>
+            <w:r>
+              <w:rPr>
+                <w:color w:val="1E2761"/>
+              </w:rPr>
+              <w:t>Grace Bigwood</w:t>
             </w:r>
           </w:p>
         </w:tc>
         <w:tc>
           <w:tcPr>
-            <w:tcW w:w="1600" w:type="dxa"/>
+            <w:tcW w:w="1602" w:type="dxa"/>
             <w:tcBorders>
               <w:top w:val="single" w:sz="4" w:space="0" w:color="000000"/>
               <w:left w:val="single" w:sz="4" w:space="0" w:color="000000"/>
@@ -2233,7 +2526,7 @@
         </w:tc>
         <w:tc>
           <w:tcPr>
-            <w:tcW w:w="1999" w:type="dxa"/>
+            <w:tcW w:w="1997" w:type="dxa"/>
             <w:tcBorders>
               <w:top w:val="single" w:sz="4" w:space="0" w:color="000000"/>
               <w:left w:val="single" w:sz="4" w:space="0" w:color="000000"/>
@@ -2252,7 +2545,7 @@
               <w:rPr>
                 <w:color w:val="1E2761"/>
               </w:rPr>
-              <w:t>Friday, 7 August 2026</w:t>
+              <w:t>Saturday, 15 August 2026</w:t>
             </w:r>
           </w:p>
         </w:tc>
@@ -2345,10 +2638,11 @@
       </w:r>
       <w:r>
         <w:rPr>
-          <w:rFonts w:eastAsia="Consolas" w:cs="Consolas" w:ascii="Consolas" w:hAnsi="Consolas"/>
-          <w:color w:val="8FD3D6"/>
-        </w:rPr>
-        <w:t>https://github.com/team-byte-size/team-page/blob/main/docs/signoff.md</w:t>
+          <w:b w:val="false"/>
+          <w:bCs w:val="false"/>
+          <w:color w:val="FFFFFF"/>
+        </w:rPr>
+        <w:t>https://github.com/Itsme1673/garage-boilerplate-basic/commit/3b2f13aad5b5e1bb69ab36a02cb959786eb3dda4</w:t>
       </w:r>
     </w:p>
     <w:p>
@@ -2405,7 +2699,7 @@
         <wp:inline distT="0" distB="0" distL="0" distR="0">
           <wp:extent cx="1265555" cy="577850"/>
           <wp:effectExtent l="0" t="0" r="0" b="0"/>
-          <wp:docPr id="5" name="Image2" descr=""/>
+          <wp:docPr id="4" name="Image2" descr=""/>
           <wp:cNvGraphicFramePr>
             <a:graphicFrameLocks xmlns:a="http://schemas.openxmlformats.org/drawingml/2006/main" noChangeAspect="1"/>
           </wp:cNvGraphicFramePr>
@@ -2413,7 +2707,7 @@
             <a:graphicData uri="http://schemas.openxmlformats.org/drawingml/2006/picture">
               <pic:pic xmlns:pic="http://schemas.openxmlformats.org/drawingml/2006/picture">
                 <pic:nvPicPr>
-                  <pic:cNvPr id="5" name="Image2" descr=""/>
+                  <pic:cNvPr id="4" name="Image2" descr=""/>
                   <pic:cNvPicPr>
                     <a:picLocks noChangeAspect="1" noChangeArrowheads="1"/>
                   </pic:cNvPicPr>
@@ -2458,7 +2752,7 @@
         <wp:inline distT="0" distB="0" distL="0" distR="0">
           <wp:extent cx="1265555" cy="577850"/>
           <wp:effectExtent l="0" t="0" r="0" b="0"/>
-          <wp:docPr id="6" name="Image2" descr=""/>
+          <wp:docPr id="5" name="Image2" descr=""/>
           <wp:cNvGraphicFramePr>
             <a:graphicFrameLocks xmlns:a="http://schemas.openxmlformats.org/drawingml/2006/main" noChangeAspect="1"/>
           </wp:cNvGraphicFramePr>
@@ -2466,7 +2760,7 @@
             <a:graphicData uri="http://schemas.openxmlformats.org/drawingml/2006/picture">
               <pic:pic xmlns:pic="http://schemas.openxmlformats.org/drawingml/2006/picture">
                 <pic:nvPicPr>
-                  <pic:cNvPr id="6" name="Image2" descr=""/>
+                  <pic:cNvPr id="5" name="Image2" descr=""/>
                   <pic:cNvPicPr>
                     <a:picLocks noChangeAspect="1" noChangeArrowheads="1"/>
                   </pic:cNvPicPr>
